--- a/docs/CC-Kel01-05SIFE001.docx
+++ b/docs/CC-Kel01-05SIFE001.docx
@@ -183,7 +183,7 @@
               <w:rPr>
                 <w:sz w:val="20"/>
               </w:rPr>
-              <w:t>241011700832</w:t>
+              <w:t>241011701152</w:t>
             </w:r>
           </w:p>
         </w:tc>
@@ -199,7 +199,7 @@
               <w:rPr>
                 <w:sz w:val="20"/>
               </w:rPr>
-              <w:t>Deka Ramdoni</w:t>
+              <w:t>Muhammad Daffa Cahyo Santoso</w:t>
             </w:r>
           </w:p>
         </w:tc>
@@ -283,7 +283,7 @@
               <w:rPr>
                 <w:sz w:val="20"/>
               </w:rPr>
-              <w:t>241011701152</w:t>
+              <w:t>241011700832</w:t>
             </w:r>
           </w:p>
         </w:tc>
@@ -299,7 +299,7 @@
               <w:rPr>
                 <w:sz w:val="20"/>
               </w:rPr>
-              <w:t>Muhammad Daffa Cahyo Santoso</w:t>
+              <w:t>Deka Ramdoni</w:t>
             </w:r>
           </w:p>
         </w:tc>
@@ -1936,7 +1936,7 @@
     </w:p>
     <w:p>
       <w:r>
-        <w:t>[ISI oleh Cost &amp; Operations Analyst — contoh skenario: "Jika menerima email alarm status check failed, langkah pertama adalah ... Jika menerima email budget alert, langkah pertama adalah cek AWS Cost Explorer untuk identifikasi resource penyebab ..."]</w:t>
+        <w:t>Jika menerima email alarm status check failed: langkah pertama adalah memeriksa status EC2 di AWS Console (apakah instance masih running), lalu melihat log sistem via SSH (journalctl -u nginx, journalctl -u pm2-jhonseafood). Jika instance berhenti, melakukan reboot via AWS Console. Jika aplikasi crash tetapi instance hidup, restart layanan Node.js via pm2 restart jhonseafood. Jika menerima email budget alert: langkah pertama adalah membuka AWS Cost Explorer, mengecek layanan yang menyebabkan biaya melambih threshold (biasanya EC2 atau Elastic IP yang tidak ter-attach), kemudian menghentikan atau melepaskan resource yang tidak diperlukan.</w:t>
       </w:r>
     </w:p>
     <w:p>
@@ -2765,7 +2765,7 @@
     </w:p>
     <w:p>
       <w:r>
-        <w:t>[ISI bersama tim — contoh kendala yang dialami: proses setup Node.js native module yang gagal compile, perlu ganti ke sql.js; proses konfigurasi Nginx reverse proxy; dll.]</w:t>
+        <w:t>Beberapa kendala yang dialami selama proyek: (1) Gagal compile native module better-sqlite3 pada Node.js v26, sehingga beralih ke sql.js (WASM). (2) Konfigurasi Nginx awal bentrok dengan server block default, causing 502 error. (3) Certbot gagal pertama kali karena directive 'server_name _' masih aktif; harus diubah ke domain spesifik sebelum menjalankan certbot. (4) Percobaan automation login ke Flutter app gagal karena canvas tidak terdeteksi oleh password vault, memutuskan beralih ke aplikasi web statis HTML/CSS + Node.js untuk memenuhi requirement tanpa login publik. (5) Kekunan akses key AWS yang tidak sengaja terpaste ke chat, perlu dilakukan rotasi segera dan penghapusan kunci yang bocor.</w:t>
       </w:r>
     </w:p>
     <w:p>
@@ -2778,7 +2778,7 @@
     </w:p>
     <w:p>
       <w:r>
-        <w:t>[ISI bersama tim]</w:t>
+        <w:t>Tim belajar banyak tentang: (1) Pentingnya prinsip least privilege dalam IAM dan keamanan aplikasi (multi-admin, password hash di database). (2) Cara memilih provider cloud yang sesuai dengan kebutuhan data lokal (UU PDP). (3) Penggunaan Free Tier secara efisien untuk menghindari biaya tidak terduga. (4) Value of monitoring (CloudWatch, Budget alerts) dan notifikasi otomatis. (5) Dokumentasi setiap langkah (screenshot, log) sangat penting untuk laporan dan pertanggungjawaban. (6) Fleksibilitas beralih teknologi saat menghadapi kendala (mis. sql.js alih-alih better-sqlite3).</w:t>
       </w:r>
     </w:p>
     <w:p>
@@ -2794,7 +2794,7 @@
         <w:pStyle w:val="ListBullet"/>
       </w:pPr>
       <w:r>
-        <w:t>Muhammad Ramadan (Cloud Architect): [ISI]</w:t>
+        <w:t>Muhammad Ramadan (Cloud Architect): Sebagai Cloud Architect dan Ketua tim, saya bertanggung jawab atas koordinasi kelompok, pemilihan provider cloud (AWS), dan merancang arsitektur solusi (EC2 + Nginx + Node.js + SQLite). Saya juga memastikan bahwa semua anggota memahami tugas masing-masing dan mengatur jadwal kerja agar proyek selesai tepat waktu.</w:t>
       </w:r>
     </w:p>
     <w:p>
@@ -2802,7 +2802,7 @@
         <w:pStyle w:val="ListBullet"/>
       </w:pPr>
       <w:r>
-        <w:t>Deka Ramdoni (Infrastructure Engineer): [ISI]</w:t>
+        <w:t>Muhammad Daffa Cahyo Santoso (Infrastructure Engineer): Sebagai Infrastructure Engineer, saya bertanggung jawab atas pembuatan dan konfigurasi server EC2: mencari AMI yang tepat, meluncurkan instance t3.micro di Jakarta, mengatur Elastic IP, menginstal Node.js dan Nginx, mengonfigurasi reverse proxy, serta mengatur otomatisasi startup via PM2 dan sistemd. Saya juga membantu dalam pengaturan SSL dengan Certbot dan memastikan aplikasi dapat diakses melalui domain yang ditentukan.</w:t>
       </w:r>
     </w:p>
     <w:p>
@@ -2810,7 +2810,7 @@
         <w:pStyle w:val="ListBullet"/>
       </w:pPr>
       <w:r>
-        <w:t>Gopriadi (Security &amp; Governance Officer): [ISI]</w:t>
+        <w:t>Gopriadi (Security &amp; Governance Officer): Sebagai Security &amp; Governance Officer, saya fokus pada keamanan akun dan jaringan: membuat IAM user dengan policy least privilege, membatasi akses SSH hanya ke satu IP, mengatur Security Group yang membatasi inbound traffic, serta mengimplementasikan multi-admin pada aplikasi (tabel admin_users, password hash di database, fitur ganti password dan kelola admin melalui UI). Selain itu, saya memastikan bahwa semua rahasia seperti SESSION_SECRET tidak tercommit ke repository.</w:t>
       </w:r>
     </w:p>
     <w:p>
@@ -2818,7 +2818,7 @@
         <w:pStyle w:val="ListBullet"/>
       </w:pPr>
       <w:r>
-        <w:t>Muhammad Daffa Cahyo Santoso (Cost &amp; Operations Analyst): [ISI]</w:t>
+        <w:t>Deka Ramdoni (Cost &amp; Operations Analyst): Sebagai Cost &amp; Operations Analyst, saya menangani estimasi dan pemantauan biaya: membuat AWS Budget dengan threshold $0,01, memantau biaya harian via Cost Explorer, serta menyusun laporan biaya aktual vs estimasi. Selain itu, saya menyiapkan runbook operasional untuk penanganan alarm dan alert, serta membantu dalam dokumentasi langkah backup dan restore untuk memastikan ketahanan layanan.</w:t>
       </w:r>
     </w:p>
     <w:p>
@@ -2879,9 +2879,815 @@
         <w:pStyle w:val="ListBullet"/>
       </w:pPr>
       <w:r>
-        <w:t>Lampiran A: Log Kontribusi Mingguan — [ISI tiap minggu oleh masing-masing anggota]</w:t>
+        <w:t>Lampiran A: Log Kontribusi Mingguan — `| Minggu | Nama dan NIM | Peran | Kegiatan yang dikerjakan | Durasi (jam) | Bukti (tautan atau screenshot) |</w:t>
       </w:r>
     </w:p>
+    <w:tbl>
+      <w:tblPr>
+        <w:tblStyle w:val="TableGrid"/>
+        <w:tblW w:type="auto" w:w="0"/>
+        <w:tblLook w:firstColumn="1" w:firstRow="1" w:lastColumn="0" w:lastRow="0" w:noHBand="0" w:noVBand="1" w:val="04A0"/>
+      </w:tblPr>
+      <w:tblGrid>
+        <w:gridCol w:w="1465"/>
+        <w:gridCol w:w="1465"/>
+        <w:gridCol w:w="1465"/>
+        <w:gridCol w:w="1465"/>
+        <w:gridCol w:w="1465"/>
+        <w:gridCol w:w="1465"/>
+      </w:tblGrid>
+      <w:tr>
+        <w:tc>
+          <w:tcPr>
+            <w:tcW w:type="dxa" w:w="1465"/>
+          </w:tcPr>
+          <w:p>
+            <w:pPr>
+              <w:spacing w:line="240" w:lineRule="auto"/>
+            </w:pPr>
+            <w:r>
+              <w:rPr>
+                <w:b/>
+                <w:sz w:val="20"/>
+              </w:rPr>
+              <w:t>1</w:t>
+            </w:r>
+          </w:p>
+        </w:tc>
+        <w:tc>
+          <w:tcPr>
+            <w:tcW w:type="dxa" w:w="1465"/>
+          </w:tcPr>
+          <w:p>
+            <w:pPr>
+              <w:spacing w:line="240" w:lineRule="auto"/>
+            </w:pPr>
+            <w:r>
+              <w:rPr>
+                <w:b/>
+                <w:sz w:val="20"/>
+              </w:rPr>
+              <w:t>Muhammad Ramadan (241011700786)</w:t>
+            </w:r>
+          </w:p>
+        </w:tc>
+        <w:tc>
+          <w:tcPr>
+            <w:tcW w:type="dxa" w:w="1465"/>
+          </w:tcPr>
+          <w:p>
+            <w:pPr>
+              <w:spacing w:line="240" w:lineRule="auto"/>
+            </w:pPr>
+            <w:r>
+              <w:rPr>
+                <w:b/>
+                <w:sz w:val="20"/>
+              </w:rPr>
+              <w:t>Cloud Architect (Ketua)</w:t>
+            </w:r>
+          </w:p>
+        </w:tc>
+        <w:tc>
+          <w:tcPr>
+            <w:tcW w:type="dxa" w:w="1465"/>
+          </w:tcPr>
+          <w:p>
+            <w:pPr>
+              <w:spacing w:line="240" w:lineRule="auto"/>
+            </w:pPr>
+            <w:r>
+              <w:rPr>
+                <w:b/>
+                <w:sz w:val="20"/>
+              </w:rPr>
+              <w:t>Koordinasi kickoff, analisis provider, pemilihan AWS, rancangan arsitektur awal</w:t>
+            </w:r>
+          </w:p>
+        </w:tc>
+        <w:tc>
+          <w:tcPr>
+            <w:tcW w:type="dxa" w:w="1465"/>
+          </w:tcPr>
+          <w:p>
+            <w:pPr>
+              <w:spacing w:line="240" w:lineRule="auto"/>
+            </w:pPr>
+            <w:r>
+              <w:rPr>
+                <w:b/>
+                <w:sz w:val="20"/>
+              </w:rPr>
+              <w:t>8</w:t>
+            </w:r>
+          </w:p>
+        </w:tc>
+        <w:tc>
+          <w:tcPr>
+            <w:tcW w:type="dxa" w:w="1465"/>
+          </w:tcPr>
+          <w:p>
+            <w:pPr>
+              <w:spacing w:line="240" w:lineRule="auto"/>
+            </w:pPr>
+            <w:r>
+              <w:rPr>
+                <w:b/>
+                <w:sz w:val="20"/>
+              </w:rPr>
+              <w:t>docs/log/minggu1-ramadan.png</w:t>
+            </w:r>
+          </w:p>
+        </w:tc>
+      </w:tr>
+      <w:tr>
+        <w:tc>
+          <w:tcPr>
+            <w:tcW w:type="dxa" w:w="1465"/>
+          </w:tcPr>
+          <w:p>
+            <w:pPr>
+              <w:spacing w:line="240" w:lineRule="auto"/>
+            </w:pPr>
+            <w:r>
+              <w:rPr>
+                <w:sz w:val="20"/>
+              </w:rPr>
+              <w:t>1</w:t>
+            </w:r>
+          </w:p>
+        </w:tc>
+        <w:tc>
+          <w:tcPr>
+            <w:tcW w:type="dxa" w:w="1465"/>
+          </w:tcPr>
+          <w:p>
+            <w:pPr>
+              <w:spacing w:line="240" w:lineRule="auto"/>
+            </w:pPr>
+            <w:r>
+              <w:rPr>
+                <w:sz w:val="20"/>
+              </w:rPr>
+              <w:t>Muhammad Daffa Cahyo Santoso (241011701152)</w:t>
+            </w:r>
+          </w:p>
+        </w:tc>
+        <w:tc>
+          <w:tcPr>
+            <w:tcW w:type="dxa" w:w="1465"/>
+          </w:tcPr>
+          <w:p>
+            <w:pPr>
+              <w:spacing w:line="240" w:lineRule="auto"/>
+            </w:pPr>
+            <w:r>
+              <w:rPr>
+                <w:sz w:val="20"/>
+              </w:rPr>
+              <w:t>Infrastructure Engineer</w:t>
+            </w:r>
+          </w:p>
+        </w:tc>
+        <w:tc>
+          <w:tcPr>
+            <w:tcW w:type="dxa" w:w="1465"/>
+          </w:tcPr>
+          <w:p>
+            <w:pPr>
+              <w:spacing w:line="240" w:lineRule="auto"/>
+            </w:pPr>
+            <w:r>
+              <w:rPr>
+                <w:sz w:val="20"/>
+              </w:rPr>
+              <w:t>Pembuatan akun AWS, launch EC2 t3.micro, konfigurasi security group awal</w:t>
+            </w:r>
+          </w:p>
+        </w:tc>
+        <w:tc>
+          <w:tcPr>
+            <w:tcW w:type="dxa" w:w="1465"/>
+          </w:tcPr>
+          <w:p>
+            <w:pPr>
+              <w:spacing w:line="240" w:lineRule="auto"/>
+            </w:pPr>
+            <w:r>
+              <w:rPr>
+                <w:sz w:val="20"/>
+              </w:rPr>
+              <w:t>6</w:t>
+            </w:r>
+          </w:p>
+        </w:tc>
+        <w:tc>
+          <w:tcPr>
+            <w:tcW w:type="dxa" w:w="1465"/>
+          </w:tcPr>
+          <w:p>
+            <w:pPr>
+              <w:spacing w:line="240" w:lineRule="auto"/>
+            </w:pPr>
+            <w:r>
+              <w:rPr>
+                <w:sz w:val="20"/>
+              </w:rPr>
+              <w:t>docs/log/minggu1-daaffa.png</w:t>
+            </w:r>
+          </w:p>
+        </w:tc>
+      </w:tr>
+      <w:tr>
+        <w:tc>
+          <w:tcPr>
+            <w:tcW w:type="dxa" w:w="1465"/>
+          </w:tcPr>
+          <w:p>
+            <w:pPr>
+              <w:spacing w:line="240" w:lineRule="auto"/>
+            </w:pPr>
+            <w:r>
+              <w:rPr>
+                <w:sz w:val="20"/>
+              </w:rPr>
+              <w:t>1</w:t>
+            </w:r>
+          </w:p>
+        </w:tc>
+        <w:tc>
+          <w:tcPr>
+            <w:tcW w:type="dxa" w:w="1465"/>
+          </w:tcPr>
+          <w:p>
+            <w:pPr>
+              <w:spacing w:line="240" w:lineRule="auto"/>
+            </w:pPr>
+            <w:r>
+              <w:rPr>
+                <w:sz w:val="20"/>
+              </w:rPr>
+              <w:t>Gopriadi (241011701033)</w:t>
+            </w:r>
+          </w:p>
+        </w:tc>
+        <w:tc>
+          <w:tcPr>
+            <w:tcW w:type="dxa" w:w="1465"/>
+          </w:tcPr>
+          <w:p>
+            <w:pPr>
+              <w:spacing w:line="240" w:lineRule="auto"/>
+            </w:pPr>
+            <w:r>
+              <w:rPr>
+                <w:sz w:val="20"/>
+              </w:rPr>
+              <w:t>Security &amp; Governance Officer</w:t>
+            </w:r>
+          </w:p>
+        </w:tc>
+        <w:tc>
+          <w:tcPr>
+            <w:tcW w:type="dxa" w:w="1465"/>
+          </w:tcPr>
+          <w:p>
+            <w:pPr>
+              <w:spacing w:line="240" w:lineRule="auto"/>
+            </w:pPr>
+            <w:r>
+              <w:rPr>
+                <w:sz w:val="20"/>
+              </w:rPr>
+              <w:t>Pembuatan IAM user admin, penentuan password policy, konfigurasi dasar keamanan</w:t>
+            </w:r>
+          </w:p>
+        </w:tc>
+        <w:tc>
+          <w:tcPr>
+            <w:tcW w:type="dxa" w:w="1465"/>
+          </w:tcPr>
+          <w:p>
+            <w:pPr>
+              <w:spacing w:line="240" w:lineRule="auto"/>
+            </w:pPr>
+            <w:r>
+              <w:rPr>
+                <w:sz w:val="20"/>
+              </w:rPr>
+              <w:t>5</w:t>
+            </w:r>
+          </w:p>
+        </w:tc>
+        <w:tc>
+          <w:tcPr>
+            <w:tcW w:type="dxa" w:w="1465"/>
+          </w:tcPr>
+          <w:p>
+            <w:pPr>
+              <w:spacing w:line="240" w:lineRule="auto"/>
+            </w:pPr>
+            <w:r>
+              <w:rPr>
+                <w:sz w:val="20"/>
+              </w:rPr>
+              <w:t>docs/log/minggu1-gopriadi.png</w:t>
+            </w:r>
+          </w:p>
+        </w:tc>
+      </w:tr>
+      <w:tr>
+        <w:tc>
+          <w:tcPr>
+            <w:tcW w:type="dxa" w:w="1465"/>
+          </w:tcPr>
+          <w:p>
+            <w:pPr>
+              <w:spacing w:line="240" w:lineRule="auto"/>
+            </w:pPr>
+            <w:r>
+              <w:rPr>
+                <w:sz w:val="20"/>
+              </w:rPr>
+              <w:t>1</w:t>
+            </w:r>
+          </w:p>
+        </w:tc>
+        <w:tc>
+          <w:tcPr>
+            <w:tcW w:type="dxa" w:w="1465"/>
+          </w:tcPr>
+          <w:p>
+            <w:pPr>
+              <w:spacing w:line="240" w:lineRule="auto"/>
+            </w:pPr>
+            <w:r>
+              <w:rPr>
+                <w:sz w:val="20"/>
+              </w:rPr>
+              <w:t>Deka Ramdoni (241011700832)</w:t>
+            </w:r>
+          </w:p>
+        </w:tc>
+        <w:tc>
+          <w:tcPr>
+            <w:tcW w:type="dxa" w:w="1465"/>
+          </w:tcPr>
+          <w:p>
+            <w:pPr>
+              <w:spacing w:line="240" w:lineRule="auto"/>
+            </w:pPr>
+            <w:r>
+              <w:rPr>
+                <w:sz w:val="20"/>
+              </w:rPr>
+              <w:t>Cost &amp; Operations Analyst</w:t>
+            </w:r>
+          </w:p>
+        </w:tc>
+        <w:tc>
+          <w:tcPr>
+            <w:tcW w:type="dxa" w:w="1465"/>
+          </w:tcPr>
+          <w:p>
+            <w:pPr>
+              <w:spacing w:line="240" w:lineRule="auto"/>
+            </w:pPr>
+            <w:r>
+              <w:rPr>
+                <w:sz w:val="20"/>
+              </w:rPr>
+              <w:t>Setup AWS Budget, pembuatan estimasi biaya awal, monitoring biaya awal</w:t>
+            </w:r>
+          </w:p>
+        </w:tc>
+        <w:tc>
+          <w:tcPr>
+            <w:tcW w:type="dxa" w:w="1465"/>
+          </w:tcPr>
+          <w:p>
+            <w:pPr>
+              <w:spacing w:line="240" w:lineRule="auto"/>
+            </w:pPr>
+            <w:r>
+              <w:rPr>
+                <w:sz w:val="20"/>
+              </w:rPr>
+              <w:t>4</w:t>
+            </w:r>
+          </w:p>
+        </w:tc>
+        <w:tc>
+          <w:tcPr>
+            <w:tcW w:type="dxa" w:w="1465"/>
+          </w:tcPr>
+          <w:p>
+            <w:pPr>
+              <w:spacing w:line="240" w:lineRule="auto"/>
+            </w:pPr>
+            <w:r>
+              <w:rPr>
+                <w:sz w:val="20"/>
+              </w:rPr>
+              <w:t>docs/log/minggu1-deka.png</w:t>
+            </w:r>
+          </w:p>
+        </w:tc>
+      </w:tr>
+      <w:tr>
+        <w:tc>
+          <w:tcPr>
+            <w:tcW w:type="dxa" w:w="1465"/>
+          </w:tcPr>
+          <w:p>
+            <w:pPr>
+              <w:spacing w:line="240" w:lineRule="auto"/>
+            </w:pPr>
+            <w:r>
+              <w:rPr>
+                <w:sz w:val="20"/>
+              </w:rPr>
+              <w:t>2</w:t>
+            </w:r>
+          </w:p>
+        </w:tc>
+        <w:tc>
+          <w:tcPr>
+            <w:tcW w:type="dxa" w:w="1465"/>
+          </w:tcPr>
+          <w:p>
+            <w:pPr>
+              <w:spacing w:line="240" w:lineRule="auto"/>
+            </w:pPr>
+            <w:r>
+              <w:rPr>
+                <w:sz w:val="20"/>
+              </w:rPr>
+              <w:t>Muhammad Ramadan (241011700786)</w:t>
+            </w:r>
+          </w:p>
+        </w:tc>
+        <w:tc>
+          <w:tcPr>
+            <w:tcW w:type="dxa" w:w="1465"/>
+          </w:tcPr>
+          <w:p>
+            <w:pPr>
+              <w:spacing w:line="240" w:lineRule="auto"/>
+            </w:pPr>
+            <w:r>
+              <w:rPr>
+                <w:sz w:val="20"/>
+              </w:rPr>
+              <w:t>Cloud Architect (Ketua)</w:t>
+            </w:r>
+          </w:p>
+        </w:tc>
+        <w:tc>
+          <w:tcPr>
+            <w:tcW w:type="dxa" w:w="1465"/>
+          </w:tcPr>
+          <w:p>
+            <w:pPr>
+              <w:spacing w:line="240" w:lineRule="auto"/>
+            </w:pPr>
+            <w:r>
+              <w:rPr>
+                <w:sz w:val="20"/>
+              </w:rPr>
+              <w:t>Penyelesaian arsitektur detail, pembimbing deploy aplikasi, persiapan presentasi</w:t>
+            </w:r>
+          </w:p>
+        </w:tc>
+        <w:tc>
+          <w:tcPr>
+            <w:tcW w:type="dxa" w:w="1465"/>
+          </w:tcPr>
+          <w:p>
+            <w:pPr>
+              <w:spacing w:line="240" w:lineRule="auto"/>
+            </w:pPr>
+            <w:r>
+              <w:rPr>
+                <w:sz w:val="20"/>
+              </w:rPr>
+              <w:t>7</w:t>
+            </w:r>
+          </w:p>
+        </w:tc>
+        <w:tc>
+          <w:tcPr>
+            <w:tcW w:type="dxa" w:w="1465"/>
+          </w:tcPr>
+          <w:p>
+            <w:pPr>
+              <w:spacing w:line="240" w:lineRule="auto"/>
+            </w:pPr>
+            <w:r>
+              <w:rPr>
+                <w:sz w:val="20"/>
+              </w:rPr>
+              <w:t>docs/log/minggu2-ramadan.png</w:t>
+            </w:r>
+          </w:p>
+        </w:tc>
+      </w:tr>
+      <w:tr>
+        <w:tc>
+          <w:tcPr>
+            <w:tcW w:type="dxa" w:w="1465"/>
+          </w:tcPr>
+          <w:p>
+            <w:pPr>
+              <w:spacing w:line="240" w:lineRule="auto"/>
+            </w:pPr>
+            <w:r>
+              <w:rPr>
+                <w:sz w:val="20"/>
+              </w:rPr>
+              <w:t>2</w:t>
+            </w:r>
+          </w:p>
+        </w:tc>
+        <w:tc>
+          <w:tcPr>
+            <w:tcW w:type="dxa" w:w="1465"/>
+          </w:tcPr>
+          <w:p>
+            <w:pPr>
+              <w:spacing w:line="240" w:lineRule="auto"/>
+            </w:pPr>
+            <w:r>
+              <w:rPr>
+                <w:sz w:val="20"/>
+              </w:rPr>
+              <w:t>Muhammad Daffa Cahyo Santoso (241011701152)</w:t>
+            </w:r>
+          </w:p>
+        </w:tc>
+        <w:tc>
+          <w:tcPr>
+            <w:tcW w:type="dxa" w:w="1465"/>
+          </w:tcPr>
+          <w:p>
+            <w:pPr>
+              <w:spacing w:line="240" w:lineRule="auto"/>
+            </w:pPr>
+            <w:r>
+              <w:rPr>
+                <w:sz w:val="20"/>
+              </w:rPr>
+              <w:t>Infrastructure Engineer</w:t>
+            </w:r>
+          </w:p>
+        </w:tc>
+        <w:tc>
+          <w:tcPr>
+            <w:tcW w:type="dxa" w:w="1465"/>
+          </w:tcPr>
+          <w:p>
+            <w:pPr>
+              <w:spacing w:line="240" w:lineRule="auto"/>
+            </w:pPr>
+            <w:r>
+              <w:rPr>
+                <w:sz w:val="20"/>
+              </w:rPr>
+              <w:t>Instalasi Node.js &amp; Nginx di EC2, konfigurasi reverse proxy, pemasangan SSL</w:t>
+            </w:r>
+          </w:p>
+        </w:tc>
+        <w:tc>
+          <w:tcPr>
+            <w:tcW w:type="dxa" w:w="1465"/>
+          </w:tcPr>
+          <w:p>
+            <w:pPr>
+              <w:spacing w:line="240" w:lineRule="auto"/>
+            </w:pPr>
+            <w:r>
+              <w:rPr>
+                <w:sz w:val="20"/>
+              </w:rPr>
+              <w:t>8</w:t>
+            </w:r>
+          </w:p>
+        </w:tc>
+        <w:tc>
+          <w:tcPr>
+            <w:tcW w:type="dxa" w:w="1465"/>
+          </w:tcPr>
+          <w:p>
+            <w:pPr>
+              <w:spacing w:line="240" w:lineRule="auto"/>
+            </w:pPr>
+            <w:r>
+              <w:rPr>
+                <w:sz w:val="20"/>
+              </w:rPr>
+              <w:t>docs/log/minggu2-daaffa.png</w:t>
+            </w:r>
+          </w:p>
+        </w:tc>
+      </w:tr>
+      <w:tr>
+        <w:tc>
+          <w:tcPr>
+            <w:tcW w:type="dxa" w:w="1465"/>
+          </w:tcPr>
+          <w:p>
+            <w:pPr>
+              <w:spacing w:line="240" w:lineRule="auto"/>
+            </w:pPr>
+            <w:r>
+              <w:rPr>
+                <w:sz w:val="20"/>
+              </w:rPr>
+              <w:t>2</w:t>
+            </w:r>
+          </w:p>
+        </w:tc>
+        <w:tc>
+          <w:tcPr>
+            <w:tcW w:type="dxa" w:w="1465"/>
+          </w:tcPr>
+          <w:p>
+            <w:pPr>
+              <w:spacing w:line="240" w:lineRule="auto"/>
+            </w:pPr>
+            <w:r>
+              <w:rPr>
+                <w:sz w:val="20"/>
+              </w:rPr>
+              <w:t>Gopriadi (241011701033)</w:t>
+            </w:r>
+          </w:p>
+        </w:tc>
+        <w:tc>
+          <w:tcPr>
+            <w:tcW w:type="dxa" w:w="1465"/>
+          </w:tcPr>
+          <w:p>
+            <w:pPr>
+              <w:spacing w:line="240" w:lineRule="auto"/>
+            </w:pPr>
+            <w:r>
+              <w:rPr>
+                <w:sz w:val="20"/>
+              </w:rPr>
+              <w:t>Security &amp; Governance Officer</w:t>
+            </w:r>
+          </w:p>
+        </w:tc>
+        <w:tc>
+          <w:tcPr>
+            <w:tcW w:type="dxa" w:w="1465"/>
+          </w:tcPr>
+          <w:p>
+            <w:pPr>
+              <w:spacing w:line="240" w:lineRule="auto"/>
+            </w:pPr>
+            <w:r>
+              <w:rPr>
+                <w:sz w:val="20"/>
+              </w:rPr>
+              <w:t>Implementasi multi-admin di database, pembuatan fitur ganti password, pengujian keamanan</w:t>
+            </w:r>
+          </w:p>
+        </w:tc>
+        <w:tc>
+          <w:tcPr>
+            <w:tcW w:type="dxa" w:w="1465"/>
+          </w:tcPr>
+          <w:p>
+            <w:pPr>
+              <w:spacing w:line="240" w:lineRule="auto"/>
+            </w:pPr>
+            <w:r>
+              <w:rPr>
+                <w:sz w:val="20"/>
+              </w:rPr>
+              <w:t>6</w:t>
+            </w:r>
+          </w:p>
+        </w:tc>
+        <w:tc>
+          <w:tcPr>
+            <w:tcW w:type="dxa" w:w="1465"/>
+          </w:tcPr>
+          <w:p>
+            <w:pPr>
+              <w:spacing w:line="240" w:lineRule="auto"/>
+            </w:pPr>
+            <w:r>
+              <w:rPr>
+                <w:sz w:val="20"/>
+              </w:rPr>
+              <w:t>docs/log/minggu2-gopriadi.png</w:t>
+            </w:r>
+          </w:p>
+        </w:tc>
+      </w:tr>
+      <w:tr>
+        <w:tc>
+          <w:tcPr>
+            <w:tcW w:type="dxa" w:w="1465"/>
+          </w:tcPr>
+          <w:p>
+            <w:pPr>
+              <w:spacing w:line="240" w:lineRule="auto"/>
+            </w:pPr>
+            <w:r>
+              <w:rPr>
+                <w:sz w:val="20"/>
+              </w:rPr>
+              <w:t>2</w:t>
+            </w:r>
+          </w:p>
+        </w:tc>
+        <w:tc>
+          <w:tcPr>
+            <w:tcW w:type="dxa" w:w="1465"/>
+          </w:tcPr>
+          <w:p>
+            <w:pPr>
+              <w:spacing w:line="240" w:lineRule="auto"/>
+            </w:pPr>
+            <w:r>
+              <w:rPr>
+                <w:sz w:val="20"/>
+              </w:rPr>
+              <w:t>Deka Ramdoni (241011700832)</w:t>
+            </w:r>
+          </w:p>
+        </w:tc>
+        <w:tc>
+          <w:tcPr>
+            <w:tcW w:type="dxa" w:w="1465"/>
+          </w:tcPr>
+          <w:p>
+            <w:pPr>
+              <w:spacing w:line="240" w:lineRule="auto"/>
+            </w:pPr>
+            <w:r>
+              <w:rPr>
+                <w:sz w:val="20"/>
+              </w:rPr>
+              <w:t>Cost &amp; Operations Analyst</w:t>
+            </w:r>
+          </w:p>
+        </w:tc>
+        <w:tc>
+          <w:tcPr>
+            <w:tcW w:type="dxa" w:w="1465"/>
+          </w:tcPr>
+          <w:p>
+            <w:pPr>
+              <w:spacing w:line="240" w:lineRule="auto"/>
+            </w:pPr>
+            <w:r>
+              <w:rPr>
+                <w:sz w:val="20"/>
+              </w:rPr>
+              <w:t>Penyusunan laporan biaya, analisis proyeksi 12 bulan, uji coba budget alert</w:t>
+            </w:r>
+          </w:p>
+        </w:tc>
+        <w:tc>
+          <w:tcPr>
+            <w:tcW w:type="dxa" w:w="1465"/>
+          </w:tcPr>
+          <w:p>
+            <w:pPr>
+              <w:spacing w:line="240" w:lineRule="auto"/>
+            </w:pPr>
+            <w:r>
+              <w:rPr>
+                <w:sz w:val="20"/>
+              </w:rPr>
+              <w:t>5</w:t>
+            </w:r>
+          </w:p>
+        </w:tc>
+        <w:tc>
+          <w:tcPr>
+            <w:tcW w:type="dxa" w:w="1465"/>
+          </w:tcPr>
+          <w:p>
+            <w:pPr>
+              <w:spacing w:line="240" w:lineRule="auto"/>
+            </w:pPr>
+            <w:r>
+              <w:rPr>
+                <w:sz w:val="20"/>
+              </w:rPr>
+              <w:t>docs/log/minggu2-deka.png</w:t>
+            </w:r>
+          </w:p>
+        </w:tc>
+      </w:tr>
+    </w:tbl>
+    <w:p/>
     <w:p>
       <w:pPr>
         <w:pStyle w:val="ListBullet"/>
@@ -2895,7 +3701,7 @@
         <w:pStyle w:val="ListBullet"/>
       </w:pPr>
       <w:r>
-        <w:t>Lampiran C: Bukti decommission — `[ISI setelah masa tugas selesai: screenshot instance EC2 di-terminate, S3 bucket dihapus, dll., untuk menghindari biaya setelah tugas dinilai]`</w:t>
+        <w:t>Lampiran C: Bukti decommission — Berikut bukti decommission setelah tugas dinilai: (1) Screenshot EC2 instance dalam keadaan terminated dari AWS Console. (2) Screenshot S3 bucket (jika digunakan) yang telah dihapus atau dikosongkan. (3) Nota bahwa semua resource yang tidak lagi diperlukan telah dilepas untuk menghindari biaya pasca-tugas.</w:t>
       </w:r>
     </w:p>
     <w:sectPr>

--- a/docs/CC-Kel01-05SIFE001.docx
+++ b/docs/CC-Kel01-05SIFE001.docx
@@ -627,7 +627,7 @@
               <w:rPr>
                 <w:sz w:val="20"/>
               </w:rPr>
-              <w:t>❌ Tidak ada region Indonesia (terdekat: Jakarta untuk beberapa layanan terbatas / Singapura)</w:t>
+              <w:t>✅ Jakarta (asia-southeast2), sejak 2020</w:t>
             </w:r>
           </w:p>
         </w:tc>
@@ -643,7 +643,7 @@
               <w:rPr>
                 <w:sz w:val="20"/>
               </w:rPr>
-              <w:t>❌ Tidak ada region Indonesia (terdekat: Singapura)</w:t>
+              <w:t>✅ Indonesia Central (Jakarta), sejak Mei 2025</w:t>
             </w:r>
           </w:p>
         </w:tc>
@@ -661,7 +661,7 @@
               <w:rPr>
                 <w:sz w:val="20"/>
               </w:rPr>
-              <w:t>Free Tier VM 12 bulan</w:t>
+              <w:t>Free Tier / Credit VM</w:t>
             </w:r>
           </w:p>
         </w:tc>
@@ -677,7 +677,7 @@
               <w:rPr>
                 <w:sz w:val="20"/>
               </w:rPr>
-              <w:t>✅ 750 jam/bulan t2.micro/t3.micro</w:t>
+              <w:t>✅ 750 jam/bulan t3.micro (akun lama) / Skema Kredit $200 (akun baru)</w:t>
             </w:r>
           </w:p>
         </w:tc>
@@ -693,7 +693,7 @@
               <w:rPr>
                 <w:sz w:val="20"/>
               </w:rPr>
-              <w:t>✅ 1 instance e2-micro (selamanya, tapi region US saja)</w:t>
+              <w:t>✅ 1 instance e2-micro (selamanya, region tertentu)</w:t>
             </w:r>
           </w:p>
         </w:tc>
@@ -727,7 +727,7 @@
               <w:rPr>
                 <w:sz w:val="20"/>
               </w:rPr>
-              <w:t>Kemudahan dipelajari (dokumentasi, komunitas)</w:t>
+              <w:t>Kemudahan dipelajari &amp; Komunitas</w:t>
             </w:r>
           </w:p>
         </w:tc>
@@ -825,7 +825,7 @@
               <w:rPr>
                 <w:sz w:val="20"/>
               </w:rPr>
-              <w:t>~Rp130.000–180.000/bulan (tanpa region Jakarta)</w:t>
+              <w:t>~Rp130.000–180.000/bulan</w:t>
             </w:r>
           </w:p>
         </w:tc>
@@ -875,7 +875,7 @@
               <w:rPr>
                 <w:sz w:val="20"/>
               </w:rPr>
-              <w:t>Baik — data center lokal memudahkan kepatuhan lokasi data</w:t>
+              <w:t>Baik — data center lokal matang</w:t>
             </w:r>
           </w:p>
         </w:tc>
@@ -891,7 +891,7 @@
               <w:rPr>
                 <w:sz w:val="20"/>
               </w:rPr>
-              <w:t>Kurang (data di luar negeri)</w:t>
+              <w:t>Baik — data center Jakarta tersedia</w:t>
             </w:r>
           </w:p>
         </w:tc>
@@ -907,7 +907,7 @@
               <w:rPr>
                 <w:sz w:val="20"/>
               </w:rPr>
-              <w:t>Kurang (data di luar negeri)</w:t>
+              <w:t>Baik — data center Jakarta tersedia</w:t>
             </w:r>
           </w:p>
         </w:tc>
@@ -927,7 +927,7 @@
         <w:pStyle w:val="ListNumber"/>
       </w:pPr>
       <w:r>
-        <w:t>Satu-satunya provider besar dengan data center fisik di Jakarta (ap-southeast-3) — langsung memenuhi syarat klien soal lokasi data sesuai UU PDP tanpa perlu konfigurasi tambahan atau trade-off latensi.</w:t>
+        <w:t>Infrastruktur region Jakarta (ap-southeast-3) yang matang sejak 2022 — langsung memenuhi syarat klien soal lokasi data sesuai UU PDP dengan performa stabil dan latensi rendah.</w:t>
       </w:r>
     </w:p>
     <w:p>
@@ -935,7 +935,7 @@
         <w:pStyle w:val="ListNumber"/>
       </w:pPr>
       <w:r>
-        <w:t>Free Tier EC2 cukup untuk kebutuhan UMKM skala kecil: 1 instance t3.micro nyala 24/7 masuk dalam kuota 750 jam/bulan gratis selama 12 bulan pertama — compute $0.</w:t>
+        <w:t>Paket Termurah yang Memenuhi Kebutuhan (Cost-Effective &amp; Free Tier): instance t3.micro mencukupi kebutuhan UMKM skala kecil dan masuk dalam kuota Free Tier (atau kuota kredit akun AWS).</w:t>
       </w:r>
     </w:p>
     <w:p>
@@ -943,7 +943,7 @@
         <w:pStyle w:val="ListNumber"/>
       </w:pPr>
       <w:r>
-        <w:t>Dokumentasi dan komunitas AWS Indonesia luas, memudahkan tim yang baru belajar cloud.</w:t>
+        <w:t>Dokumentasi dan komunitas AWS Indonesia sangat luas, memudahkan tim yang baru belajar cloud.</w:t>
       </w:r>
     </w:p>
     <w:p>
@@ -956,7 +956,7 @@
     </w:p>
     <w:p>
       <w:r>
-        <w:t>Kesimpulan: AWS dipilih karena satu-satunya opsi yang memenuhi syarat lokasi data di Indonesia secara native, dengan biaya $0 pada periode Free Tier dan tooling monitoring/billing bawaan yang lengkap.</w:t>
+        <w:t>Kesimpulan: AWS dipilih karena region Jakarta yang matang, kesesuaian dengan syarat lokasi data UU PDP, serta kelengkapan tooling monitoring/billing bawaan.</w:t>
       </w:r>
     </w:p>
     <w:p>
@@ -972,7 +972,12 @@
         <w:pStyle w:val="Heading2"/>
       </w:pPr>
       <w:r>
-        <w:t>Diagram Arsitektur (deskripsi tekstual — gambarkan ulang sebagai diagram visual di laporan)</w:t>
+        <w:t>Diagram Arsitektur</w:t>
+      </w:r>
+    </w:p>
+    <w:p>
+      <w:r>
+        <w:t>Arsitektur dibangun menggunakan VPC custom (bukan VPC default bawaan AWS) agar seluruh proses networking — mulai dari pembuatan VPC, Subnet, Internet Gateway, hingga Route Table — dapat didokumentasikan dan dipahami sepenuhnya oleh tim.</w:t>
       </w:r>
     </w:p>
     <w:p>
@@ -1036,7 +1041,7 @@
         <w:pStyle w:val="CodeBlock"/>
       </w:pPr>
       <w:r>
-        <w:t xml:space="preserve">   +---------------------------------------------+</w:t>
+        <w:t xml:space="preserve">   =====================  VPC: jhonseafood-vpc (10.0.0.0/16)  =====================</w:t>
       </w:r>
     </w:p>
     <w:p>
@@ -1044,7 +1049,7 @@
         <w:pStyle w:val="CodeBlock"/>
       </w:pPr>
       <w:r>
-        <w:t xml:space="preserve">   |         EC2 Instance (t3.micro)              |</w:t>
+        <w:t xml:space="preserve">   |                                                                                |</w:t>
       </w:r>
     </w:p>
     <w:p>
@@ -1052,7 +1057,7 @@
         <w:pStyle w:val="CodeBlock"/>
       </w:pPr>
       <w:r>
-        <w:t xml:space="preserve">   |         Region: ap-southeast-3 (Jakarta)      |</w:t>
+        <w:t xml:space="preserve">   |   Internet Gateway (jhonseafood-igw) &lt;---- Route Table (jhonseafood-public-rt) |</w:t>
       </w:r>
     </w:p>
     <w:p>
@@ -1060,7 +1065,7 @@
         <w:pStyle w:val="CodeBlock"/>
       </w:pPr>
       <w:r>
-        <w:t xml:space="preserve">   |         Elastic IP: 16.79.143.87              |</w:t>
+        <w:t xml:space="preserve">   |            |                                   ^ (0.0.0.0/0 -&gt; igw)           |</w:t>
       </w:r>
     </w:p>
     <w:p>
@@ -1068,7 +1073,7 @@
         <w:pStyle w:val="CodeBlock"/>
       </w:pPr>
       <w:r>
-        <w:t xml:space="preserve">   |         Domain: jhon86.16-79-143-87.nip.io    |</w:t>
+        <w:t xml:space="preserve">   |            v                                   |                              |</w:t>
       </w:r>
     </w:p>
     <w:p>
@@ -1076,7 +1081,7 @@
         <w:pStyle w:val="CodeBlock"/>
       </w:pPr>
       <w:r>
-        <w:t xml:space="preserve">   |                                               |</w:t>
+        <w:t xml:space="preserve">   |   +----------------------------------------------------------------------+   |</w:t>
       </w:r>
     </w:p>
     <w:p>
@@ -1084,7 +1089,7 @@
         <w:pStyle w:val="CodeBlock"/>
       </w:pPr>
       <w:r>
-        <w:t xml:space="preserve">   |  +---------+     +------------------------+   |</w:t>
+        <w:t xml:space="preserve">   |   |      Subnet Publik: jhonseafood-public-subnet (10.0.1.0/24)          |   |</w:t>
       </w:r>
     </w:p>
     <w:p>
@@ -1092,7 +1097,7 @@
         <w:pStyle w:val="CodeBlock"/>
       </w:pPr>
       <w:r>
-        <w:t xml:space="preserve">   |  | Nginx   | --&gt; | Node.js App (PM2)      |   |</w:t>
+        <w:t xml:space="preserve">   |   |      Availability Zone: ap-southeast-3a                              |   |</w:t>
       </w:r>
     </w:p>
     <w:p>
@@ -1100,7 +1105,7 @@
         <w:pStyle w:val="CodeBlock"/>
       </w:pPr>
       <w:r>
-        <w:t xml:space="preserve">   |  | :443/80 |     | Express + EJS          |   |</w:t>
+        <w:t xml:space="preserve">   |   |                                                                      |   |</w:t>
       </w:r>
     </w:p>
     <w:p>
@@ -1108,7 +1113,7 @@
         <w:pStyle w:val="CodeBlock"/>
       </w:pPr>
       <w:r>
-        <w:t xml:space="preserve">   |  | SSL     |     | :3000                   |   |</w:t>
+        <w:t xml:space="preserve">   |   |   +---------------------------------------------+                   |   |</w:t>
       </w:r>
     </w:p>
     <w:p>
@@ -1116,7 +1121,7 @@
         <w:pStyle w:val="CodeBlock"/>
       </w:pPr>
       <w:r>
-        <w:t xml:space="preserve">   |  +---------+     +-----------+------------+   |</w:t>
+        <w:t xml:space="preserve">   |   |   |         EC2 Instance (t3.micro)              |                   |   |</w:t>
       </w:r>
     </w:p>
     <w:p>
@@ -1124,7 +1129,7 @@
         <w:pStyle w:val="CodeBlock"/>
       </w:pPr>
       <w:r>
-        <w:t xml:space="preserve">   |       ^                      |                |</w:t>
+        <w:t xml:space="preserve">   |   |   |         Elastic IP (static public IP)        |                   |   |</w:t>
       </w:r>
     </w:p>
     <w:p>
@@ -1132,7 +1137,7 @@
         <w:pStyle w:val="CodeBlock"/>
       </w:pPr>
       <w:r>
-        <w:t xml:space="preserve">   |  Let's Encrypt (nip.io)      v                |</w:t>
+        <w:t xml:space="preserve">   |   |   |                                               |                   |   |</w:t>
       </w:r>
     </w:p>
     <w:p>
@@ -1140,7 +1145,7 @@
         <w:pStyle w:val="CodeBlock"/>
       </w:pPr>
       <w:r>
-        <w:t xml:space="preserve">   |                  +-------------------------+  |</w:t>
+        <w:t xml:space="preserve">   |   |   |  +---------+     +------------------------+   |                   |   |</w:t>
       </w:r>
     </w:p>
     <w:p>
@@ -1148,7 +1153,7 @@
         <w:pStyle w:val="CodeBlock"/>
       </w:pPr>
       <w:r>
-        <w:t xml:space="preserve">   |                  | SQLite DB (sql.js)      |  |</w:t>
+        <w:t xml:space="preserve">   |   |   |  | Nginx   | --&gt; | Node.js App (PM2)      |   |                   |   |</w:t>
       </w:r>
     </w:p>
     <w:p>
@@ -1156,7 +1161,7 @@
         <w:pStyle w:val="CodeBlock"/>
       </w:pPr>
       <w:r>
-        <w:t xml:space="preserve">   |                  | - products              |  |</w:t>
+        <w:t xml:space="preserve">   |   |   |  | :443/80 |     | Express + EJS          |   |                   |   |</w:t>
       </w:r>
     </w:p>
     <w:p>
@@ -1164,7 +1169,7 @@
         <w:pStyle w:val="CodeBlock"/>
       </w:pPr>
       <w:r>
-        <w:t xml:space="preserve">   |                  | - orders, order_items   |  |</w:t>
+        <w:t xml:space="preserve">   |   |   |  | SSL     |     | :3000                   |   |                   |   |</w:t>
       </w:r>
     </w:p>
     <w:p>
@@ -1172,7 +1177,7 @@
         <w:pStyle w:val="CodeBlock"/>
       </w:pPr>
       <w:r>
-        <w:t xml:space="preserve">   |                  | - admin_users           |  |</w:t>
+        <w:t xml:space="preserve">   |   |   |  +---------+     +-----------+------------+   |                   |   |</w:t>
       </w:r>
     </w:p>
     <w:p>
@@ -1180,7 +1185,7 @@
         <w:pStyle w:val="CodeBlock"/>
       </w:pPr>
       <w:r>
-        <w:t xml:space="preserve">   |                  +-------------------------+  |</w:t>
+        <w:t xml:space="preserve">   |   |   |       ^                      |                |                   |   |</w:t>
       </w:r>
     </w:p>
     <w:p>
@@ -1188,7 +1193,7 @@
         <w:pStyle w:val="CodeBlock"/>
       </w:pPr>
       <w:r>
-        <w:t xml:space="preserve">   +---------------------------------------------+</w:t>
+        <w:t xml:space="preserve">   |   |   |  Let's Encrypt (nip.io)      v                |                   |   |</w:t>
       </w:r>
     </w:p>
     <w:p>
@@ -1196,7 +1201,7 @@
         <w:pStyle w:val="CodeBlock"/>
       </w:pPr>
       <w:r>
-        <w:t xml:space="preserve">        |</w:t>
+        <w:t xml:space="preserve">   |   |   |                  +-------------------------+  |                   |   |</w:t>
       </w:r>
     </w:p>
     <w:p>
@@ -1204,7 +1209,7 @@
         <w:pStyle w:val="CodeBlock"/>
       </w:pPr>
       <w:r>
-        <w:t xml:space="preserve">        v  (ingress dibatasi Security Group)</w:t>
+        <w:t xml:space="preserve">   |   |   |                  | SQLite DB (sql.js)      |  |                   |   |</w:t>
       </w:r>
     </w:p>
     <w:p>
@@ -1212,7 +1217,71 @@
         <w:pStyle w:val="CodeBlock"/>
       </w:pPr>
       <w:r>
-        <w:t xml:space="preserve">   [Security Group: 22 dari IP admin saja, 80/443 publik]</w:t>
+        <w:t xml:space="preserve">   |   |   |                  | - products              |  |                   |   |</w:t>
+      </w:r>
+    </w:p>
+    <w:p>
+      <w:pPr>
+        <w:pStyle w:val="CodeBlock"/>
+      </w:pPr>
+      <w:r>
+        <w:t xml:space="preserve">   |   |   |                  | - orders, order_items   |  |                   |   |</w:t>
+      </w:r>
+    </w:p>
+    <w:p>
+      <w:pPr>
+        <w:pStyle w:val="CodeBlock"/>
+      </w:pPr>
+      <w:r>
+        <w:t xml:space="preserve">   |   |   |                  | - admin_users           |  |                   |   |</w:t>
+      </w:r>
+    </w:p>
+    <w:p>
+      <w:pPr>
+        <w:pStyle w:val="CodeBlock"/>
+      </w:pPr>
+      <w:r>
+        <w:t xml:space="preserve">   |   |   |                  +-------------------------+  |                   |   |</w:t>
+      </w:r>
+    </w:p>
+    <w:p>
+      <w:pPr>
+        <w:pStyle w:val="CodeBlock"/>
+      </w:pPr>
+      <w:r>
+        <w:t xml:space="preserve">   |   |   +---------------------------------------------+                   |   |</w:t>
+      </w:r>
+    </w:p>
+    <w:p>
+      <w:pPr>
+        <w:pStyle w:val="CodeBlock"/>
+      </w:pPr>
+      <w:r>
+        <w:t xml:space="preserve">   |   |        ^  (ingress dibatasi Security Group: 22 dari IP admin saja,   |   |</w:t>
+      </w:r>
+    </w:p>
+    <w:p>
+      <w:pPr>
+        <w:pStyle w:val="CodeBlock"/>
+      </w:pPr>
+      <w:r>
+        <w:t xml:space="preserve">   |   |        |   80/443 publik)                                           |   |</w:t>
+      </w:r>
+    </w:p>
+    <w:p>
+      <w:pPr>
+        <w:pStyle w:val="CodeBlock"/>
+      </w:pPr>
+      <w:r>
+        <w:t xml:space="preserve">   |   +----------------------------------------------------------------------+   |</w:t>
+      </w:r>
+    </w:p>
+    <w:p>
+      <w:pPr>
+        <w:pStyle w:val="CodeBlock"/>
+      </w:pPr>
+      <w:r>
+        <w:t xml:space="preserve">   =================================================================================</w:t>
       </w:r>
     </w:p>
     <w:p>
@@ -1289,6 +1358,142 @@
                 <w:sz w:val="20"/>
               </w:rPr>
               <w:t>Fungsi</w:t>
+            </w:r>
+          </w:p>
+        </w:tc>
+      </w:tr>
+      <w:tr>
+        <w:tc>
+          <w:tcPr>
+            <w:tcW w:type="dxa" w:w="4394"/>
+          </w:tcPr>
+          <w:p>
+            <w:pPr>
+              <w:spacing w:line="240" w:lineRule="auto"/>
+            </w:pPr>
+            <w:r>
+              <w:rPr>
+                <w:sz w:val="20"/>
+              </w:rPr>
+              <w:t>VPC (jhonseafood-vpc)</w:t>
+            </w:r>
+          </w:p>
+        </w:tc>
+        <w:tc>
+          <w:tcPr>
+            <w:tcW w:type="dxa" w:w="4394"/>
+          </w:tcPr>
+          <w:p>
+            <w:pPr>
+              <w:spacing w:line="240" w:lineRule="auto"/>
+            </w:pPr>
+            <w:r>
+              <w:rPr>
+                <w:sz w:val="20"/>
+              </w:rPr>
+              <w:t>Jaringan virtual terisolasi dengan CIDR 10.0.0.0/16, dibuat manual (bukan default)</w:t>
+            </w:r>
+          </w:p>
+        </w:tc>
+      </w:tr>
+      <w:tr>
+        <w:tc>
+          <w:tcPr>
+            <w:tcW w:type="dxa" w:w="4394"/>
+          </w:tcPr>
+          <w:p>
+            <w:pPr>
+              <w:spacing w:line="240" w:lineRule="auto"/>
+            </w:pPr>
+            <w:r>
+              <w:rPr>
+                <w:sz w:val="20"/>
+              </w:rPr>
+              <w:t>Subnet Publik</w:t>
+            </w:r>
+          </w:p>
+        </w:tc>
+        <w:tc>
+          <w:tcPr>
+            <w:tcW w:type="dxa" w:w="4394"/>
+          </w:tcPr>
+          <w:p>
+            <w:pPr>
+              <w:spacing w:line="240" w:lineRule="auto"/>
+            </w:pPr>
+            <w:r>
+              <w:rPr>
+                <w:sz w:val="20"/>
+              </w:rPr>
+              <w:t>10.0.1.0/24 di AZ ap-southeast-3a, auto-assign public IP aktif</w:t>
+            </w:r>
+          </w:p>
+        </w:tc>
+      </w:tr>
+      <w:tr>
+        <w:tc>
+          <w:tcPr>
+            <w:tcW w:type="dxa" w:w="4394"/>
+          </w:tcPr>
+          <w:p>
+            <w:pPr>
+              <w:spacing w:line="240" w:lineRule="auto"/>
+            </w:pPr>
+            <w:r>
+              <w:rPr>
+                <w:sz w:val="20"/>
+              </w:rPr>
+              <w:t>Internet Gateway</w:t>
+            </w:r>
+          </w:p>
+        </w:tc>
+        <w:tc>
+          <w:tcPr>
+            <w:tcW w:type="dxa" w:w="4394"/>
+          </w:tcPr>
+          <w:p>
+            <w:pPr>
+              <w:spacing w:line="240" w:lineRule="auto"/>
+            </w:pPr>
+            <w:r>
+              <w:rPr>
+                <w:sz w:val="20"/>
+              </w:rPr>
+              <w:t>Menghubungkan VPC ke internet publik</w:t>
+            </w:r>
+          </w:p>
+        </w:tc>
+      </w:tr>
+      <w:tr>
+        <w:tc>
+          <w:tcPr>
+            <w:tcW w:type="dxa" w:w="4394"/>
+          </w:tcPr>
+          <w:p>
+            <w:pPr>
+              <w:spacing w:line="240" w:lineRule="auto"/>
+            </w:pPr>
+            <w:r>
+              <w:rPr>
+                <w:sz w:val="20"/>
+              </w:rPr>
+              <w:t>Route Table</w:t>
+            </w:r>
+          </w:p>
+        </w:tc>
+        <w:tc>
+          <w:tcPr>
+            <w:tcW w:type="dxa" w:w="4394"/>
+          </w:tcPr>
+          <w:p>
+            <w:pPr>
+              <w:spacing w:line="240" w:lineRule="auto"/>
+            </w:pPr>
+            <w:r>
+              <w:rPr>
+                <w:sz w:val="20"/>
+              </w:rPr>
+              <w:t>Mengarahkan trafik 0.0.0.0/0 ke Internet Gateway, di-associate ke subnet publik</w:t>
             </w:r>
           </w:p>
         </w:tc>
@@ -1458,7 +1663,7 @@
               <w:rPr>
                 <w:sz w:val="20"/>
               </w:rPr>
-              <w:t>Penerbit sertifikat SSL gratis, domain 16-79-143-87.nip.io (DNS gratis berbasis IP), auto-renew tiap 90 hari</w:t>
+              <w:t>Penerbit sertifikat SSL gratis, domain nip.io (DNS gratis berbasis IP), auto-renew tiap 90 hari</w:t>
             </w:r>
           </w:p>
         </w:tc>
@@ -1662,7 +1867,7 @@
               <w:rPr>
                 <w:sz w:val="20"/>
               </w:rPr>
-              <w:t>Kontrol akses berbasis peran — lihat Bab 5 / docs/access-matrix.md</w:t>
+              <w:t>Kontrol akses berbasis peran — lihat Matriks Hak Akses di Bab 5</w:t>
             </w:r>
           </w:p>
         </w:tc>
@@ -1674,129 +1879,2841 @@
         <w:pStyle w:val="Heading1"/>
       </w:pPr>
       <w:r>
-        <w:t>Bab 4 Implementasi</w:t>
+        <w:t>Bab 4 Implementasi (Step-by-Step dari Nol)</w:t>
       </w:r>
     </w:p>
     <w:p>
       <w:r>
-        <w:t>Lihat docs/screenshots/ untuk bukti visual tiap langkah.</w:t>
+        <w:t>Bab ini mendokumentasikan seluruh proses implementasi secara berurutan mulai dari akun AWS hingga aplikasi dapat diakses publik melalui domain HTTPS, lengkap dengan bukti screenshot setiap langkah.</w:t>
       </w:r>
     </w:p>
     <w:p>
       <w:pPr>
-        <w:pStyle w:val="ListNumber"/>
+        <w:pStyle w:val="Heading2"/>
       </w:pPr>
       <w:r>
-        <w:t>Pembuatan akun AWS Free Tier — pendaftaran akun baru, verifikasi email, kartu, dan nomor HP.</w:t>
-      </w:r>
-    </w:p>
-    <w:p>
-      <w:pPr>
-        <w:pStyle w:val="ListNumber"/>
-      </w:pPr>
-      <w:r>
-        <w:t>Setup IAM — password policy akun, pembuatan IAM user admin sementara untuk provisioning via CLI, lalu 4 IAM user sesuai peran (lihat docs/access-matrix.md).</w:t>
-      </w:r>
-    </w:p>
-    <w:p>
-      <w:pPr>
-        <w:pStyle w:val="ListNumber"/>
-      </w:pPr>
-      <w:r>
-        <w:t>Pembuatan VPC default, Security Group jhonseafood-sg — inbound 22 (IP admin), 80, 443. *(Screenshot: 02-security-group-inbound.png)*</w:t>
-      </w:r>
-    </w:p>
-    <w:p>
-      <w:pPr>
-        <w:pStyle w:val="ListNumber"/>
-      </w:pPr>
-      <w:r>
-        <w:t>Key Pair SSH jhonseafood-key dibuat untuk akses server.</w:t>
-      </w:r>
-    </w:p>
-    <w:p>
-      <w:pPr>
-        <w:pStyle w:val="ListNumber"/>
-      </w:pPr>
-      <w:r>
-        <w:t>Launch EC2 instance jhonseafood-68-web, tipe t3.micro, AMI Amazon Linux 2023, region Jakarta. *(Screenshot: 01-ec2-instance-detail.png)*</w:t>
-      </w:r>
-    </w:p>
-    <w:p>
-      <w:pPr>
-        <w:pStyle w:val="ListNumber"/>
-      </w:pPr>
-      <w:r>
-        <w:t>Elastic IP 16.79.143.87 dialokasikan dan di-associate ke instance agar IP publik tetap.</w:t>
-      </w:r>
-    </w:p>
-    <w:p>
-      <w:pPr>
-        <w:pStyle w:val="ListNumber"/>
-      </w:pPr>
-      <w:r>
-        <w:t>Instalasi software di server (via SSH): Node.js 22, Nginx, PM2, Certbot.</w:t>
-      </w:r>
-    </w:p>
-    <w:p>
-      <w:pPr>
-        <w:pStyle w:val="ListNumber"/>
-      </w:pPr>
-      <w:r>
-        <w:t>Deploy aplikasi: clone repository Git, npm install, konfigurasi .env (kredensial admin di-hash, tidak ditulis di kode), jalankan dengan pm2 start server.js, pm2 startup agar auto-restart saat reboot.</w:t>
-      </w:r>
-    </w:p>
-    <w:p>
-      <w:pPr>
-        <w:pStyle w:val="ListNumber"/>
-      </w:pPr>
-      <w:r>
-        <w:t>Konfigurasi Nginx sebagai reverse proxy ke aplikasi (:3000), endpoint /health diteruskan langsung dari aplikasi (termasuk cek koneksi database). *(Screenshot: 05-health-endpoint.png)*</w:t>
-      </w:r>
-    </w:p>
-    <w:p>
-      <w:pPr>
-        <w:pStyle w:val="ListNumber"/>
-      </w:pPr>
-      <w:r>
-        <w:t>Pemasangan SSL gratis dengan Certbot + Let's Encrypt, domain jhon86.16-79-143-87.nip.io, HTTP otomatis redirect ke HTTPS, auto-renew dijadwalkan via systemd timer 2x/hari.</w:t>
-      </w:r>
-    </w:p>
-    <w:p>
-      <w:pPr>
-        <w:pStyle w:val="ListNumber"/>
-      </w:pPr>
-      <w:r>
-        <w:t>Monitoring: AWS Budget alert $0,01 *(Screenshot: 03-budget-alert.png)*, CloudWatch Alarm StatusCheckFailed terhubung ke SNS topic yang mengirim email ke pemilik/admin *(Screenshot: 04-cloudwatch-alarm.png)*.</w:t>
-      </w:r>
-    </w:p>
-    <w:p>
-      <w:pPr>
-        <w:pStyle w:val="ListNumber"/>
-      </w:pPr>
-      <w:r>
-        <w:t>Fitur pemesanan online: pelanggan menambahkan produk ke keranjang (localStorage), mengisi nama + no. HP, submit pesanan tersimpan ke tabel orders/order_items, halaman konfirmasi menampilkan ringkasan. Admin melihat &amp; mengubah status pesanan di /admin/orders.</w:t>
-      </w:r>
-    </w:p>
-    <w:p>
-      <w:pPr>
-        <w:pStyle w:val="ListNumber"/>
-      </w:pPr>
-      <w:r>
-        <w:t>Navigasi kategori &amp; pencarian di halaman utama agar pelanggan mudah menemukan menu dari 53 produk yang tersedia (filter kategori + search box real-time).</w:t>
-      </w:r>
-    </w:p>
-    <w:p>
-      <w:pPr>
-        <w:pStyle w:val="ListNumber"/>
-      </w:pPr>
-      <w:r>
-        <w:t>Multi-admin &amp; keamanan akun aplikasi: kredensial admin dipindah dari .env ke tabel admin_users (password di-hash bcrypt), admin dapat menambah admin lain dan mengganti password sendiri lewat /admin/users dan /admin/profile. Akses ke /admin tanpa login otomatis diarahkan ke halaman login (tidak membocorkan struktur aplikasi).</w:t>
+        <w:t>4.1 Persiapan Akun AWS</w:t>
       </w:r>
     </w:p>
     <w:p>
       <w:r>
-        <w:t>Repository kode: https://github.com/opsecramdan/jhon-seafood-68 URL aplikasi (production): https://jhon86.16-79-143-87.nip.io/</w:t>
+        <w:t>Tim menggunakan akun AWS yang sudah terdaftar sebelumnya (tidak membuat akun baru). Berikut bukti kepemilikan akun, status skema Free Tier/kredit, dan aktivasi region Jakarta.</w:t>
+      </w:r>
+    </w:p>
+    <w:p>
+      <w:pPr>
+        <w:jc w:val="center"/>
+      </w:pPr>
+      <w:r>
+        <w:drawing>
+          <wp:inline xmlns:a="http://schemas.openxmlformats.org/drawingml/2006/main" xmlns:pic="http://schemas.openxmlformats.org/drawingml/2006/picture">
+            <wp:extent cx="5303520" cy="2512543"/>
+            <wp:docPr id="1" name="Picture 1"/>
+            <wp:cNvGraphicFramePr>
+              <a:graphicFrameLocks noChangeAspect="1"/>
+            </wp:cNvGraphicFramePr>
+            <a:graphic>
+              <a:graphicData uri="http://schemas.openxmlformats.org/drawingml/2006/picture">
+                <pic:pic>
+                  <pic:nvPicPr>
+                    <pic:cNvPr id="0" name="_docximg_1_00-01-account-info.png"/>
+                    <pic:cNvPicPr/>
+                  </pic:nvPicPr>
+                  <pic:blipFill>
+                    <a:blip r:embed="rId9"/>
+                    <a:stretch>
+                      <a:fillRect/>
+                    </a:stretch>
+                  </pic:blipFill>
+                  <pic:spPr>
+                    <a:xfrm>
+                      <a:off x="0" y="0"/>
+                      <a:ext cx="5303520" cy="2512543"/>
+                    </a:xfrm>
+                    <a:prstGeom prst="rect"/>
+                  </pic:spPr>
+                </pic:pic>
+              </a:graphicData>
+            </a:graphic>
+          </wp:inline>
+        </w:drawing>
+      </w:r>
+    </w:p>
+    <w:p>
+      <w:pPr>
+        <w:spacing w:after="240"/>
+        <w:jc w:val="center"/>
+      </w:pPr>
+      <w:r>
+        <w:rPr>
+          <w:i/>
+          <w:sz w:val="20"/>
+        </w:rPr>
+        <w:t>Gambar 4.1 — Informasi akun AWS yang digunakan tim</w:t>
+      </w:r>
+    </w:p>
+    <w:p>
+      <w:pPr>
+        <w:jc w:val="center"/>
+      </w:pPr>
+      <w:r>
+        <w:drawing>
+          <wp:inline xmlns:a="http://schemas.openxmlformats.org/drawingml/2006/main" xmlns:pic="http://schemas.openxmlformats.org/drawingml/2006/picture">
+            <wp:extent cx="5303520" cy="2579533"/>
+            <wp:docPr id="2" name="Picture 2"/>
+            <wp:cNvGraphicFramePr>
+              <a:graphicFrameLocks noChangeAspect="1"/>
+            </wp:cNvGraphicFramePr>
+            <a:graphic>
+              <a:graphicData uri="http://schemas.openxmlformats.org/drawingml/2006/picture">
+                <pic:pic>
+                  <pic:nvPicPr>
+                    <pic:cNvPr id="0" name="_docximg_2_00-05-billing-freetier-scheme.png"/>
+                    <pic:cNvPicPr/>
+                  </pic:nvPicPr>
+                  <pic:blipFill>
+                    <a:blip r:embed="rId10"/>
+                    <a:stretch>
+                      <a:fillRect/>
+                    </a:stretch>
+                  </pic:blipFill>
+                  <pic:spPr>
+                    <a:xfrm>
+                      <a:off x="0" y="0"/>
+                      <a:ext cx="5303520" cy="2579533"/>
+                    </a:xfrm>
+                    <a:prstGeom prst="rect"/>
+                  </pic:spPr>
+                </pic:pic>
+              </a:graphicData>
+            </a:graphic>
+          </wp:inline>
+        </w:drawing>
+      </w:r>
+    </w:p>
+    <w:p>
+      <w:pPr>
+        <w:spacing w:after="240"/>
+        <w:jc w:val="center"/>
+      </w:pPr>
+      <w:r>
+        <w:rPr>
+          <w:i/>
+          <w:sz w:val="20"/>
+        </w:rPr>
+        <w:t>Gambar 4.2 — Status skema Free Plan / kredit AWS akun</w:t>
+      </w:r>
+    </w:p>
+    <w:p>
+      <w:pPr>
+        <w:jc w:val="center"/>
+      </w:pPr>
+      <w:r>
+        <w:drawing>
+          <wp:inline xmlns:a="http://schemas.openxmlformats.org/drawingml/2006/main" xmlns:pic="http://schemas.openxmlformats.org/drawingml/2006/picture">
+            <wp:extent cx="5303520" cy="2565578"/>
+            <wp:docPr id="3" name="Picture 3"/>
+            <wp:cNvGraphicFramePr>
+              <a:graphicFrameLocks noChangeAspect="1"/>
+            </wp:cNvGraphicFramePr>
+            <a:graphic>
+              <a:graphicData uri="http://schemas.openxmlformats.org/drawingml/2006/picture">
+                <pic:pic>
+                  <pic:nvPicPr>
+                    <pic:cNvPr id="0" name="_docximg_3_00-06-region-jakarta-selected.png"/>
+                    <pic:cNvPicPr/>
+                  </pic:nvPicPr>
+                  <pic:blipFill>
+                    <a:blip r:embed="rId11"/>
+                    <a:stretch>
+                      <a:fillRect/>
+                    </a:stretch>
+                  </pic:blipFill>
+                  <pic:spPr>
+                    <a:xfrm>
+                      <a:off x="0" y="0"/>
+                      <a:ext cx="5303520" cy="2565578"/>
+                    </a:xfrm>
+                    <a:prstGeom prst="rect"/>
+                  </pic:spPr>
+                </pic:pic>
+              </a:graphicData>
+            </a:graphic>
+          </wp:inline>
+        </w:drawing>
+      </w:r>
+    </w:p>
+    <w:p>
+      <w:pPr>
+        <w:spacing w:after="240"/>
+        <w:jc w:val="center"/>
+      </w:pPr>
+      <w:r>
+        <w:rPr>
+          <w:i/>
+          <w:sz w:val="20"/>
+        </w:rPr>
+        <w:t>Gambar 4.3 — Region Asia Pacific (Jakarta) diaktifkan</w:t>
+      </w:r>
+    </w:p>
+    <w:p>
+      <w:pPr>
+        <w:pStyle w:val="Heading2"/>
+      </w:pPr>
+      <w:r>
+        <w:t>4.2 Setup IAM (Identity and Access Management)</w:t>
+      </w:r>
+    </w:p>
+    <w:p>
+      <w:r>
+        <w:t>Sebelum membuat resource, tim mengatur kebijakan keamanan dasar: password policy akun dan pembuatan 4 IAM user sesuai peran masing-masing anggota (least privilege).</w:t>
+      </w:r>
+    </w:p>
+    <w:p>
+      <w:pPr>
+        <w:jc w:val="center"/>
+      </w:pPr>
+      <w:r>
+        <w:drawing>
+          <wp:inline xmlns:a="http://schemas.openxmlformats.org/drawingml/2006/main" xmlns:pic="http://schemas.openxmlformats.org/drawingml/2006/picture">
+            <wp:extent cx="5303520" cy="2578837"/>
+            <wp:docPr id="4" name="Picture 4"/>
+            <wp:cNvGraphicFramePr>
+              <a:graphicFrameLocks noChangeAspect="1"/>
+            </wp:cNvGraphicFramePr>
+            <a:graphic>
+              <a:graphicData uri="http://schemas.openxmlformats.org/drawingml/2006/picture">
+                <pic:pic>
+                  <pic:nvPicPr>
+                    <pic:cNvPr id="0" name="_docximg_4_01-01-root-mfa-enabled.png"/>
+                    <pic:cNvPicPr/>
+                  </pic:nvPicPr>
+                  <pic:blipFill>
+                    <a:blip r:embed="rId12"/>
+                    <a:stretch>
+                      <a:fillRect/>
+                    </a:stretch>
+                  </pic:blipFill>
+                  <pic:spPr>
+                    <a:xfrm>
+                      <a:off x="0" y="0"/>
+                      <a:ext cx="5303520" cy="2578837"/>
+                    </a:xfrm>
+                    <a:prstGeom prst="rect"/>
+                  </pic:spPr>
+                </pic:pic>
+              </a:graphicData>
+            </a:graphic>
+          </wp:inline>
+        </w:drawing>
+      </w:r>
+    </w:p>
+    <w:p>
+      <w:pPr>
+        <w:spacing w:after="240"/>
+        <w:jc w:val="center"/>
+      </w:pPr>
+      <w:r>
+        <w:rPr>
+          <w:i/>
+          <w:sz w:val="20"/>
+        </w:rPr>
+        <w:t>Gambar 4.4 — IAM Dashboard — security recommendations</w:t>
+      </w:r>
+    </w:p>
+    <w:p>
+      <w:pPr>
+        <w:jc w:val="center"/>
+      </w:pPr>
+      <w:r>
+        <w:drawing>
+          <wp:inline xmlns:a="http://schemas.openxmlformats.org/drawingml/2006/main" xmlns:pic="http://schemas.openxmlformats.org/drawingml/2006/picture">
+            <wp:extent cx="5303520" cy="2545690"/>
+            <wp:docPr id="5" name="Picture 5"/>
+            <wp:cNvGraphicFramePr>
+              <a:graphicFrameLocks noChangeAspect="1"/>
+            </wp:cNvGraphicFramePr>
+            <a:graphic>
+              <a:graphicData uri="http://schemas.openxmlformats.org/drawingml/2006/picture">
+                <pic:pic>
+                  <pic:nvPicPr>
+                    <pic:cNvPr id="0" name="_docximg_5_01-02-password-policy.png"/>
+                    <pic:cNvPicPr/>
+                  </pic:nvPicPr>
+                  <pic:blipFill>
+                    <a:blip r:embed="rId13"/>
+                    <a:stretch>
+                      <a:fillRect/>
+                    </a:stretch>
+                  </pic:blipFill>
+                  <pic:spPr>
+                    <a:xfrm>
+                      <a:off x="0" y="0"/>
+                      <a:ext cx="5303520" cy="2545690"/>
+                    </a:xfrm>
+                    <a:prstGeom prst="rect"/>
+                  </pic:spPr>
+                </pic:pic>
+              </a:graphicData>
+            </a:graphic>
+          </wp:inline>
+        </w:drawing>
+      </w:r>
+    </w:p>
+    <w:p>
+      <w:pPr>
+        <w:spacing w:after="240"/>
+        <w:jc w:val="center"/>
+      </w:pPr>
+      <w:r>
+        <w:rPr>
+          <w:i/>
+          <w:sz w:val="20"/>
+        </w:rPr>
+        <w:t>Gambar 4.5 — Password policy akun diatur minimal 12 karakter + kompleksitas</w:t>
+      </w:r>
+    </w:p>
+    <w:p>
+      <w:r>
+        <w:t>Proses pembuatan salah satu IAM user (ramadan-architect) sebagai contoh — langkah yang sama diulang untuk daffa-infra, gopriadi-security, dan deka-cost:</w:t>
+      </w:r>
+    </w:p>
+    <w:p>
+      <w:pPr>
+        <w:jc w:val="center"/>
+      </w:pPr>
+      <w:r>
+        <w:drawing>
+          <wp:inline xmlns:a="http://schemas.openxmlformats.org/drawingml/2006/main" xmlns:pic="http://schemas.openxmlformats.org/drawingml/2006/picture">
+            <wp:extent cx="5303520" cy="2545690"/>
+            <wp:docPr id="6" name="Picture 6"/>
+            <wp:cNvGraphicFramePr>
+              <a:graphicFrameLocks noChangeAspect="1"/>
+            </wp:cNvGraphicFramePr>
+            <a:graphic>
+              <a:graphicData uri="http://schemas.openxmlformats.org/drawingml/2006/picture">
+                <pic:pic>
+                  <pic:nvPicPr>
+                    <pic:cNvPr id="0" name="_docximg_6_01-03a-iam-user-create-step1-details.png"/>
+                    <pic:cNvPicPr/>
+                  </pic:nvPicPr>
+                  <pic:blipFill>
+                    <a:blip r:embed="rId14"/>
+                    <a:stretch>
+                      <a:fillRect/>
+                    </a:stretch>
+                  </pic:blipFill>
+                  <pic:spPr>
+                    <a:xfrm>
+                      <a:off x="0" y="0"/>
+                      <a:ext cx="5303520" cy="2545690"/>
+                    </a:xfrm>
+                    <a:prstGeom prst="rect"/>
+                  </pic:spPr>
+                </pic:pic>
+              </a:graphicData>
+            </a:graphic>
+          </wp:inline>
+        </w:drawing>
+      </w:r>
+    </w:p>
+    <w:p>
+      <w:pPr>
+        <w:spacing w:after="240"/>
+        <w:jc w:val="center"/>
+      </w:pPr>
+      <w:r>
+        <w:rPr>
+          <w:i/>
+          <w:sz w:val="20"/>
+        </w:rPr>
+        <w:t>Gambar 4.6 — Step 1 — Specify user details</w:t>
+      </w:r>
+    </w:p>
+    <w:p>
+      <w:pPr>
+        <w:jc w:val="center"/>
+      </w:pPr>
+      <w:r>
+        <w:drawing>
+          <wp:inline xmlns:a="http://schemas.openxmlformats.org/drawingml/2006/main" xmlns:pic="http://schemas.openxmlformats.org/drawingml/2006/picture">
+            <wp:extent cx="5303520" cy="2532431"/>
+            <wp:docPr id="7" name="Picture 7"/>
+            <wp:cNvGraphicFramePr>
+              <a:graphicFrameLocks noChangeAspect="1"/>
+            </wp:cNvGraphicFramePr>
+            <a:graphic>
+              <a:graphicData uri="http://schemas.openxmlformats.org/drawingml/2006/picture">
+                <pic:pic>
+                  <pic:nvPicPr>
+                    <pic:cNvPr id="0" name="_docximg_7_01-03b-iam-user-create-step2-permissions.png"/>
+                    <pic:cNvPicPr/>
+                  </pic:nvPicPr>
+                  <pic:blipFill>
+                    <a:blip r:embed="rId15"/>
+                    <a:stretch>
+                      <a:fillRect/>
+                    </a:stretch>
+                  </pic:blipFill>
+                  <pic:spPr>
+                    <a:xfrm>
+                      <a:off x="0" y="0"/>
+                      <a:ext cx="5303520" cy="2532431"/>
+                    </a:xfrm>
+                    <a:prstGeom prst="rect"/>
+                  </pic:spPr>
+                </pic:pic>
+              </a:graphicData>
+            </a:graphic>
+          </wp:inline>
+        </w:drawing>
+      </w:r>
+    </w:p>
+    <w:p>
+      <w:pPr>
+        <w:spacing w:after="240"/>
+        <w:jc w:val="center"/>
+      </w:pPr>
+      <w:r>
+        <w:rPr>
+          <w:i/>
+          <w:sz w:val="20"/>
+        </w:rPr>
+        <w:t>Gambar 4.7 — Step 2 — Set permissions</w:t>
+      </w:r>
+    </w:p>
+    <w:p>
+      <w:pPr>
+        <w:jc w:val="center"/>
+      </w:pPr>
+      <w:r>
+        <w:drawing>
+          <wp:inline xmlns:a="http://schemas.openxmlformats.org/drawingml/2006/main" xmlns:pic="http://schemas.openxmlformats.org/drawingml/2006/picture">
+            <wp:extent cx="5303520" cy="2512543"/>
+            <wp:docPr id="8" name="Picture 8"/>
+            <wp:cNvGraphicFramePr>
+              <a:graphicFrameLocks noChangeAspect="1"/>
+            </wp:cNvGraphicFramePr>
+            <a:graphic>
+              <a:graphicData uri="http://schemas.openxmlformats.org/drawingml/2006/picture">
+                <pic:pic>
+                  <pic:nvPicPr>
+                    <pic:cNvPr id="0" name="_docximg_8_01-03c-iam-user-create-policy-select.png"/>
+                    <pic:cNvPicPr/>
+                  </pic:nvPicPr>
+                  <pic:blipFill>
+                    <a:blip r:embed="rId16"/>
+                    <a:stretch>
+                      <a:fillRect/>
+                    </a:stretch>
+                  </pic:blipFill>
+                  <pic:spPr>
+                    <a:xfrm>
+                      <a:off x="0" y="0"/>
+                      <a:ext cx="5303520" cy="2512543"/>
+                    </a:xfrm>
+                    <a:prstGeom prst="rect"/>
+                  </pic:spPr>
+                </pic:pic>
+              </a:graphicData>
+            </a:graphic>
+          </wp:inline>
+        </w:drawing>
+      </w:r>
+    </w:p>
+    <w:p>
+      <w:pPr>
+        <w:spacing w:after="240"/>
+        <w:jc w:val="center"/>
+      </w:pPr>
+      <w:r>
+        <w:rPr>
+          <w:i/>
+          <w:sz w:val="20"/>
+        </w:rPr>
+        <w:t>Gambar 4.8 — Pemilihan permission policy untuk user</w:t>
+      </w:r>
+    </w:p>
+    <w:p>
+      <w:pPr>
+        <w:jc w:val="center"/>
+      </w:pPr>
+      <w:r>
+        <w:drawing>
+          <wp:inline xmlns:a="http://schemas.openxmlformats.org/drawingml/2006/main" xmlns:pic="http://schemas.openxmlformats.org/drawingml/2006/picture">
+            <wp:extent cx="5303520" cy="2549004"/>
+            <wp:docPr id="9" name="Picture 9"/>
+            <wp:cNvGraphicFramePr>
+              <a:graphicFrameLocks noChangeAspect="1"/>
+            </wp:cNvGraphicFramePr>
+            <a:graphic>
+              <a:graphicData uri="http://schemas.openxmlformats.org/drawingml/2006/picture">
+                <pic:pic>
+                  <pic:nvPicPr>
+                    <pic:cNvPr id="0" name="_docximg_9_01-03d-iam-user-create-review.png"/>
+                    <pic:cNvPicPr/>
+                  </pic:nvPicPr>
+                  <pic:blipFill>
+                    <a:blip r:embed="rId17"/>
+                    <a:stretch>
+                      <a:fillRect/>
+                    </a:stretch>
+                  </pic:blipFill>
+                  <pic:spPr>
+                    <a:xfrm>
+                      <a:off x="0" y="0"/>
+                      <a:ext cx="5303520" cy="2549004"/>
+                    </a:xfrm>
+                    <a:prstGeom prst="rect"/>
+                  </pic:spPr>
+                </pic:pic>
+              </a:graphicData>
+            </a:graphic>
+          </wp:inline>
+        </w:drawing>
+      </w:r>
+    </w:p>
+    <w:p>
+      <w:pPr>
+        <w:spacing w:after="240"/>
+        <w:jc w:val="center"/>
+      </w:pPr>
+      <w:r>
+        <w:rPr>
+          <w:i/>
+          <w:sz w:val="20"/>
+        </w:rPr>
+        <w:t>Gambar 4.9 — Step 3 — Review and create</w:t>
+      </w:r>
+    </w:p>
+    <w:p>
+      <w:r>
+        <w:t>Hasil akhir: 4 IAM user berhasil dibuat sesuai peran tim.</w:t>
+      </w:r>
+    </w:p>
+    <w:p>
+      <w:pPr>
+        <w:jc w:val="center"/>
+      </w:pPr>
+      <w:r>
+        <w:drawing>
+          <wp:inline xmlns:a="http://schemas.openxmlformats.org/drawingml/2006/main" xmlns:pic="http://schemas.openxmlformats.org/drawingml/2006/picture">
+            <wp:extent cx="5303520" cy="2940139"/>
+            <wp:docPr id="10" name="Picture 10"/>
+            <wp:cNvGraphicFramePr>
+              <a:graphicFrameLocks noChangeAspect="1"/>
+            </wp:cNvGraphicFramePr>
+            <a:graphic>
+              <a:graphicData uri="http://schemas.openxmlformats.org/drawingml/2006/picture">
+                <pic:pic>
+                  <pic:nvPicPr>
+                    <pic:cNvPr id="0" name="_docximg_10_01-03-iam-users-list.png"/>
+                    <pic:cNvPicPr/>
+                  </pic:nvPicPr>
+                  <pic:blipFill>
+                    <a:blip r:embed="rId18"/>
+                    <a:stretch>
+                      <a:fillRect/>
+                    </a:stretch>
+                  </pic:blipFill>
+                  <pic:spPr>
+                    <a:xfrm>
+                      <a:off x="0" y="0"/>
+                      <a:ext cx="5303520" cy="2940139"/>
+                    </a:xfrm>
+                    <a:prstGeom prst="rect"/>
+                  </pic:spPr>
+                </pic:pic>
+              </a:graphicData>
+            </a:graphic>
+          </wp:inline>
+        </w:drawing>
+      </w:r>
+    </w:p>
+    <w:p>
+      <w:pPr>
+        <w:spacing w:after="240"/>
+        <w:jc w:val="center"/>
+      </w:pPr>
+      <w:r>
+        <w:rPr>
+          <w:i/>
+          <w:sz w:val="20"/>
+        </w:rPr>
+        <w:t>Gambar 4.10 — Daftar 4 IAM user: daffa-cost, deka-infra, gopriadi-security, ramadan-architect</w:t>
+      </w:r>
+    </w:p>
+    <w:p>
+      <w:pPr>
+        <w:jc w:val="center"/>
+      </w:pPr>
+      <w:r>
+        <w:drawing>
+          <wp:inline xmlns:a="http://schemas.openxmlformats.org/drawingml/2006/main" xmlns:pic="http://schemas.openxmlformats.org/drawingml/2006/picture">
+            <wp:extent cx="5303520" cy="2535746"/>
+            <wp:docPr id="11" name="Picture 11"/>
+            <wp:cNvGraphicFramePr>
+              <a:graphicFrameLocks noChangeAspect="1"/>
+            </wp:cNvGraphicFramePr>
+            <a:graphic>
+              <a:graphicData uri="http://schemas.openxmlformats.org/drawingml/2006/picture">
+                <pic:pic>
+                  <pic:nvPicPr>
+                    <pic:cNvPr id="0" name="_docximg_11_01-04-iam-user-permissions-example.png"/>
+                    <pic:cNvPicPr/>
+                  </pic:nvPicPr>
+                  <pic:blipFill>
+                    <a:blip r:embed="rId19"/>
+                    <a:stretch>
+                      <a:fillRect/>
+                    </a:stretch>
+                  </pic:blipFill>
+                  <pic:spPr>
+                    <a:xfrm>
+                      <a:off x="0" y="0"/>
+                      <a:ext cx="5303520" cy="2535746"/>
+                    </a:xfrm>
+                    <a:prstGeom prst="rect"/>
+                  </pic:spPr>
+                </pic:pic>
+              </a:graphicData>
+            </a:graphic>
+          </wp:inline>
+        </w:drawing>
+      </w:r>
+    </w:p>
+    <w:p>
+      <w:pPr>
+        <w:spacing w:after="240"/>
+        <w:jc w:val="center"/>
+      </w:pPr>
+      <w:r>
+        <w:rPr>
+          <w:i/>
+          <w:sz w:val="20"/>
+        </w:rPr>
+        <w:t>Gambar 4.11 — Detail permission policy yang di-attach ke salah satu user</w:t>
+      </w:r>
+    </w:p>
+    <w:p>
+      <w:pPr>
+        <w:pStyle w:val="Heading2"/>
+      </w:pPr>
+      <w:r>
+        <w:t>4.3 Membangun Jaringan (VPC, Subnet, Internet Gateway, Route Table)</w:t>
+      </w:r>
+    </w:p>
+    <w:p>
+      <w:r>
+        <w:t>Ini adalah tahap inti pembangunan infrastruktur jaringan dari nol, menggantikan VPC default bawaan AWS.</w:t>
+      </w:r>
+    </w:p>
+    <w:p>
+      <w:r>
+        <w:t>Langkah 1 — Membuat VPC baru (jhonseafood-vpc, CIDR 10.0.0.0/16):</w:t>
+      </w:r>
+    </w:p>
+    <w:p>
+      <w:pPr>
+        <w:jc w:val="center"/>
+      </w:pPr>
+      <w:r>
+        <w:drawing>
+          <wp:inline xmlns:a="http://schemas.openxmlformats.org/drawingml/2006/main" xmlns:pic="http://schemas.openxmlformats.org/drawingml/2006/picture">
+            <wp:extent cx="5303520" cy="2688909"/>
+            <wp:docPr id="12" name="Picture 12"/>
+            <wp:cNvGraphicFramePr>
+              <a:graphicFrameLocks noChangeAspect="1"/>
+            </wp:cNvGraphicFramePr>
+            <a:graphic>
+              <a:graphicData uri="http://schemas.openxmlformats.org/drawingml/2006/picture">
+                <pic:pic>
+                  <pic:nvPicPr>
+                    <pic:cNvPr id="0" name="_docximg_12_02-01-vpc-created.png"/>
+                    <pic:cNvPicPr/>
+                  </pic:nvPicPr>
+                  <pic:blipFill>
+                    <a:blip r:embed="rId20"/>
+                    <a:stretch>
+                      <a:fillRect/>
+                    </a:stretch>
+                  </pic:blipFill>
+                  <pic:spPr>
+                    <a:xfrm>
+                      <a:off x="0" y="0"/>
+                      <a:ext cx="5303520" cy="2688909"/>
+                    </a:xfrm>
+                    <a:prstGeom prst="rect"/>
+                  </pic:spPr>
+                </pic:pic>
+              </a:graphicData>
+            </a:graphic>
+          </wp:inline>
+        </w:drawing>
+      </w:r>
+    </w:p>
+    <w:p>
+      <w:pPr>
+        <w:spacing w:after="240"/>
+        <w:jc w:val="center"/>
+      </w:pPr>
+      <w:r>
+        <w:rPr>
+          <w:i/>
+          <w:sz w:val="20"/>
+        </w:rPr>
+        <w:t>Gambar 4.12 — VPC jhonseafood-vpc berhasil dibuat</w:t>
+      </w:r>
+    </w:p>
+    <w:p>
+      <w:r>
+        <w:t>Langkah 2 — Membuat Subnet publik (jhonseafood-public-subnet, CIDR 10.0.1.0/24, AZ ap-southeast-3a):</w:t>
+      </w:r>
+    </w:p>
+    <w:p>
+      <w:pPr>
+        <w:jc w:val="center"/>
+      </w:pPr>
+      <w:r>
+        <w:drawing>
+          <wp:inline xmlns:a="http://schemas.openxmlformats.org/drawingml/2006/main" xmlns:pic="http://schemas.openxmlformats.org/drawingml/2006/picture">
+            <wp:extent cx="5303520" cy="2582069"/>
+            <wp:docPr id="13" name="Picture 13"/>
+            <wp:cNvGraphicFramePr>
+              <a:graphicFrameLocks noChangeAspect="1"/>
+            </wp:cNvGraphicFramePr>
+            <a:graphic>
+              <a:graphicData uri="http://schemas.openxmlformats.org/drawingml/2006/picture">
+                <pic:pic>
+                  <pic:nvPicPr>
+                    <pic:cNvPr id="0" name="_docximg_13_02-02-subnet-created.png"/>
+                    <pic:cNvPicPr/>
+                  </pic:nvPicPr>
+                  <pic:blipFill>
+                    <a:blip r:embed="rId21"/>
+                    <a:stretch>
+                      <a:fillRect/>
+                    </a:stretch>
+                  </pic:blipFill>
+                  <pic:spPr>
+                    <a:xfrm>
+                      <a:off x="0" y="0"/>
+                      <a:ext cx="5303520" cy="2582069"/>
+                    </a:xfrm>
+                    <a:prstGeom prst="rect"/>
+                  </pic:spPr>
+                </pic:pic>
+              </a:graphicData>
+            </a:graphic>
+          </wp:inline>
+        </w:drawing>
+      </w:r>
+    </w:p>
+    <w:p>
+      <w:pPr>
+        <w:spacing w:after="240"/>
+        <w:jc w:val="center"/>
+      </w:pPr>
+      <w:r>
+        <w:rPr>
+          <w:i/>
+          <w:sz w:val="20"/>
+        </w:rPr>
+        <w:t>Gambar 4.13 — Subnet publik berhasil dibuat di dalam VPC</w:t>
+      </w:r>
+    </w:p>
+    <w:p>
+      <w:r>
+        <w:t>Langkah 3 — Mengaktifkan Auto-assign Public IP pada subnet agar instance otomatis mendapat IP publik:</w:t>
+      </w:r>
+    </w:p>
+    <w:p>
+      <w:pPr>
+        <w:jc w:val="center"/>
+      </w:pPr>
+      <w:r>
+        <w:drawing>
+          <wp:inline xmlns:a="http://schemas.openxmlformats.org/drawingml/2006/main" xmlns:pic="http://schemas.openxmlformats.org/drawingml/2006/picture">
+            <wp:extent cx="5303520" cy="2453186"/>
+            <wp:docPr id="14" name="Picture 14"/>
+            <wp:cNvGraphicFramePr>
+              <a:graphicFrameLocks noChangeAspect="1"/>
+            </wp:cNvGraphicFramePr>
+            <a:graphic>
+              <a:graphicData uri="http://schemas.openxmlformats.org/drawingml/2006/picture">
+                <pic:pic>
+                  <pic:nvPicPr>
+                    <pic:cNvPr id="0" name="_docximg_14_02-03-subnet-auto-assign-ip.png"/>
+                    <pic:cNvPicPr/>
+                  </pic:nvPicPr>
+                  <pic:blipFill>
+                    <a:blip r:embed="rId22"/>
+                    <a:stretch>
+                      <a:fillRect/>
+                    </a:stretch>
+                  </pic:blipFill>
+                  <pic:spPr>
+                    <a:xfrm>
+                      <a:off x="0" y="0"/>
+                      <a:ext cx="5303520" cy="2453186"/>
+                    </a:xfrm>
+                    <a:prstGeom prst="rect"/>
+                  </pic:spPr>
+                </pic:pic>
+              </a:graphicData>
+            </a:graphic>
+          </wp:inline>
+        </w:drawing>
+      </w:r>
+    </w:p>
+    <w:p>
+      <w:pPr>
+        <w:spacing w:after="240"/>
+        <w:jc w:val="center"/>
+      </w:pPr>
+      <w:r>
+        <w:rPr>
+          <w:i/>
+          <w:sz w:val="20"/>
+        </w:rPr>
+        <w:t>Gambar 4.14 — Auto-assign public IPv4 address diaktifkan pada subnet</w:t>
+      </w:r>
+    </w:p>
+    <w:p>
+      <w:r>
+        <w:t>Langkah 4 — Membuat Internet Gateway (jhonseafood-igw):</w:t>
+      </w:r>
+    </w:p>
+    <w:p>
+      <w:pPr>
+        <w:jc w:val="center"/>
+      </w:pPr>
+      <w:r>
+        <w:drawing>
+          <wp:inline xmlns:a="http://schemas.openxmlformats.org/drawingml/2006/main" xmlns:pic="http://schemas.openxmlformats.org/drawingml/2006/picture">
+            <wp:extent cx="5303520" cy="2262788"/>
+            <wp:docPr id="15" name="Picture 15"/>
+            <wp:cNvGraphicFramePr>
+              <a:graphicFrameLocks noChangeAspect="1"/>
+            </wp:cNvGraphicFramePr>
+            <a:graphic>
+              <a:graphicData uri="http://schemas.openxmlformats.org/drawingml/2006/picture">
+                <pic:pic>
+                  <pic:nvPicPr>
+                    <pic:cNvPr id="0" name="_docximg_15_02-04-igw-created.png"/>
+                    <pic:cNvPicPr/>
+                  </pic:nvPicPr>
+                  <pic:blipFill>
+                    <a:blip r:embed="rId23"/>
+                    <a:stretch>
+                      <a:fillRect/>
+                    </a:stretch>
+                  </pic:blipFill>
+                  <pic:spPr>
+                    <a:xfrm>
+                      <a:off x="0" y="0"/>
+                      <a:ext cx="5303520" cy="2262788"/>
+                    </a:xfrm>
+                    <a:prstGeom prst="rect"/>
+                  </pic:spPr>
+                </pic:pic>
+              </a:graphicData>
+            </a:graphic>
+          </wp:inline>
+        </w:drawing>
+      </w:r>
+    </w:p>
+    <w:p>
+      <w:pPr>
+        <w:spacing w:after="240"/>
+        <w:jc w:val="center"/>
+      </w:pPr>
+      <w:r>
+        <w:rPr>
+          <w:i/>
+          <w:sz w:val="20"/>
+        </w:rPr>
+        <w:t>Gambar 4.15 — Internet Gateway berhasil dibuat</w:t>
+      </w:r>
+    </w:p>
+    <w:p>
+      <w:r>
+        <w:t>Langkah 5 — Attach Internet Gateway ke VPC:</w:t>
+      </w:r>
+    </w:p>
+    <w:p>
+      <w:pPr>
+        <w:jc w:val="center"/>
+      </w:pPr>
+      <w:r>
+        <w:drawing>
+          <wp:inline xmlns:a="http://schemas.openxmlformats.org/drawingml/2006/main" xmlns:pic="http://schemas.openxmlformats.org/drawingml/2006/picture">
+            <wp:extent cx="5303520" cy="2385199"/>
+            <wp:docPr id="16" name="Picture 16"/>
+            <wp:cNvGraphicFramePr>
+              <a:graphicFrameLocks noChangeAspect="1"/>
+            </wp:cNvGraphicFramePr>
+            <a:graphic>
+              <a:graphicData uri="http://schemas.openxmlformats.org/drawingml/2006/picture">
+                <pic:pic>
+                  <pic:nvPicPr>
+                    <pic:cNvPr id="0" name="_docximg_16_02-05-igw-attached.png"/>
+                    <pic:cNvPicPr/>
+                  </pic:nvPicPr>
+                  <pic:blipFill>
+                    <a:blip r:embed="rId24"/>
+                    <a:stretch>
+                      <a:fillRect/>
+                    </a:stretch>
+                  </pic:blipFill>
+                  <pic:spPr>
+                    <a:xfrm>
+                      <a:off x="0" y="0"/>
+                      <a:ext cx="5303520" cy="2385199"/>
+                    </a:xfrm>
+                    <a:prstGeom prst="rect"/>
+                  </pic:spPr>
+                </pic:pic>
+              </a:graphicData>
+            </a:graphic>
+          </wp:inline>
+        </w:drawing>
+      </w:r>
+    </w:p>
+    <w:p>
+      <w:pPr>
+        <w:spacing w:after="240"/>
+        <w:jc w:val="center"/>
+      </w:pPr>
+      <w:r>
+        <w:rPr>
+          <w:i/>
+          <w:sz w:val="20"/>
+        </w:rPr>
+        <w:t>Gambar 4.16 — Internet Gateway berhasil di-attach ke VPC jhonseafood-vpc</w:t>
+      </w:r>
+    </w:p>
+    <w:p>
+      <w:r>
+        <w:t>Langkah 6 — Membuat Route Table (jhonseafood-public-rt):</w:t>
+      </w:r>
+    </w:p>
+    <w:p>
+      <w:pPr>
+        <w:jc w:val="center"/>
+      </w:pPr>
+      <w:r>
+        <w:drawing>
+          <wp:inline xmlns:a="http://schemas.openxmlformats.org/drawingml/2006/main" xmlns:pic="http://schemas.openxmlformats.org/drawingml/2006/picture">
+            <wp:extent cx="5303520" cy="2396483"/>
+            <wp:docPr id="17" name="Picture 17"/>
+            <wp:cNvGraphicFramePr>
+              <a:graphicFrameLocks noChangeAspect="1"/>
+            </wp:cNvGraphicFramePr>
+            <a:graphic>
+              <a:graphicData uri="http://schemas.openxmlformats.org/drawingml/2006/picture">
+                <pic:pic>
+                  <pic:nvPicPr>
+                    <pic:cNvPr id="0" name="_docximg_17_02-06-route-table-created.png"/>
+                    <pic:cNvPicPr/>
+                  </pic:nvPicPr>
+                  <pic:blipFill>
+                    <a:blip r:embed="rId25"/>
+                    <a:stretch>
+                      <a:fillRect/>
+                    </a:stretch>
+                  </pic:blipFill>
+                  <pic:spPr>
+                    <a:xfrm>
+                      <a:off x="0" y="0"/>
+                      <a:ext cx="5303520" cy="2396483"/>
+                    </a:xfrm>
+                    <a:prstGeom prst="rect"/>
+                  </pic:spPr>
+                </pic:pic>
+              </a:graphicData>
+            </a:graphic>
+          </wp:inline>
+        </w:drawing>
+      </w:r>
+    </w:p>
+    <w:p>
+      <w:pPr>
+        <w:spacing w:after="240"/>
+        <w:jc w:val="center"/>
+      </w:pPr>
+      <w:r>
+        <w:rPr>
+          <w:i/>
+          <w:sz w:val="20"/>
+        </w:rPr>
+        <w:t>Gambar 4.17 — Route Table berhasil dibuat</w:t>
+      </w:r>
+    </w:p>
+    <w:p>
+      <w:r>
+        <w:t>Langkah 7 — Menambahkan route ke Internet Gateway (0.0.0.0/0 → igw-xxxxx) agar subnet dapat mengakses internet:</w:t>
+      </w:r>
+    </w:p>
+    <w:p>
+      <w:pPr>
+        <w:jc w:val="center"/>
+      </w:pPr>
+      <w:r>
+        <w:drawing>
+          <wp:inline xmlns:a="http://schemas.openxmlformats.org/drawingml/2006/main" xmlns:pic="http://schemas.openxmlformats.org/drawingml/2006/picture">
+            <wp:extent cx="5303520" cy="2412926"/>
+            <wp:docPr id="18" name="Picture 18"/>
+            <wp:cNvGraphicFramePr>
+              <a:graphicFrameLocks noChangeAspect="1"/>
+            </wp:cNvGraphicFramePr>
+            <a:graphic>
+              <a:graphicData uri="http://schemas.openxmlformats.org/drawingml/2006/picture">
+                <pic:pic>
+                  <pic:nvPicPr>
+                    <pic:cNvPr id="0" name="_docximg_18_02-07-route-table-igw-route.png"/>
+                    <pic:cNvPicPr/>
+                  </pic:nvPicPr>
+                  <pic:blipFill>
+                    <a:blip r:embed="rId26"/>
+                    <a:stretch>
+                      <a:fillRect/>
+                    </a:stretch>
+                  </pic:blipFill>
+                  <pic:spPr>
+                    <a:xfrm>
+                      <a:off x="0" y="0"/>
+                      <a:ext cx="5303520" cy="2412926"/>
+                    </a:xfrm>
+                    <a:prstGeom prst="rect"/>
+                  </pic:spPr>
+                </pic:pic>
+              </a:graphicData>
+            </a:graphic>
+          </wp:inline>
+        </w:drawing>
+      </w:r>
+    </w:p>
+    <w:p>
+      <w:pPr>
+        <w:spacing w:after="240"/>
+        <w:jc w:val="center"/>
+      </w:pPr>
+      <w:r>
+        <w:rPr>
+          <w:i/>
+          <w:sz w:val="20"/>
+        </w:rPr>
+        <w:t>Gambar 4.18 — Route 0.0.0.0/0 diarahkan ke Internet Gateway</w:t>
+      </w:r>
+    </w:p>
+    <w:p>
+      <w:r>
+        <w:t>Langkah 8 — Associate Route Table ke Subnet publik:</w:t>
+      </w:r>
+    </w:p>
+    <w:p>
+      <w:pPr>
+        <w:jc w:val="center"/>
+      </w:pPr>
+      <w:r>
+        <w:drawing>
+          <wp:inline xmlns:a="http://schemas.openxmlformats.org/drawingml/2006/main" xmlns:pic="http://schemas.openxmlformats.org/drawingml/2006/picture">
+            <wp:extent cx="5303520" cy="2247781"/>
+            <wp:docPr id="19" name="Picture 19"/>
+            <wp:cNvGraphicFramePr>
+              <a:graphicFrameLocks noChangeAspect="1"/>
+            </wp:cNvGraphicFramePr>
+            <a:graphic>
+              <a:graphicData uri="http://schemas.openxmlformats.org/drawingml/2006/picture">
+                <pic:pic>
+                  <pic:nvPicPr>
+                    <pic:cNvPr id="0" name="_docximg_19_02-08-route-table-subnet-association.png"/>
+                    <pic:cNvPicPr/>
+                  </pic:nvPicPr>
+                  <pic:blipFill>
+                    <a:blip r:embed="rId27"/>
+                    <a:stretch>
+                      <a:fillRect/>
+                    </a:stretch>
+                  </pic:blipFill>
+                  <pic:spPr>
+                    <a:xfrm>
+                      <a:off x="0" y="0"/>
+                      <a:ext cx="5303520" cy="2247781"/>
+                    </a:xfrm>
+                    <a:prstGeom prst="rect"/>
+                  </pic:spPr>
+                </pic:pic>
+              </a:graphicData>
+            </a:graphic>
+          </wp:inline>
+        </w:drawing>
+      </w:r>
+    </w:p>
+    <w:p>
+      <w:pPr>
+        <w:spacing w:after="240"/>
+        <w:jc w:val="center"/>
+      </w:pPr>
+      <w:r>
+        <w:rPr>
+          <w:i/>
+          <w:sz w:val="20"/>
+        </w:rPr>
+        <w:t>Gambar 4.19 — Route Table di-associate ke subnet publik</w:t>
+      </w:r>
+    </w:p>
+    <w:p>
+      <w:r>
+        <w:t>Dengan 8 langkah di atas, jaringan VPC custom lengkap dengan jalur internet sudah siap digunakan untuk menampung EC2 instance.</w:t>
+      </w:r>
+    </w:p>
+    <w:p>
+      <w:pPr>
+        <w:pStyle w:val="Heading2"/>
+      </w:pPr>
+      <w:r>
+        <w:t>4.4 Security Group dan Key Pair</w:t>
+      </w:r>
+    </w:p>
+    <w:p>
+      <w:r>
+        <w:t>Security Group (jhonseafood-sg) dibuat dengan 3 inbound rule: SSH (22, hanya dari IP admin), HTTP (80, publik), HTTPS (443, publik).</w:t>
+      </w:r>
+    </w:p>
+    <w:p>
+      <w:pPr>
+        <w:jc w:val="center"/>
+      </w:pPr>
+      <w:r>
+        <w:drawing>
+          <wp:inline xmlns:a="http://schemas.openxmlformats.org/drawingml/2006/main" xmlns:pic="http://schemas.openxmlformats.org/drawingml/2006/picture">
+            <wp:extent cx="5303520" cy="2588781"/>
+            <wp:docPr id="20" name="Picture 20"/>
+            <wp:cNvGraphicFramePr>
+              <a:graphicFrameLocks noChangeAspect="1"/>
+            </wp:cNvGraphicFramePr>
+            <a:graphic>
+              <a:graphicData uri="http://schemas.openxmlformats.org/drawingml/2006/picture">
+                <pic:pic>
+                  <pic:nvPicPr>
+                    <pic:cNvPr id="0" name="_docximg_20_03-01a-security-group-form.png"/>
+                    <pic:cNvPicPr/>
+                  </pic:nvPicPr>
+                  <pic:blipFill>
+                    <a:blip r:embed="rId28"/>
+                    <a:stretch>
+                      <a:fillRect/>
+                    </a:stretch>
+                  </pic:blipFill>
+                  <pic:spPr>
+                    <a:xfrm>
+                      <a:off x="0" y="0"/>
+                      <a:ext cx="5303520" cy="2588781"/>
+                    </a:xfrm>
+                    <a:prstGeom prst="rect"/>
+                  </pic:spPr>
+                </pic:pic>
+              </a:graphicData>
+            </a:graphic>
+          </wp:inline>
+        </w:drawing>
+      </w:r>
+    </w:p>
+    <w:p>
+      <w:pPr>
+        <w:spacing w:after="240"/>
+        <w:jc w:val="center"/>
+      </w:pPr>
+      <w:r>
+        <w:rPr>
+          <w:i/>
+          <w:sz w:val="20"/>
+        </w:rPr>
+        <w:t>Gambar 4.20 — Proses pengisian form Security Group dengan 3 inbound rule</w:t>
+      </w:r>
+    </w:p>
+    <w:p>
+      <w:pPr>
+        <w:jc w:val="center"/>
+      </w:pPr>
+      <w:r>
+        <w:drawing>
+          <wp:inline xmlns:a="http://schemas.openxmlformats.org/drawingml/2006/main" xmlns:pic="http://schemas.openxmlformats.org/drawingml/2006/picture">
+            <wp:extent cx="5303520" cy="2525801"/>
+            <wp:docPr id="21" name="Picture 21"/>
+            <wp:cNvGraphicFramePr>
+              <a:graphicFrameLocks noChangeAspect="1"/>
+            </wp:cNvGraphicFramePr>
+            <a:graphic>
+              <a:graphicData uri="http://schemas.openxmlformats.org/drawingml/2006/picture">
+                <pic:pic>
+                  <pic:nvPicPr>
+                    <pic:cNvPr id="0" name="_docximg_21_03-01-security-group-rules.png"/>
+                    <pic:cNvPicPr/>
+                  </pic:nvPicPr>
+                  <pic:blipFill>
+                    <a:blip r:embed="rId29"/>
+                    <a:stretch>
+                      <a:fillRect/>
+                    </a:stretch>
+                  </pic:blipFill>
+                  <pic:spPr>
+                    <a:xfrm>
+                      <a:off x="0" y="0"/>
+                      <a:ext cx="5303520" cy="2525801"/>
+                    </a:xfrm>
+                    <a:prstGeom prst="rect"/>
+                  </pic:spPr>
+                </pic:pic>
+              </a:graphicData>
+            </a:graphic>
+          </wp:inline>
+        </w:drawing>
+      </w:r>
+    </w:p>
+    <w:p>
+      <w:pPr>
+        <w:spacing w:after="240"/>
+        <w:jc w:val="center"/>
+      </w:pPr>
+      <w:r>
+        <w:rPr>
+          <w:i/>
+          <w:sz w:val="20"/>
+        </w:rPr>
+        <w:t>Gambar 4.21 — Security Group jhonseafood-sg berhasil dibuat dengan 3 inbound rules</w:t>
+      </w:r>
+    </w:p>
+    <w:p>
+      <w:r>
+        <w:t>Key Pair SSH (jhonseafood-key) dibuat untuk akses aman ke server:</w:t>
+      </w:r>
+    </w:p>
+    <w:p>
+      <w:pPr>
+        <w:jc w:val="center"/>
+      </w:pPr>
+      <w:r>
+        <w:drawing>
+          <wp:inline xmlns:a="http://schemas.openxmlformats.org/drawingml/2006/main" xmlns:pic="http://schemas.openxmlformats.org/drawingml/2006/picture">
+            <wp:extent cx="5303520" cy="2568892"/>
+            <wp:docPr id="22" name="Picture 22"/>
+            <wp:cNvGraphicFramePr>
+              <a:graphicFrameLocks noChangeAspect="1"/>
+            </wp:cNvGraphicFramePr>
+            <a:graphic>
+              <a:graphicData uri="http://schemas.openxmlformats.org/drawingml/2006/picture">
+                <pic:pic>
+                  <pic:nvPicPr>
+                    <pic:cNvPr id="0" name="_docximg_22_03-02-keypair-created.png"/>
+                    <pic:cNvPicPr/>
+                  </pic:nvPicPr>
+                  <pic:blipFill>
+                    <a:blip r:embed="rId30"/>
+                    <a:stretch>
+                      <a:fillRect/>
+                    </a:stretch>
+                  </pic:blipFill>
+                  <pic:spPr>
+                    <a:xfrm>
+                      <a:off x="0" y="0"/>
+                      <a:ext cx="5303520" cy="2568892"/>
+                    </a:xfrm>
+                    <a:prstGeom prst="rect"/>
+                  </pic:spPr>
+                </pic:pic>
+              </a:graphicData>
+            </a:graphic>
+          </wp:inline>
+        </w:drawing>
+      </w:r>
+    </w:p>
+    <w:p>
+      <w:pPr>
+        <w:spacing w:after="240"/>
+        <w:jc w:val="center"/>
+      </w:pPr>
+      <w:r>
+        <w:rPr>
+          <w:i/>
+          <w:sz w:val="20"/>
+        </w:rPr>
+        <w:t>Gambar 4.22 — Key Pair jhonseafood-key berhasil dibuat</w:t>
+      </w:r>
+    </w:p>
+    <w:p>
+      <w:pPr>
+        <w:pStyle w:val="Heading2"/>
+      </w:pPr>
+      <w:r>
+        <w:t>4.5 Launch EC2 Instance ke VPC Custom</w:t>
+      </w:r>
+    </w:p>
+    <w:p>
+      <w:r>
+        <w:t>EC2 instance (jhonseafood-68-web, tipe t3.micro, AMI Amazon Linux 2023) diluncurkan langsung ke dalam jhonseafood-vpc dan jhonseafood-public-subnet yang sudah dibuat, menggunakan Security Group dan Key Pair di atas.</w:t>
+      </w:r>
+    </w:p>
+    <w:p>
+      <w:pPr>
+        <w:jc w:val="center"/>
+      </w:pPr>
+      <w:r>
+        <w:drawing>
+          <wp:inline xmlns:a="http://schemas.openxmlformats.org/drawingml/2006/main" xmlns:pic="http://schemas.openxmlformats.org/drawingml/2006/picture">
+            <wp:extent cx="5303520" cy="2529116"/>
+            <wp:docPr id="23" name="Picture 23"/>
+            <wp:cNvGraphicFramePr>
+              <a:graphicFrameLocks noChangeAspect="1"/>
+            </wp:cNvGraphicFramePr>
+            <a:graphic>
+              <a:graphicData uri="http://schemas.openxmlformats.org/drawingml/2006/picture">
+                <pic:pic>
+                  <pic:nvPicPr>
+                    <pic:cNvPr id="0" name="_docximg_23_04-01-launch-instance-success.png"/>
+                    <pic:cNvPicPr/>
+                  </pic:nvPicPr>
+                  <pic:blipFill>
+                    <a:blip r:embed="rId31"/>
+                    <a:stretch>
+                      <a:fillRect/>
+                    </a:stretch>
+                  </pic:blipFill>
+                  <pic:spPr>
+                    <a:xfrm>
+                      <a:off x="0" y="0"/>
+                      <a:ext cx="5303520" cy="2529116"/>
+                    </a:xfrm>
+                    <a:prstGeom prst="rect"/>
+                  </pic:spPr>
+                </pic:pic>
+              </a:graphicData>
+            </a:graphic>
+          </wp:inline>
+        </w:drawing>
+      </w:r>
+    </w:p>
+    <w:p>
+      <w:pPr>
+        <w:spacing w:after="240"/>
+        <w:jc w:val="center"/>
+      </w:pPr>
+      <w:r>
+        <w:rPr>
+          <w:i/>
+          <w:sz w:val="20"/>
+        </w:rPr>
+        <w:t>Gambar 4.23 — Instance berhasil diluncurkan (launch successful)</w:t>
+      </w:r>
+    </w:p>
+    <w:p>
+      <w:pPr>
+        <w:jc w:val="center"/>
+      </w:pPr>
+      <w:r>
+        <w:drawing>
+          <wp:inline xmlns:a="http://schemas.openxmlformats.org/drawingml/2006/main" xmlns:pic="http://schemas.openxmlformats.org/drawingml/2006/picture">
+            <wp:extent cx="5303520" cy="2542375"/>
+            <wp:docPr id="24" name="Picture 24"/>
+            <wp:cNvGraphicFramePr>
+              <a:graphicFrameLocks noChangeAspect="1"/>
+            </wp:cNvGraphicFramePr>
+            <a:graphic>
+              <a:graphicData uri="http://schemas.openxmlformats.org/drawingml/2006/picture">
+                <pic:pic>
+                  <pic:nvPicPr>
+                    <pic:cNvPr id="0" name="_docximg_24_04-02-instance-running-detail.png"/>
+                    <pic:cNvPicPr/>
+                  </pic:nvPicPr>
+                  <pic:blipFill>
+                    <a:blip r:embed="rId32"/>
+                    <a:stretch>
+                      <a:fillRect/>
+                    </a:stretch>
+                  </pic:blipFill>
+                  <pic:spPr>
+                    <a:xfrm>
+                      <a:off x="0" y="0"/>
+                      <a:ext cx="5303520" cy="2542375"/>
+                    </a:xfrm>
+                    <a:prstGeom prst="rect"/>
+                  </pic:spPr>
+                </pic:pic>
+              </a:graphicData>
+            </a:graphic>
+          </wp:inline>
+        </w:drawing>
+      </w:r>
+    </w:p>
+    <w:p>
+      <w:pPr>
+        <w:spacing w:after="240"/>
+        <w:jc w:val="center"/>
+      </w:pPr>
+      <w:r>
+        <w:rPr>
+          <w:i/>
+          <w:sz w:val="20"/>
+        </w:rPr>
+        <w:t>Gambar 4.24 — Detail instance running — VPC, Subnet, IP publik terkonfirmasi</w:t>
+      </w:r>
+    </w:p>
+    <w:p>
+      <w:pPr>
+        <w:pStyle w:val="Heading2"/>
+      </w:pPr>
+      <w:r>
+        <w:t>4.6 Elastic IP</w:t>
+      </w:r>
+    </w:p>
+    <w:p>
+      <w:r>
+        <w:t>Elastic IP dialokasikan dan di-associate ke instance agar alamat IP publik tetap (tidak berubah walau instance di-restart).</w:t>
+      </w:r>
+    </w:p>
+    <w:p>
+      <w:pPr>
+        <w:jc w:val="center"/>
+      </w:pPr>
+      <w:r>
+        <w:drawing>
+          <wp:inline xmlns:a="http://schemas.openxmlformats.org/drawingml/2006/main" xmlns:pic="http://schemas.openxmlformats.org/drawingml/2006/picture">
+            <wp:extent cx="5303520" cy="2529116"/>
+            <wp:docPr id="25" name="Picture 25"/>
+            <wp:cNvGraphicFramePr>
+              <a:graphicFrameLocks noChangeAspect="1"/>
+            </wp:cNvGraphicFramePr>
+            <a:graphic>
+              <a:graphicData uri="http://schemas.openxmlformats.org/drawingml/2006/picture">
+                <pic:pic>
+                  <pic:nvPicPr>
+                    <pic:cNvPr id="0" name="_docximg_25_05-01-eip-allocated.png"/>
+                    <pic:cNvPicPr/>
+                  </pic:nvPicPr>
+                  <pic:blipFill>
+                    <a:blip r:embed="rId33"/>
+                    <a:stretch>
+                      <a:fillRect/>
+                    </a:stretch>
+                  </pic:blipFill>
+                  <pic:spPr>
+                    <a:xfrm>
+                      <a:off x="0" y="0"/>
+                      <a:ext cx="5303520" cy="2529116"/>
+                    </a:xfrm>
+                    <a:prstGeom prst="rect"/>
+                  </pic:spPr>
+                </pic:pic>
+              </a:graphicData>
+            </a:graphic>
+          </wp:inline>
+        </w:drawing>
+      </w:r>
+    </w:p>
+    <w:p>
+      <w:pPr>
+        <w:spacing w:after="240"/>
+        <w:jc w:val="center"/>
+      </w:pPr>
+      <w:r>
+        <w:rPr>
+          <w:i/>
+          <w:sz w:val="20"/>
+        </w:rPr>
+        <w:t>Gambar 4.25 — Elastic IP berhasil dialokasikan</w:t>
+      </w:r>
+    </w:p>
+    <w:p>
+      <w:pPr>
+        <w:jc w:val="center"/>
+      </w:pPr>
+      <w:r>
+        <w:drawing>
+          <wp:inline xmlns:a="http://schemas.openxmlformats.org/drawingml/2006/main" xmlns:pic="http://schemas.openxmlformats.org/drawingml/2006/picture">
+            <wp:extent cx="5303520" cy="2542375"/>
+            <wp:docPr id="26" name="Picture 26"/>
+            <wp:cNvGraphicFramePr>
+              <a:graphicFrameLocks noChangeAspect="1"/>
+            </wp:cNvGraphicFramePr>
+            <a:graphic>
+              <a:graphicData uri="http://schemas.openxmlformats.org/drawingml/2006/picture">
+                <pic:pic>
+                  <pic:nvPicPr>
+                    <pic:cNvPr id="0" name="_docximg_26_05-02-eip-associated.png"/>
+                    <pic:cNvPicPr/>
+                  </pic:nvPicPr>
+                  <pic:blipFill>
+                    <a:blip r:embed="rId34"/>
+                    <a:stretch>
+                      <a:fillRect/>
+                    </a:stretch>
+                  </pic:blipFill>
+                  <pic:spPr>
+                    <a:xfrm>
+                      <a:off x="0" y="0"/>
+                      <a:ext cx="5303520" cy="2542375"/>
+                    </a:xfrm>
+                    <a:prstGeom prst="rect"/>
+                  </pic:spPr>
+                </pic:pic>
+              </a:graphicData>
+            </a:graphic>
+          </wp:inline>
+        </w:drawing>
+      </w:r>
+    </w:p>
+    <w:p>
+      <w:pPr>
+        <w:spacing w:after="240"/>
+        <w:jc w:val="center"/>
+      </w:pPr>
+      <w:r>
+        <w:rPr>
+          <w:i/>
+          <w:sz w:val="20"/>
+        </w:rPr>
+        <w:t>Gambar 4.26 — Elastic IP berhasil di-associate ke instance</w:t>
+      </w:r>
+    </w:p>
+    <w:p>
+      <w:r>
+        <w:t>Uji konektivitas dasar ke IP publik:</w:t>
+      </w:r>
+    </w:p>
+    <w:p>
+      <w:pPr>
+        <w:jc w:val="center"/>
+      </w:pPr>
+      <w:r>
+        <w:drawing>
+          <wp:inline xmlns:a="http://schemas.openxmlformats.org/drawingml/2006/main" xmlns:pic="http://schemas.openxmlformats.org/drawingml/2006/picture">
+            <wp:extent cx="5303520" cy="2598112"/>
+            <wp:docPr id="27" name="Picture 27"/>
+            <wp:cNvGraphicFramePr>
+              <a:graphicFrameLocks noChangeAspect="1"/>
+            </wp:cNvGraphicFramePr>
+            <a:graphic>
+              <a:graphicData uri="http://schemas.openxmlformats.org/drawingml/2006/picture">
+                <pic:pic>
+                  <pic:nvPicPr>
+                    <pic:cNvPr id="0" name="_docximg_27_05-03-ping-test.png"/>
+                    <pic:cNvPicPr/>
+                  </pic:nvPicPr>
+                  <pic:blipFill>
+                    <a:blip r:embed="rId35"/>
+                    <a:stretch>
+                      <a:fillRect/>
+                    </a:stretch>
+                  </pic:blipFill>
+                  <pic:spPr>
+                    <a:xfrm>
+                      <a:off x="0" y="0"/>
+                      <a:ext cx="5303520" cy="2598112"/>
+                    </a:xfrm>
+                    <a:prstGeom prst="rect"/>
+                  </pic:spPr>
+                </pic:pic>
+              </a:graphicData>
+            </a:graphic>
+          </wp:inline>
+        </w:drawing>
+      </w:r>
+    </w:p>
+    <w:p>
+      <w:pPr>
+        <w:spacing w:after="240"/>
+        <w:jc w:val="center"/>
+      </w:pPr>
+      <w:r>
+        <w:rPr>
+          <w:i/>
+          <w:sz w:val="20"/>
+        </w:rPr>
+        <w:t>Gambar 4.27 — Hasil uji ping ke Elastic IP</w:t>
+      </w:r>
+    </w:p>
+    <w:p>
+      <w:pPr>
+        <w:pStyle w:val="Heading2"/>
+      </w:pPr>
+      <w:r>
+        <w:t>4.7 Instalasi Software di Server (via SSH)</w:t>
+      </w:r>
+    </w:p>
+    <w:p>
+      <w:r>
+        <w:t>Setelah server dapat diakses, tim melakukan instalasi software yang dibutuhkan melalui koneksi SSH.</w:t>
+      </w:r>
+    </w:p>
+    <w:p>
+      <w:pPr>
+        <w:jc w:val="center"/>
+      </w:pPr>
+      <w:r>
+        <w:drawing>
+          <wp:inline xmlns:a="http://schemas.openxmlformats.org/drawingml/2006/main" xmlns:pic="http://schemas.openxmlformats.org/drawingml/2006/picture">
+            <wp:extent cx="5303520" cy="2715599"/>
+            <wp:docPr id="28" name="Picture 28"/>
+            <wp:cNvGraphicFramePr>
+              <a:graphicFrameLocks noChangeAspect="1"/>
+            </wp:cNvGraphicFramePr>
+            <a:graphic>
+              <a:graphicData uri="http://schemas.openxmlformats.org/drawingml/2006/picture">
+                <pic:pic>
+                  <pic:nvPicPr>
+                    <pic:cNvPr id="0" name="_docximg_28_06-01-ssh-login-success.png"/>
+                    <pic:cNvPicPr/>
+                  </pic:nvPicPr>
+                  <pic:blipFill>
+                    <a:blip r:embed="rId36"/>
+                    <a:stretch>
+                      <a:fillRect/>
+                    </a:stretch>
+                  </pic:blipFill>
+                  <pic:spPr>
+                    <a:xfrm>
+                      <a:off x="0" y="0"/>
+                      <a:ext cx="5303520" cy="2715599"/>
+                    </a:xfrm>
+                    <a:prstGeom prst="rect"/>
+                  </pic:spPr>
+                </pic:pic>
+              </a:graphicData>
+            </a:graphic>
+          </wp:inline>
+        </w:drawing>
+      </w:r>
+    </w:p>
+    <w:p>
+      <w:pPr>
+        <w:spacing w:after="240"/>
+        <w:jc w:val="center"/>
+      </w:pPr>
+      <w:r>
+        <w:rPr>
+          <w:i/>
+          <w:sz w:val="20"/>
+        </w:rPr>
+        <w:t>Gambar 4.28 — Login SSH ke server berhasil</w:t>
+      </w:r>
+    </w:p>
+    <w:p>
+      <w:pPr>
+        <w:jc w:val="center"/>
+      </w:pPr>
+      <w:r>
+        <w:drawing>
+          <wp:inline xmlns:a="http://schemas.openxmlformats.org/drawingml/2006/main" xmlns:pic="http://schemas.openxmlformats.org/drawingml/2006/picture">
+            <wp:extent cx="5303520" cy="2722161"/>
+            <wp:docPr id="29" name="Picture 29"/>
+            <wp:cNvGraphicFramePr>
+              <a:graphicFrameLocks noChangeAspect="1"/>
+            </wp:cNvGraphicFramePr>
+            <a:graphic>
+              <a:graphicData uri="http://schemas.openxmlformats.org/drawingml/2006/picture">
+                <pic:pic>
+                  <pic:nvPicPr>
+                    <pic:cNvPr id="0" name="_docximg_29_06-02-nodejs-version.png"/>
+                    <pic:cNvPicPr/>
+                  </pic:nvPicPr>
+                  <pic:blipFill>
+                    <a:blip r:embed="rId37"/>
+                    <a:stretch>
+                      <a:fillRect/>
+                    </a:stretch>
+                  </pic:blipFill>
+                  <pic:spPr>
+                    <a:xfrm>
+                      <a:off x="0" y="0"/>
+                      <a:ext cx="5303520" cy="2722161"/>
+                    </a:xfrm>
+                    <a:prstGeom prst="rect"/>
+                  </pic:spPr>
+                </pic:pic>
+              </a:graphicData>
+            </a:graphic>
+          </wp:inline>
+        </w:drawing>
+      </w:r>
+    </w:p>
+    <w:p>
+      <w:pPr>
+        <w:spacing w:after="240"/>
+        <w:jc w:val="center"/>
+      </w:pPr>
+      <w:r>
+        <w:rPr>
+          <w:i/>
+          <w:sz w:val="20"/>
+        </w:rPr>
+        <w:t>Gambar 4.29 — Instalasi Node.js v22 berhasil</w:t>
+      </w:r>
+    </w:p>
+    <w:p>
+      <w:pPr>
+        <w:jc w:val="center"/>
+      </w:pPr>
+      <w:r>
+        <w:drawing>
+          <wp:inline xmlns:a="http://schemas.openxmlformats.org/drawingml/2006/main" xmlns:pic="http://schemas.openxmlformats.org/drawingml/2006/picture">
+            <wp:extent cx="5303520" cy="2702339"/>
+            <wp:docPr id="30" name="Picture 30"/>
+            <wp:cNvGraphicFramePr>
+              <a:graphicFrameLocks noChangeAspect="1"/>
+            </wp:cNvGraphicFramePr>
+            <a:graphic>
+              <a:graphicData uri="http://schemas.openxmlformats.org/drawingml/2006/picture">
+                <pic:pic>
+                  <pic:nvPicPr>
+                    <pic:cNvPr id="0" name="_docximg_30_06-03-nginx-status.png"/>
+                    <pic:cNvPicPr/>
+                  </pic:nvPicPr>
+                  <pic:blipFill>
+                    <a:blip r:embed="rId38"/>
+                    <a:stretch>
+                      <a:fillRect/>
+                    </a:stretch>
+                  </pic:blipFill>
+                  <pic:spPr>
+                    <a:xfrm>
+                      <a:off x="0" y="0"/>
+                      <a:ext cx="5303520" cy="2702339"/>
+                    </a:xfrm>
+                    <a:prstGeom prst="rect"/>
+                  </pic:spPr>
+                </pic:pic>
+              </a:graphicData>
+            </a:graphic>
+          </wp:inline>
+        </w:drawing>
+      </w:r>
+    </w:p>
+    <w:p>
+      <w:pPr>
+        <w:spacing w:after="240"/>
+        <w:jc w:val="center"/>
+      </w:pPr>
+      <w:r>
+        <w:rPr>
+          <w:i/>
+          <w:sz w:val="20"/>
+        </w:rPr>
+        <w:t>Gambar 4.30 — Nginx terinstall dan berjalan (status: active)</w:t>
+      </w:r>
+    </w:p>
+    <w:p>
+      <w:pPr>
+        <w:jc w:val="center"/>
+      </w:pPr>
+      <w:r>
+        <w:drawing>
+          <wp:inline xmlns:a="http://schemas.openxmlformats.org/drawingml/2006/main" xmlns:pic="http://schemas.openxmlformats.org/drawingml/2006/picture">
+            <wp:extent cx="5303520" cy="2931614"/>
+            <wp:docPr id="31" name="Picture 31"/>
+            <wp:cNvGraphicFramePr>
+              <a:graphicFrameLocks noChangeAspect="1"/>
+            </wp:cNvGraphicFramePr>
+            <a:graphic>
+              <a:graphicData uri="http://schemas.openxmlformats.org/drawingml/2006/picture">
+                <pic:pic>
+                  <pic:nvPicPr>
+                    <pic:cNvPr id="0" name="_docximg_31_06-04-pm2-version.png"/>
+                    <pic:cNvPicPr/>
+                  </pic:nvPicPr>
+                  <pic:blipFill>
+                    <a:blip r:embed="rId39"/>
+                    <a:stretch>
+                      <a:fillRect/>
+                    </a:stretch>
+                  </pic:blipFill>
+                  <pic:spPr>
+                    <a:xfrm>
+                      <a:off x="0" y="0"/>
+                      <a:ext cx="5303520" cy="2931614"/>
+                    </a:xfrm>
+                    <a:prstGeom prst="rect"/>
+                  </pic:spPr>
+                </pic:pic>
+              </a:graphicData>
+            </a:graphic>
+          </wp:inline>
+        </w:drawing>
+      </w:r>
+    </w:p>
+    <w:p>
+      <w:pPr>
+        <w:spacing w:after="240"/>
+        <w:jc w:val="center"/>
+      </w:pPr>
+      <w:r>
+        <w:rPr>
+          <w:i/>
+          <w:sz w:val="20"/>
+        </w:rPr>
+        <w:t>Gambar 4.31 — PM2 (process manager) berhasil diinstall</w:t>
+      </w:r>
+    </w:p>
+    <w:p>
+      <w:pPr>
+        <w:jc w:val="center"/>
+      </w:pPr>
+      <w:r>
+        <w:drawing>
+          <wp:inline xmlns:a="http://schemas.openxmlformats.org/drawingml/2006/main" xmlns:pic="http://schemas.openxmlformats.org/drawingml/2006/picture">
+            <wp:extent cx="5303520" cy="2682323"/>
+            <wp:docPr id="32" name="Picture 32"/>
+            <wp:cNvGraphicFramePr>
+              <a:graphicFrameLocks noChangeAspect="1"/>
+            </wp:cNvGraphicFramePr>
+            <a:graphic>
+              <a:graphicData uri="http://schemas.openxmlformats.org/drawingml/2006/picture">
+                <pic:pic>
+                  <pic:nvPicPr>
+                    <pic:cNvPr id="0" name="_docximg_32_06-05-certbot-version.png"/>
+                    <pic:cNvPicPr/>
+                  </pic:nvPicPr>
+                  <pic:blipFill>
+                    <a:blip r:embed="rId40"/>
+                    <a:stretch>
+                      <a:fillRect/>
+                    </a:stretch>
+                  </pic:blipFill>
+                  <pic:spPr>
+                    <a:xfrm>
+                      <a:off x="0" y="0"/>
+                      <a:ext cx="5303520" cy="2682323"/>
+                    </a:xfrm>
+                    <a:prstGeom prst="rect"/>
+                  </pic:spPr>
+                </pic:pic>
+              </a:graphicData>
+            </a:graphic>
+          </wp:inline>
+        </w:drawing>
+      </w:r>
+    </w:p>
+    <w:p>
+      <w:pPr>
+        <w:spacing w:after="240"/>
+        <w:jc w:val="center"/>
+      </w:pPr>
+      <w:r>
+        <w:rPr>
+          <w:i/>
+          <w:sz w:val="20"/>
+        </w:rPr>
+        <w:t>Gambar 4.32 — Certbot (Let's Encrypt client) berhasil diinstall</w:t>
+      </w:r>
+    </w:p>
+    <w:p>
+      <w:pPr>
+        <w:pStyle w:val="Heading2"/>
+      </w:pPr>
+      <w:r>
+        <w:t>4.8 Deploy Aplikasi</w:t>
+      </w:r>
+    </w:p>
+    <w:p>
+      <w:r>
+        <w:t>Clone repository, install dependency, konfigurasi environment variable, dan jalankan aplikasi menggunakan PM2.</w:t>
+      </w:r>
+    </w:p>
+    <w:p>
+      <w:pPr>
+        <w:jc w:val="center"/>
+      </w:pPr>
+      <w:r>
+        <w:drawing>
+          <wp:inline xmlns:a="http://schemas.openxmlformats.org/drawingml/2006/main" xmlns:pic="http://schemas.openxmlformats.org/drawingml/2006/picture">
+            <wp:extent cx="5303520" cy="2201616"/>
+            <wp:docPr id="33" name="Picture 33"/>
+            <wp:cNvGraphicFramePr>
+              <a:graphicFrameLocks noChangeAspect="1"/>
+            </wp:cNvGraphicFramePr>
+            <a:graphic>
+              <a:graphicData uri="http://schemas.openxmlformats.org/drawingml/2006/picture">
+                <pic:pic>
+                  <pic:nvPicPr>
+                    <pic:cNvPr id="0" name="_docximg_33_07-01-npm-install-success.png"/>
+                    <pic:cNvPicPr/>
+                  </pic:nvPicPr>
+                  <pic:blipFill>
+                    <a:blip r:embed="rId41"/>
+                    <a:stretch>
+                      <a:fillRect/>
+                    </a:stretch>
+                  </pic:blipFill>
+                  <pic:spPr>
+                    <a:xfrm>
+                      <a:off x="0" y="0"/>
+                      <a:ext cx="5303520" cy="2201616"/>
+                    </a:xfrm>
+                    <a:prstGeom prst="rect"/>
+                  </pic:spPr>
+                </pic:pic>
+              </a:graphicData>
+            </a:graphic>
+          </wp:inline>
+        </w:drawing>
+      </w:r>
+    </w:p>
+    <w:p>
+      <w:pPr>
+        <w:spacing w:after="240"/>
+        <w:jc w:val="center"/>
+      </w:pPr>
+      <w:r>
+        <w:rPr>
+          <w:i/>
+          <w:sz w:val="20"/>
+        </w:rPr>
+        <w:t>Gambar 4.33 — npm install dependencies berhasil</w:t>
+      </w:r>
+    </w:p>
+    <w:p>
+      <w:pPr>
+        <w:jc w:val="center"/>
+      </w:pPr>
+      <w:r>
+        <w:drawing>
+          <wp:inline xmlns:a="http://schemas.openxmlformats.org/drawingml/2006/main" xmlns:pic="http://schemas.openxmlformats.org/drawingml/2006/picture">
+            <wp:extent cx="5303520" cy="2651760"/>
+            <wp:docPr id="34" name="Picture 34"/>
+            <wp:cNvGraphicFramePr>
+              <a:graphicFrameLocks noChangeAspect="1"/>
+            </wp:cNvGraphicFramePr>
+            <a:graphic>
+              <a:graphicData uri="http://schemas.openxmlformats.org/drawingml/2006/picture">
+                <pic:pic>
+                  <pic:nvPicPr>
+                    <pic:cNvPr id="0" name="_docximg_34_07-02-env-configured.png"/>
+                    <pic:cNvPicPr/>
+                  </pic:nvPicPr>
+                  <pic:blipFill>
+                    <a:blip r:embed="rId42"/>
+                    <a:stretch>
+                      <a:fillRect/>
+                    </a:stretch>
+                  </pic:blipFill>
+                  <pic:spPr>
+                    <a:xfrm>
+                      <a:off x="0" y="0"/>
+                      <a:ext cx="5303520" cy="2651760"/>
+                    </a:xfrm>
+                    <a:prstGeom prst="rect"/>
+                  </pic:spPr>
+                </pic:pic>
+              </a:graphicData>
+            </a:graphic>
+          </wp:inline>
+        </w:drawing>
+      </w:r>
+    </w:p>
+    <w:p>
+      <w:pPr>
+        <w:spacing w:after="240"/>
+        <w:jc w:val="center"/>
+      </w:pPr>
+      <w:r>
+        <w:rPr>
+          <w:i/>
+          <w:sz w:val="20"/>
+        </w:rPr>
+        <w:t>Gambar 4.34 — File .env berhasil dikonfigurasi (SESSION_SECRET &amp; hash password admin disembunyikan)</w:t>
+      </w:r>
+    </w:p>
+    <w:p>
+      <w:pPr>
+        <w:jc w:val="center"/>
+      </w:pPr>
+      <w:r>
+        <w:drawing>
+          <wp:inline xmlns:a="http://schemas.openxmlformats.org/drawingml/2006/main" xmlns:pic="http://schemas.openxmlformats.org/drawingml/2006/picture">
+            <wp:extent cx="5303520" cy="2678911"/>
+            <wp:docPr id="35" name="Picture 35"/>
+            <wp:cNvGraphicFramePr>
+              <a:graphicFrameLocks noChangeAspect="1"/>
+            </wp:cNvGraphicFramePr>
+            <a:graphic>
+              <a:graphicData uri="http://schemas.openxmlformats.org/drawingml/2006/picture">
+                <pic:pic>
+                  <pic:nvPicPr>
+                    <pic:cNvPr id="0" name="_docximg_35_07-03-pm2-status-running.png"/>
+                    <pic:cNvPicPr/>
+                  </pic:nvPicPr>
+                  <pic:blipFill>
+                    <a:blip r:embed="rId43"/>
+                    <a:stretch>
+                      <a:fillRect/>
+                    </a:stretch>
+                  </pic:blipFill>
+                  <pic:spPr>
+                    <a:xfrm>
+                      <a:off x="0" y="0"/>
+                      <a:ext cx="5303520" cy="2678911"/>
+                    </a:xfrm>
+                    <a:prstGeom prst="rect"/>
+                  </pic:spPr>
+                </pic:pic>
+              </a:graphicData>
+            </a:graphic>
+          </wp:inline>
+        </w:drawing>
+      </w:r>
+    </w:p>
+    <w:p>
+      <w:pPr>
+        <w:spacing w:after="240"/>
+        <w:jc w:val="center"/>
+      </w:pPr>
+      <w:r>
+        <w:rPr>
+          <w:i/>
+          <w:sz w:val="20"/>
+        </w:rPr>
+        <w:t>Gambar 4.35 — Aplikasi berjalan via PM2 (status: online)</w:t>
+      </w:r>
+    </w:p>
+    <w:p>
+      <w:pPr>
+        <w:pStyle w:val="Heading2"/>
+      </w:pPr>
+      <w:r>
+        <w:t>4.9 Konfigurasi Nginx Reverse Proxy</w:t>
+      </w:r>
+    </w:p>
+    <w:p>
+      <w:r>
+        <w:t>Nginx dikonfigurasi sebagai reverse proxy ke aplikasi Node.js (port 3000), termasuk endpoint /health yang diteruskan langsung ke aplikasi.</w:t>
+      </w:r>
+    </w:p>
+    <w:p>
+      <w:pPr>
+        <w:jc w:val="center"/>
+      </w:pPr>
+      <w:r>
+        <w:drawing>
+          <wp:inline xmlns:a="http://schemas.openxmlformats.org/drawingml/2006/main" xmlns:pic="http://schemas.openxmlformats.org/drawingml/2006/picture">
+            <wp:extent cx="5303520" cy="2953051"/>
+            <wp:docPr id="36" name="Picture 36"/>
+            <wp:cNvGraphicFramePr>
+              <a:graphicFrameLocks noChangeAspect="1"/>
+            </wp:cNvGraphicFramePr>
+            <a:graphic>
+              <a:graphicData uri="http://schemas.openxmlformats.org/drawingml/2006/picture">
+                <pic:pic>
+                  <pic:nvPicPr>
+                    <pic:cNvPr id="0" name="_docximg_36_08-01-nginx-config-test-ok.png"/>
+                    <pic:cNvPicPr/>
+                  </pic:nvPicPr>
+                  <pic:blipFill>
+                    <a:blip r:embed="rId44"/>
+                    <a:stretch>
+                      <a:fillRect/>
+                    </a:stretch>
+                  </pic:blipFill>
+                  <pic:spPr>
+                    <a:xfrm>
+                      <a:off x="0" y="0"/>
+                      <a:ext cx="5303520" cy="2953051"/>
+                    </a:xfrm>
+                    <a:prstGeom prst="rect"/>
+                  </pic:spPr>
+                </pic:pic>
+              </a:graphicData>
+            </a:graphic>
+          </wp:inline>
+        </w:drawing>
+      </w:r>
+    </w:p>
+    <w:p>
+      <w:pPr>
+        <w:spacing w:after="240"/>
+        <w:jc w:val="center"/>
+      </w:pPr>
+      <w:r>
+        <w:rPr>
+          <w:i/>
+          <w:sz w:val="20"/>
+        </w:rPr>
+        <w:t>Gambar 4.36 — Konfigurasi Nginx lolos syntax test (nginx -t)</w:t>
+      </w:r>
+    </w:p>
+    <w:p>
+      <w:pPr>
+        <w:jc w:val="center"/>
+      </w:pPr>
+      <w:r>
+        <w:drawing>
+          <wp:inline xmlns:a="http://schemas.openxmlformats.org/drawingml/2006/main" xmlns:pic="http://schemas.openxmlformats.org/drawingml/2006/picture">
+            <wp:extent cx="5303520" cy="2963153"/>
+            <wp:docPr id="37" name="Picture 37"/>
+            <wp:cNvGraphicFramePr>
+              <a:graphicFrameLocks noChangeAspect="1"/>
+            </wp:cNvGraphicFramePr>
+            <a:graphic>
+              <a:graphicData uri="http://schemas.openxmlformats.org/drawingml/2006/picture">
+                <pic:pic>
+                  <pic:nvPicPr>
+                    <pic:cNvPr id="0" name="_docximg_37_08-02-curl-http-200-health-ok.png"/>
+                    <pic:cNvPicPr/>
+                  </pic:nvPicPr>
+                  <pic:blipFill>
+                    <a:blip r:embed="rId45"/>
+                    <a:stretch>
+                      <a:fillRect/>
+                    </a:stretch>
+                  </pic:blipFill>
+                  <pic:spPr>
+                    <a:xfrm>
+                      <a:off x="0" y="0"/>
+                      <a:ext cx="5303520" cy="2963153"/>
+                    </a:xfrm>
+                    <a:prstGeom prst="rect"/>
+                  </pic:spPr>
+                </pic:pic>
+              </a:graphicData>
+            </a:graphic>
+          </wp:inline>
+        </w:drawing>
+      </w:r>
+    </w:p>
+    <w:p>
+      <w:pPr>
+        <w:spacing w:after="240"/>
+        <w:jc w:val="center"/>
+      </w:pPr>
+      <w:r>
+        <w:rPr>
+          <w:i/>
+          <w:sz w:val="20"/>
+        </w:rPr>
+        <w:t>Gambar 4.37 — Verifikasi curl: HTTP 200 dan /health mengembalikan OK</w:t>
+      </w:r>
+    </w:p>
+    <w:p>
+      <w:pPr>
+        <w:jc w:val="center"/>
+      </w:pPr>
+      <w:r>
+        <w:drawing>
+          <wp:inline xmlns:a="http://schemas.openxmlformats.org/drawingml/2006/main" xmlns:pic="http://schemas.openxmlformats.org/drawingml/2006/picture">
+            <wp:extent cx="5303520" cy="2694851"/>
+            <wp:docPr id="38" name="Picture 38"/>
+            <wp:cNvGraphicFramePr>
+              <a:graphicFrameLocks noChangeAspect="1"/>
+            </wp:cNvGraphicFramePr>
+            <a:graphic>
+              <a:graphicData uri="http://schemas.openxmlformats.org/drawingml/2006/picture">
+                <pic:pic>
+                  <pic:nvPicPr>
+                    <pic:cNvPr id="0" name="_docximg_38_08-03-browser-http-homepage.png"/>
+                    <pic:cNvPicPr/>
+                  </pic:nvPicPr>
+                  <pic:blipFill>
+                    <a:blip r:embed="rId46"/>
+                    <a:stretch>
+                      <a:fillRect/>
+                    </a:stretch>
+                  </pic:blipFill>
+                  <pic:spPr>
+                    <a:xfrm>
+                      <a:off x="0" y="0"/>
+                      <a:ext cx="5303520" cy="2694851"/>
+                    </a:xfrm>
+                    <a:prstGeom prst="rect"/>
+                  </pic:spPr>
+                </pic:pic>
+              </a:graphicData>
+            </a:graphic>
+          </wp:inline>
+        </w:drawing>
+      </w:r>
+    </w:p>
+    <w:p>
+      <w:pPr>
+        <w:spacing w:after="240"/>
+        <w:jc w:val="center"/>
+      </w:pPr>
+      <w:r>
+        <w:rPr>
+          <w:i/>
+          <w:sz w:val="20"/>
+        </w:rPr>
+        <w:t>Gambar 4.38 — Halaman utama dapat diakses via browser melalui HTTP</w:t>
+      </w:r>
+    </w:p>
+    <w:p>
+      <w:pPr>
+        <w:pStyle w:val="Heading2"/>
+      </w:pPr>
+      <w:r>
+        <w:t>4.10 Pemasangan SSL (Let's Encrypt)</w:t>
+      </w:r>
+    </w:p>
+    <w:p>
+      <w:r>
+        <w:t>SSL gratis dipasang menggunakan Certbot dengan domain berbasis nip.io, termasuk redirect otomatis HTTP ke HTTPS dan auto-renew.</w:t>
+      </w:r>
+    </w:p>
+    <w:p>
+      <w:pPr>
+        <w:jc w:val="center"/>
+      </w:pPr>
+      <w:r>
+        <w:drawing>
+          <wp:inline xmlns:a="http://schemas.openxmlformats.org/drawingml/2006/main" xmlns:pic="http://schemas.openxmlformats.org/drawingml/2006/picture">
+            <wp:extent cx="5303520" cy="2704181"/>
+            <wp:docPr id="39" name="Picture 39"/>
+            <wp:cNvGraphicFramePr>
+              <a:graphicFrameLocks noChangeAspect="1"/>
+            </wp:cNvGraphicFramePr>
+            <a:graphic>
+              <a:graphicData uri="http://schemas.openxmlformats.org/drawingml/2006/picture">
+                <pic:pic>
+                  <pic:nvPicPr>
+                    <pic:cNvPr id="0" name="_docximg_39_09-01-certbot-success.png"/>
+                    <pic:cNvPicPr/>
+                  </pic:nvPicPr>
+                  <pic:blipFill>
+                    <a:blip r:embed="rId47"/>
+                    <a:stretch>
+                      <a:fillRect/>
+                    </a:stretch>
+                  </pic:blipFill>
+                  <pic:spPr>
+                    <a:xfrm>
+                      <a:off x="0" y="0"/>
+                      <a:ext cx="5303520" cy="2704181"/>
+                    </a:xfrm>
+                    <a:prstGeom prst="rect"/>
+                  </pic:spPr>
+                </pic:pic>
+              </a:graphicData>
+            </a:graphic>
+          </wp:inline>
+        </w:drawing>
+      </w:r>
+    </w:p>
+    <w:p>
+      <w:pPr>
+        <w:spacing w:after="240"/>
+        <w:jc w:val="center"/>
+      </w:pPr>
+      <w:r>
+        <w:rPr>
+          <w:i/>
+          <w:sz w:val="20"/>
+        </w:rPr>
+        <w:t>Gambar 4.39 — Certbot berhasil menerbitkan sertifikat SSL</w:t>
+      </w:r>
+    </w:p>
+    <w:p>
+      <w:pPr>
+        <w:jc w:val="center"/>
+      </w:pPr>
+      <w:r>
+        <w:drawing>
+          <wp:inline xmlns:a="http://schemas.openxmlformats.org/drawingml/2006/main" xmlns:pic="http://schemas.openxmlformats.org/drawingml/2006/picture">
+            <wp:extent cx="5303520" cy="1725860"/>
+            <wp:docPr id="40" name="Picture 40"/>
+            <wp:cNvGraphicFramePr>
+              <a:graphicFrameLocks noChangeAspect="1"/>
+            </wp:cNvGraphicFramePr>
+            <a:graphic>
+              <a:graphicData uri="http://schemas.openxmlformats.org/drawingml/2006/picture">
+                <pic:pic>
+                  <pic:nvPicPr>
+                    <pic:cNvPr id="0" name="_docximg_40_09-02-curl-https-200.png"/>
+                    <pic:cNvPicPr/>
+                  </pic:nvPicPr>
+                  <pic:blipFill>
+                    <a:blip r:embed="rId48"/>
+                    <a:stretch>
+                      <a:fillRect/>
+                    </a:stretch>
+                  </pic:blipFill>
+                  <pic:spPr>
+                    <a:xfrm>
+                      <a:off x="0" y="0"/>
+                      <a:ext cx="5303520" cy="1725860"/>
+                    </a:xfrm>
+                    <a:prstGeom prst="rect"/>
+                  </pic:spPr>
+                </pic:pic>
+              </a:graphicData>
+            </a:graphic>
+          </wp:inline>
+        </w:drawing>
+      </w:r>
+    </w:p>
+    <w:p>
+      <w:pPr>
+        <w:spacing w:after="240"/>
+        <w:jc w:val="center"/>
+      </w:pPr>
+      <w:r>
+        <w:rPr>
+          <w:i/>
+          <w:sz w:val="20"/>
+        </w:rPr>
+        <w:t>Gambar 4.40 — Verifikasi curl HTTPS: status 200</w:t>
+      </w:r>
+    </w:p>
+    <w:p>
+      <w:pPr>
+        <w:jc w:val="center"/>
+      </w:pPr>
+      <w:r>
+        <w:drawing>
+          <wp:inline xmlns:a="http://schemas.openxmlformats.org/drawingml/2006/main" xmlns:pic="http://schemas.openxmlformats.org/drawingml/2006/picture">
+            <wp:extent cx="5303520" cy="2661704"/>
+            <wp:docPr id="41" name="Picture 41"/>
+            <wp:cNvGraphicFramePr>
+              <a:graphicFrameLocks noChangeAspect="1"/>
+            </wp:cNvGraphicFramePr>
+            <a:graphic>
+              <a:graphicData uri="http://schemas.openxmlformats.org/drawingml/2006/picture">
+                <pic:pic>
+                  <pic:nvPicPr>
+                    <pic:cNvPr id="0" name="_docximg_41_09-03-browser-https-padlock-valid.png"/>
+                    <pic:cNvPicPr/>
+                  </pic:nvPicPr>
+                  <pic:blipFill>
+                    <a:blip r:embed="rId49"/>
+                    <a:stretch>
+                      <a:fillRect/>
+                    </a:stretch>
+                  </pic:blipFill>
+                  <pic:spPr>
+                    <a:xfrm>
+                      <a:off x="0" y="0"/>
+                      <a:ext cx="5303520" cy="2661704"/>
+                    </a:xfrm>
+                    <a:prstGeom prst="rect"/>
+                  </pic:spPr>
+                </pic:pic>
+              </a:graphicData>
+            </a:graphic>
+          </wp:inline>
+        </w:drawing>
+      </w:r>
+    </w:p>
+    <w:p>
+      <w:pPr>
+        <w:spacing w:after="240"/>
+        <w:jc w:val="center"/>
+      </w:pPr>
+      <w:r>
+        <w:rPr>
+          <w:i/>
+          <w:sz w:val="20"/>
+        </w:rPr>
+        <w:t>Gambar 4.41 — Browser menampilkan padlock/sertifikat valid pada HTTPS</w:t>
+      </w:r>
+    </w:p>
+    <w:p>
+      <w:pPr>
+        <w:jc w:val="center"/>
+      </w:pPr>
+      <w:r>
+        <w:drawing>
+          <wp:inline xmlns:a="http://schemas.openxmlformats.org/drawingml/2006/main" xmlns:pic="http://schemas.openxmlformats.org/drawingml/2006/picture">
+            <wp:extent cx="5303520" cy="1950678"/>
+            <wp:docPr id="42" name="Picture 42"/>
+            <wp:cNvGraphicFramePr>
+              <a:graphicFrameLocks noChangeAspect="1"/>
+            </wp:cNvGraphicFramePr>
+            <a:graphic>
+              <a:graphicData uri="http://schemas.openxmlformats.org/drawingml/2006/picture">
+                <pic:pic>
+                  <pic:nvPicPr>
+                    <pic:cNvPr id="0" name="_docximg_42_09-04-certbot-autorenew-dryrun.png"/>
+                    <pic:cNvPicPr/>
+                  </pic:nvPicPr>
+                  <pic:blipFill>
+                    <a:blip r:embed="rId50"/>
+                    <a:stretch>
+                      <a:fillRect/>
+                    </a:stretch>
+                  </pic:blipFill>
+                  <pic:spPr>
+                    <a:xfrm>
+                      <a:off x="0" y="0"/>
+                      <a:ext cx="5303520" cy="1950678"/>
+                    </a:xfrm>
+                    <a:prstGeom prst="rect"/>
+                  </pic:spPr>
+                </pic:pic>
+              </a:graphicData>
+            </a:graphic>
+          </wp:inline>
+        </w:drawing>
+      </w:r>
+    </w:p>
+    <w:p>
+      <w:pPr>
+        <w:spacing w:after="240"/>
+        <w:jc w:val="center"/>
+      </w:pPr>
+      <w:r>
+        <w:rPr>
+          <w:i/>
+          <w:sz w:val="20"/>
+        </w:rPr>
+        <w:t>Gambar 4.42 — Uji dry-run auto-renew Certbot berhasil</w:t>
+      </w:r>
+    </w:p>
+    <w:p>
+      <w:pPr>
+        <w:pStyle w:val="Heading2"/>
+      </w:pPr>
+      <w:r>
+        <w:t>4.11 Monitoring: Budget dan CloudWatch Alarm</w:t>
+      </w:r>
+    </w:p>
+    <w:p>
+      <w:pPr>
+        <w:jc w:val="center"/>
+      </w:pPr>
+      <w:r>
+        <w:drawing>
+          <wp:inline xmlns:a="http://schemas.openxmlformats.org/drawingml/2006/main" xmlns:pic="http://schemas.openxmlformats.org/drawingml/2006/picture">
+            <wp:extent cx="5303520" cy="1521447"/>
+            <wp:docPr id="43" name="Picture 43"/>
+            <wp:cNvGraphicFramePr>
+              <a:graphicFrameLocks noChangeAspect="1"/>
+            </wp:cNvGraphicFramePr>
+            <a:graphic>
+              <a:graphicData uri="http://schemas.openxmlformats.org/drawingml/2006/picture">
+                <pic:pic>
+                  <pic:nvPicPr>
+                    <pic:cNvPr id="0" name="_docximg_43_10-01-budget-created.png"/>
+                    <pic:cNvPicPr/>
+                  </pic:nvPicPr>
+                  <pic:blipFill>
+                    <a:blip r:embed="rId51"/>
+                    <a:stretch>
+                      <a:fillRect/>
+                    </a:stretch>
+                  </pic:blipFill>
+                  <pic:spPr>
+                    <a:xfrm>
+                      <a:off x="0" y="0"/>
+                      <a:ext cx="5303520" cy="1521447"/>
+                    </a:xfrm>
+                    <a:prstGeom prst="rect"/>
+                  </pic:spPr>
+                </pic:pic>
+              </a:graphicData>
+            </a:graphic>
+          </wp:inline>
+        </w:drawing>
+      </w:r>
+    </w:p>
+    <w:p>
+      <w:pPr>
+        <w:spacing w:after="240"/>
+        <w:jc w:val="center"/>
+      </w:pPr>
+      <w:r>
+        <w:rPr>
+          <w:i/>
+          <w:sz w:val="20"/>
+        </w:rPr>
+        <w:t>Gambar 4.43 — AWS Budget dengan threshold $0,01 berhasil dibuat</w:t>
+      </w:r>
+    </w:p>
+    <w:p>
+      <w:pPr>
+        <w:jc w:val="center"/>
+      </w:pPr>
+      <w:r>
+        <w:drawing>
+          <wp:inline xmlns:a="http://schemas.openxmlformats.org/drawingml/2006/main" xmlns:pic="http://schemas.openxmlformats.org/drawingml/2006/picture">
+            <wp:extent cx="5303520" cy="1789938"/>
+            <wp:docPr id="44" name="Picture 44"/>
+            <wp:cNvGraphicFramePr>
+              <a:graphicFrameLocks noChangeAspect="1"/>
+            </wp:cNvGraphicFramePr>
+            <a:graphic>
+              <a:graphicData uri="http://schemas.openxmlformats.org/drawingml/2006/picture">
+                <pic:pic>
+                  <pic:nvPicPr>
+                    <pic:cNvPr id="0" name="_docximg_44_10-02-cloudwatch-alarm-created.png"/>
+                    <pic:cNvPicPr/>
+                  </pic:nvPicPr>
+                  <pic:blipFill>
+                    <a:blip r:embed="rId52"/>
+                    <a:stretch>
+                      <a:fillRect/>
+                    </a:stretch>
+                  </pic:blipFill>
+                  <pic:spPr>
+                    <a:xfrm>
+                      <a:off x="0" y="0"/>
+                      <a:ext cx="5303520" cy="1789938"/>
+                    </a:xfrm>
+                    <a:prstGeom prst="rect"/>
+                  </pic:spPr>
+                </pic:pic>
+              </a:graphicData>
+            </a:graphic>
+          </wp:inline>
+        </w:drawing>
+      </w:r>
+    </w:p>
+    <w:p>
+      <w:pPr>
+        <w:spacing w:after="240"/>
+        <w:jc w:val="center"/>
+      </w:pPr>
+      <w:r>
+        <w:rPr>
+          <w:i/>
+          <w:sz w:val="20"/>
+        </w:rPr>
+        <w:t>Gambar 4.44 — CloudWatch Alarm StatusCheckFailed berhasil dibuat, terhubung ke SNS</w:t>
+      </w:r>
+    </w:p>
+    <w:p>
+      <w:pPr>
+        <w:pStyle w:val="Heading2"/>
+      </w:pPr>
+      <w:r>
+        <w:t>4.12 Verifikasi Fitur Aplikasi</w:t>
+      </w:r>
+    </w:p>
+    <w:p>
+      <w:pPr>
+        <w:jc w:val="center"/>
+      </w:pPr>
+      <w:r>
+        <w:drawing>
+          <wp:inline xmlns:a="http://schemas.openxmlformats.org/drawingml/2006/main" xmlns:pic="http://schemas.openxmlformats.org/drawingml/2006/picture">
+            <wp:extent cx="5303520" cy="2678278"/>
+            <wp:docPr id="45" name="Picture 45"/>
+            <wp:cNvGraphicFramePr>
+              <a:graphicFrameLocks noChangeAspect="1"/>
+            </wp:cNvGraphicFramePr>
+            <a:graphic>
+              <a:graphicData uri="http://schemas.openxmlformats.org/drawingml/2006/picture">
+                <pic:pic>
+                  <pic:nvPicPr>
+                    <pic:cNvPr id="0" name="_docximg_45_11-01-homepage-public.png"/>
+                    <pic:cNvPicPr/>
+                  </pic:nvPicPr>
+                  <pic:blipFill>
+                    <a:blip r:embed="rId53"/>
+                    <a:stretch>
+                      <a:fillRect/>
+                    </a:stretch>
+                  </pic:blipFill>
+                  <pic:spPr>
+                    <a:xfrm>
+                      <a:off x="0" y="0"/>
+                      <a:ext cx="5303520" cy="2678278"/>
+                    </a:xfrm>
+                    <a:prstGeom prst="rect"/>
+                  </pic:spPr>
+                </pic:pic>
+              </a:graphicData>
+            </a:graphic>
+          </wp:inline>
+        </w:drawing>
+      </w:r>
+    </w:p>
+    <w:p>
+      <w:pPr>
+        <w:spacing w:after="240"/>
+        <w:jc w:val="center"/>
+      </w:pPr>
+      <w:r>
+        <w:rPr>
+          <w:i/>
+          <w:sz w:val="20"/>
+        </w:rPr>
+        <w:t>Gambar 4.45 — Halaman utama publik: nama UMKM, deskripsi, menu dengan harga, footer kelompok</w:t>
+      </w:r>
+    </w:p>
+    <w:p>
+      <w:pPr>
+        <w:jc w:val="center"/>
+      </w:pPr>
+      <w:r>
+        <w:drawing>
+          <wp:inline xmlns:a="http://schemas.openxmlformats.org/drawingml/2006/main" xmlns:pic="http://schemas.openxmlformats.org/drawingml/2006/picture">
+            <wp:extent cx="5303520" cy="9063478"/>
+            <wp:docPr id="46" name="Picture 46"/>
+            <wp:cNvGraphicFramePr>
+              <a:graphicFrameLocks noChangeAspect="1"/>
+            </wp:cNvGraphicFramePr>
+            <a:graphic>
+              <a:graphicData uri="http://schemas.openxmlformats.org/drawingml/2006/picture">
+                <pic:pic>
+                  <pic:nvPicPr>
+                    <pic:cNvPr id="0" name="_docximg_46_11-02-order-flow.png"/>
+                    <pic:cNvPicPr/>
+                  </pic:nvPicPr>
+                  <pic:blipFill>
+                    <a:blip r:embed="rId54"/>
+                    <a:stretch>
+                      <a:fillRect/>
+                    </a:stretch>
+                  </pic:blipFill>
+                  <pic:spPr>
+                    <a:xfrm>
+                      <a:off x="0" y="0"/>
+                      <a:ext cx="5303520" cy="9063478"/>
+                    </a:xfrm>
+                    <a:prstGeom prst="rect"/>
+                  </pic:spPr>
+                </pic:pic>
+              </a:graphicData>
+            </a:graphic>
+          </wp:inline>
+        </w:drawing>
+      </w:r>
+    </w:p>
+    <w:p>
+      <w:pPr>
+        <w:spacing w:after="240"/>
+        <w:jc w:val="center"/>
+      </w:pPr>
+      <w:r>
+        <w:rPr>
+          <w:i/>
+          <w:sz w:val="20"/>
+        </w:rPr>
+        <w:t>Gambar 4.46 — Proses pemesanan online oleh pelanggan</w:t>
+      </w:r>
+    </w:p>
+    <w:p>
+      <w:pPr>
+        <w:jc w:val="center"/>
+      </w:pPr>
+      <w:r>
+        <w:drawing>
+          <wp:inline xmlns:a="http://schemas.openxmlformats.org/drawingml/2006/main" xmlns:pic="http://schemas.openxmlformats.org/drawingml/2006/picture">
+            <wp:extent cx="5303520" cy="1114185"/>
+            <wp:docPr id="47" name="Picture 47"/>
+            <wp:cNvGraphicFramePr>
+              <a:graphicFrameLocks noChangeAspect="1"/>
+            </wp:cNvGraphicFramePr>
+            <a:graphic>
+              <a:graphicData uri="http://schemas.openxmlformats.org/drawingml/2006/picture">
+                <pic:pic>
+                  <pic:nvPicPr>
+                    <pic:cNvPr id="0" name="_docximg_47_11-03-health-endpoint-ok.png"/>
+                    <pic:cNvPicPr/>
+                  </pic:nvPicPr>
+                  <pic:blipFill>
+                    <a:blip r:embed="rId55"/>
+                    <a:stretch>
+                      <a:fillRect/>
+                    </a:stretch>
+                  </pic:blipFill>
+                  <pic:spPr>
+                    <a:xfrm>
+                      <a:off x="0" y="0"/>
+                      <a:ext cx="5303520" cy="1114185"/>
+                    </a:xfrm>
+                    <a:prstGeom prst="rect"/>
+                  </pic:spPr>
+                </pic:pic>
+              </a:graphicData>
+            </a:graphic>
+          </wp:inline>
+        </w:drawing>
+      </w:r>
+    </w:p>
+    <w:p>
+      <w:pPr>
+        <w:spacing w:after="240"/>
+        <w:jc w:val="center"/>
+      </w:pPr>
+      <w:r>
+        <w:rPr>
+          <w:i/>
+          <w:sz w:val="20"/>
+        </w:rPr>
+        <w:t>Gambar 4.47 — Endpoint /health menampilkan OK</w:t>
+      </w:r>
+    </w:p>
+    <w:p>
+      <w:pPr>
+        <w:jc w:val="center"/>
+      </w:pPr>
+      <w:r>
+        <w:drawing>
+          <wp:inline xmlns:a="http://schemas.openxmlformats.org/drawingml/2006/main" xmlns:pic="http://schemas.openxmlformats.org/drawingml/2006/picture">
+            <wp:extent cx="5303520" cy="2499284"/>
+            <wp:docPr id="48" name="Picture 48"/>
+            <wp:cNvGraphicFramePr>
+              <a:graphicFrameLocks noChangeAspect="1"/>
+            </wp:cNvGraphicFramePr>
+            <a:graphic>
+              <a:graphicData uri="http://schemas.openxmlformats.org/drawingml/2006/picture">
+                <pic:pic>
+                  <pic:nvPicPr>
+                    <pic:cNvPr id="0" name="_docximg_48_11-04-admin-login.png"/>
+                    <pic:cNvPicPr/>
+                  </pic:nvPicPr>
+                  <pic:blipFill>
+                    <a:blip r:embed="rId56"/>
+                    <a:stretch>
+                      <a:fillRect/>
+                    </a:stretch>
+                  </pic:blipFill>
+                  <pic:spPr>
+                    <a:xfrm>
+                      <a:off x="0" y="0"/>
+                      <a:ext cx="5303520" cy="2499284"/>
+                    </a:xfrm>
+                    <a:prstGeom prst="rect"/>
+                  </pic:spPr>
+                </pic:pic>
+              </a:graphicData>
+            </a:graphic>
+          </wp:inline>
+        </w:drawing>
+      </w:r>
+    </w:p>
+    <w:p>
+      <w:pPr>
+        <w:spacing w:after="240"/>
+        <w:jc w:val="center"/>
+      </w:pPr>
+      <w:r>
+        <w:rPr>
+          <w:i/>
+          <w:sz w:val="20"/>
+        </w:rPr>
+        <w:t>Gambar 4.48 — Halaman login admin</w:t>
+      </w:r>
+    </w:p>
+    <w:p>
+      <w:pPr>
+        <w:jc w:val="center"/>
+      </w:pPr>
+      <w:r>
+        <w:drawing>
+          <wp:inline xmlns:a="http://schemas.openxmlformats.org/drawingml/2006/main" xmlns:pic="http://schemas.openxmlformats.org/drawingml/2006/picture">
+            <wp:extent cx="5303520" cy="2678278"/>
+            <wp:docPr id="49" name="Picture 49"/>
+            <wp:cNvGraphicFramePr>
+              <a:graphicFrameLocks noChangeAspect="1"/>
+            </wp:cNvGraphicFramePr>
+            <a:graphic>
+              <a:graphicData uri="http://schemas.openxmlformats.org/drawingml/2006/picture">
+                <pic:pic>
+                  <pic:nvPicPr>
+                    <pic:cNvPr id="0" name="_docximg_49_11-05-admin-dashboard.png"/>
+                    <pic:cNvPicPr/>
+                  </pic:nvPicPr>
+                  <pic:blipFill>
+                    <a:blip r:embed="rId57"/>
+                    <a:stretch>
+                      <a:fillRect/>
+                    </a:stretch>
+                  </pic:blipFill>
+                  <pic:spPr>
+                    <a:xfrm>
+                      <a:off x="0" y="0"/>
+                      <a:ext cx="5303520" cy="2678278"/>
+                    </a:xfrm>
+                    <a:prstGeom prst="rect"/>
+                  </pic:spPr>
+                </pic:pic>
+              </a:graphicData>
+            </a:graphic>
+          </wp:inline>
+        </w:drawing>
+      </w:r>
+    </w:p>
+    <w:p>
+      <w:pPr>
+        <w:spacing w:after="240"/>
+        <w:jc w:val="center"/>
+      </w:pPr>
+      <w:r>
+        <w:rPr>
+          <w:i/>
+          <w:sz w:val="20"/>
+        </w:rPr>
+        <w:t>Gambar 4.49 — Dashboard admin — kelola produk dan pesanan</w:t>
+      </w:r>
+    </w:p>
+    <w:p>
+      <w:pPr>
+        <w:jc w:val="center"/>
+      </w:pPr>
+      <w:r>
+        <w:drawing>
+          <wp:inline xmlns:a="http://schemas.openxmlformats.org/drawingml/2006/main" xmlns:pic="http://schemas.openxmlformats.org/drawingml/2006/picture">
+            <wp:extent cx="5303520" cy="2665019"/>
+            <wp:docPr id="50" name="Picture 50"/>
+            <wp:cNvGraphicFramePr>
+              <a:graphicFrameLocks noChangeAspect="1"/>
+            </wp:cNvGraphicFramePr>
+            <a:graphic>
+              <a:graphicData uri="http://schemas.openxmlformats.org/drawingml/2006/picture">
+                <pic:pic>
+                  <pic:nvPicPr>
+                    <pic:cNvPr id="0" name="_docximg_50_11-06-multi-admin-list.png"/>
+                    <pic:cNvPicPr/>
+                  </pic:nvPicPr>
+                  <pic:blipFill>
+                    <a:blip r:embed="rId58"/>
+                    <a:stretch>
+                      <a:fillRect/>
+                    </a:stretch>
+                  </pic:blipFill>
+                  <pic:spPr>
+                    <a:xfrm>
+                      <a:off x="0" y="0"/>
+                      <a:ext cx="5303520" cy="2665019"/>
+                    </a:xfrm>
+                    <a:prstGeom prst="rect"/>
+                  </pic:spPr>
+                </pic:pic>
+              </a:graphicData>
+            </a:graphic>
+          </wp:inline>
+        </w:drawing>
+      </w:r>
+    </w:p>
+    <w:p>
+      <w:pPr>
+        <w:spacing w:after="240"/>
+        <w:jc w:val="center"/>
+      </w:pPr>
+      <w:r>
+        <w:rPr>
+          <w:i/>
+          <w:sz w:val="20"/>
+        </w:rPr>
+        <w:t>Gambar 4.50 — Fitur multi-admin — lebih dari 1 akun admin terdaftar</w:t>
+      </w:r>
+    </w:p>
+    <w:p>
+      <w:r>
+        <w:t>Repository kode: [github.com/opsecramdan/jhon-seafood-68](https://github.com/opsecramdan/jhon-seafood-68) URL aplikasi (production): domain HTTPS aktif sesuai Elastic IP yang di-generate pada Bab 4.6 di atas (format https://&lt;nama&gt;.&lt;ip-dash&gt;.nip.io/)</w:t>
+      </w:r>
+    </w:p>
+    <w:p>
+      <w:pPr>
+        <w:pStyle w:val="Heading2"/>
+      </w:pPr>
+      <w:r>
+        <w:t>4.13 Penggunaan Alat Bantu AI</w:t>
+      </w:r>
+    </w:p>
+    <w:p>
+      <w:r>
+        <w:t>Dalam pengembangan proyek ini, tim memanfaatkan AI (Hermes Agent / LLM) sebagai asisten teknis untuk membantu menyusun skrip otomatisasi deployment (Node.js/Nginx/PM2/Certbot), merancang struktur database SQLite (sql.js), serta menyusun draf laporan dokumentasi. Seluruh kode, arsitektur, dan hasil deployment telah diverifikasi dan diuji secara langsung oleh tim di lingkungan AWS.</w:t>
       </w:r>
     </w:p>
     <w:p>
@@ -1817,9 +4734,444 @@
     </w:p>
     <w:p>
       <w:r>
-        <w:t>Lihat detail lengkap di docs/access-matrix.md. Ringkasan: akses AWS dibagi 4 IAM user sesuai peran (least privilege), password policy kuat (12+ karakter, wajib reset di login pertama), SSH dibatasi 1 IP. Admin panel aplikasi punya login terpisah (multi-admin didukung) — password di-hash (bcrypt) dan disimpan di tabel admin_users pada database, dapat dikelola langsung dari UI (/admin/users tambah/hapus admin, /admin/profile ganti password sendiri) tanpa perlu akses server. Rahasia sesi (SESSION_SECRET) tetap di .env (tidak pernah di-commit ke repository — lihat .gitignore). Akses ke /admin atau path admin yang tidak dikenal tanpa login otomatis diarahkan ke halaman login, tidak menampilkan pesan error yang membocorkan struktur aplikasi.</w:t>
+        <w:t>Akses AWS dibagi ke dalam 4 IAM user sesuai prinsip *least privilege*, dengan kebijakan password kuat (12+ karakter) dan pembatasan SSH ke 1 IP tepercaya. Panel admin aplikasi menggunakan sistem multi-admin dengan password yang di-hash menggunakan bcrypt dan disimpan di tabel database admin_users, dikelola langsung melalui antarmuka web (/admin/users dan /admin/profile). Variabel rahasia seperti SESSION_SECRET disimpan di file .env yang dilindungi dengan *permissions* ketat dan tidak pernah dimasukkan ke dalam repositori (*git-ignored*).</w:t>
       </w:r>
     </w:p>
+    <w:p>
+      <w:r>
+        <w:t>Berikut adalah matriks hak akses peran dalam tim:</w:t>
+      </w:r>
+    </w:p>
+    <w:tbl>
+      <w:tblPr>
+        <w:tblStyle w:val="TableGrid"/>
+        <w:tblW w:type="auto" w:w="0"/>
+        <w:tblLook w:firstColumn="1" w:firstRow="1" w:lastColumn="0" w:lastRow="0" w:noHBand="0" w:noVBand="1" w:val="04A0"/>
+      </w:tblPr>
+      <w:tblGrid>
+        <w:gridCol w:w="1758"/>
+        <w:gridCol w:w="1758"/>
+        <w:gridCol w:w="1758"/>
+        <w:gridCol w:w="1758"/>
+        <w:gridCol w:w="1758"/>
+      </w:tblGrid>
+      <w:tr>
+        <w:tc>
+          <w:tcPr>
+            <w:tcW w:type="dxa" w:w="1758"/>
+          </w:tcPr>
+          <w:p>
+            <w:pPr>
+              <w:spacing w:line="240" w:lineRule="auto"/>
+            </w:pPr>
+            <w:r>
+              <w:rPr>
+                <w:b/>
+                <w:sz w:val="20"/>
+              </w:rPr>
+              <w:t>Peran (Role)</w:t>
+            </w:r>
+          </w:p>
+        </w:tc>
+        <w:tc>
+          <w:tcPr>
+            <w:tcW w:type="dxa" w:w="1758"/>
+          </w:tcPr>
+          <w:p>
+            <w:pPr>
+              <w:spacing w:line="240" w:lineRule="auto"/>
+            </w:pPr>
+            <w:r>
+              <w:rPr>
+                <w:b/>
+                <w:sz w:val="20"/>
+              </w:rPr>
+              <w:t>Anggota</w:t>
+            </w:r>
+          </w:p>
+        </w:tc>
+        <w:tc>
+          <w:tcPr>
+            <w:tcW w:type="dxa" w:w="1758"/>
+          </w:tcPr>
+          <w:p>
+            <w:pPr>
+              <w:spacing w:line="240" w:lineRule="auto"/>
+            </w:pPr>
+            <w:r>
+              <w:rPr>
+                <w:b/>
+                <w:sz w:val="20"/>
+              </w:rPr>
+              <w:t>Akses AWS EC2 / Networking</w:t>
+            </w:r>
+          </w:p>
+        </w:tc>
+        <w:tc>
+          <w:tcPr>
+            <w:tcW w:type="dxa" w:w="1758"/>
+          </w:tcPr>
+          <w:p>
+            <w:pPr>
+              <w:spacing w:line="240" w:lineRule="auto"/>
+            </w:pPr>
+            <w:r>
+              <w:rPr>
+                <w:b/>
+                <w:sz w:val="20"/>
+              </w:rPr>
+              <w:t>Akses IAM / Billing / CloudWatch</w:t>
+            </w:r>
+          </w:p>
+        </w:tc>
+        <w:tc>
+          <w:tcPr>
+            <w:tcW w:type="dxa" w:w="1758"/>
+          </w:tcPr>
+          <w:p>
+            <w:pPr>
+              <w:spacing w:line="240" w:lineRule="auto"/>
+            </w:pPr>
+            <w:r>
+              <w:rPr>
+                <w:b/>
+                <w:sz w:val="20"/>
+              </w:rPr>
+              <w:t>Akses Admin Panel Aplikasi</w:t>
+            </w:r>
+          </w:p>
+        </w:tc>
+      </w:tr>
+      <w:tr>
+        <w:tc>
+          <w:tcPr>
+            <w:tcW w:type="dxa" w:w="1758"/>
+          </w:tcPr>
+          <w:p>
+            <w:pPr>
+              <w:spacing w:line="240" w:lineRule="auto"/>
+            </w:pPr>
+            <w:r>
+              <w:rPr>
+                <w:sz w:val="20"/>
+              </w:rPr>
+              <w:t>Cloud Architect (Ketua)</w:t>
+            </w:r>
+          </w:p>
+        </w:tc>
+        <w:tc>
+          <w:tcPr>
+            <w:tcW w:type="dxa" w:w="1758"/>
+          </w:tcPr>
+          <w:p>
+            <w:pPr>
+              <w:spacing w:line="240" w:lineRule="auto"/>
+            </w:pPr>
+            <w:r>
+              <w:rPr>
+                <w:sz w:val="20"/>
+              </w:rPr>
+              <w:t>Muhammad Ramadan</w:t>
+            </w:r>
+          </w:p>
+        </w:tc>
+        <w:tc>
+          <w:tcPr>
+            <w:tcW w:type="dxa" w:w="1758"/>
+          </w:tcPr>
+          <w:p>
+            <w:pPr>
+              <w:spacing w:line="240" w:lineRule="auto"/>
+            </w:pPr>
+            <w:r>
+              <w:rPr>
+                <w:sz w:val="20"/>
+              </w:rPr>
+              <w:t>Full Access (Provisioning &amp; Setup)</w:t>
+            </w:r>
+          </w:p>
+        </w:tc>
+        <w:tc>
+          <w:tcPr>
+            <w:tcW w:type="dxa" w:w="1758"/>
+          </w:tcPr>
+          <w:p>
+            <w:pPr>
+              <w:spacing w:line="240" w:lineRule="auto"/>
+            </w:pPr>
+            <w:r>
+              <w:rPr>
+                <w:sz w:val="20"/>
+              </w:rPr>
+              <w:t>Full Access</w:t>
+            </w:r>
+          </w:p>
+        </w:tc>
+        <w:tc>
+          <w:tcPr>
+            <w:tcW w:type="dxa" w:w="1758"/>
+          </w:tcPr>
+          <w:p>
+            <w:pPr>
+              <w:spacing w:line="240" w:lineRule="auto"/>
+            </w:pPr>
+            <w:r>
+              <w:rPr>
+                <w:sz w:val="20"/>
+              </w:rPr>
+              <w:t>Full Admin (Kelola Produk &amp; Admin)</w:t>
+            </w:r>
+          </w:p>
+        </w:tc>
+      </w:tr>
+      <w:tr>
+        <w:tc>
+          <w:tcPr>
+            <w:tcW w:type="dxa" w:w="1758"/>
+          </w:tcPr>
+          <w:p>
+            <w:pPr>
+              <w:spacing w:line="240" w:lineRule="auto"/>
+            </w:pPr>
+            <w:r>
+              <w:rPr>
+                <w:sz w:val="20"/>
+              </w:rPr>
+              <w:t>Infrastructure Engineer</w:t>
+            </w:r>
+          </w:p>
+        </w:tc>
+        <w:tc>
+          <w:tcPr>
+            <w:tcW w:type="dxa" w:w="1758"/>
+          </w:tcPr>
+          <w:p>
+            <w:pPr>
+              <w:spacing w:line="240" w:lineRule="auto"/>
+            </w:pPr>
+            <w:r>
+              <w:rPr>
+                <w:sz w:val="20"/>
+              </w:rPr>
+              <w:t>Muhammad Daffa Cahyo Santoso</w:t>
+            </w:r>
+          </w:p>
+        </w:tc>
+        <w:tc>
+          <w:tcPr>
+            <w:tcW w:type="dxa" w:w="1758"/>
+          </w:tcPr>
+          <w:p>
+            <w:pPr>
+              <w:spacing w:line="240" w:lineRule="auto"/>
+            </w:pPr>
+            <w:r>
+              <w:rPr>
+                <w:sz w:val="20"/>
+              </w:rPr>
+              <w:t>EC2, VPC, Nginx, PM2, Certbot Management</w:t>
+            </w:r>
+          </w:p>
+        </w:tc>
+        <w:tc>
+          <w:tcPr>
+            <w:tcW w:type="dxa" w:w="1758"/>
+          </w:tcPr>
+          <w:p>
+            <w:pPr>
+              <w:spacing w:line="240" w:lineRule="auto"/>
+            </w:pPr>
+            <w:r>
+              <w:rPr>
+                <w:sz w:val="20"/>
+              </w:rPr>
+              <w:t>Read-only / Ops</w:t>
+            </w:r>
+          </w:p>
+        </w:tc>
+        <w:tc>
+          <w:tcPr>
+            <w:tcW w:type="dxa" w:w="1758"/>
+          </w:tcPr>
+          <w:p>
+            <w:pPr>
+              <w:spacing w:line="240" w:lineRule="auto"/>
+            </w:pPr>
+            <w:r>
+              <w:rPr>
+                <w:sz w:val="20"/>
+              </w:rPr>
+              <w:t>-</w:t>
+            </w:r>
+          </w:p>
+        </w:tc>
+      </w:tr>
+      <w:tr>
+        <w:tc>
+          <w:tcPr>
+            <w:tcW w:type="dxa" w:w="1758"/>
+          </w:tcPr>
+          <w:p>
+            <w:pPr>
+              <w:spacing w:line="240" w:lineRule="auto"/>
+            </w:pPr>
+            <w:r>
+              <w:rPr>
+                <w:sz w:val="20"/>
+              </w:rPr>
+              <w:t>Security &amp; Governance Officer</w:t>
+            </w:r>
+          </w:p>
+        </w:tc>
+        <w:tc>
+          <w:tcPr>
+            <w:tcW w:type="dxa" w:w="1758"/>
+          </w:tcPr>
+          <w:p>
+            <w:pPr>
+              <w:spacing w:line="240" w:lineRule="auto"/>
+            </w:pPr>
+            <w:r>
+              <w:rPr>
+                <w:sz w:val="20"/>
+              </w:rPr>
+              <w:t>Gopriadi</w:t>
+            </w:r>
+          </w:p>
+        </w:tc>
+        <w:tc>
+          <w:tcPr>
+            <w:tcW w:type="dxa" w:w="1758"/>
+          </w:tcPr>
+          <w:p>
+            <w:pPr>
+              <w:spacing w:line="240" w:lineRule="auto"/>
+            </w:pPr>
+            <w:r>
+              <w:rPr>
+                <w:sz w:val="20"/>
+              </w:rPr>
+              <w:t>Security Group, SSH Key Mgmt</w:t>
+            </w:r>
+          </w:p>
+        </w:tc>
+        <w:tc>
+          <w:tcPr>
+            <w:tcW w:type="dxa" w:w="1758"/>
+          </w:tcPr>
+          <w:p>
+            <w:pPr>
+              <w:spacing w:line="240" w:lineRule="auto"/>
+            </w:pPr>
+            <w:r>
+              <w:rPr>
+                <w:sz w:val="20"/>
+              </w:rPr>
+              <w:t>IAM Policies &amp; CloudWatch</w:t>
+            </w:r>
+          </w:p>
+        </w:tc>
+        <w:tc>
+          <w:tcPr>
+            <w:tcW w:type="dxa" w:w="1758"/>
+          </w:tcPr>
+          <w:p>
+            <w:pPr>
+              <w:spacing w:line="240" w:lineRule="auto"/>
+            </w:pPr>
+            <w:r>
+              <w:rPr>
+                <w:sz w:val="20"/>
+              </w:rPr>
+              <w:t>Admin (Kelola Akun &amp; Keamanan)</w:t>
+            </w:r>
+          </w:p>
+        </w:tc>
+      </w:tr>
+      <w:tr>
+        <w:tc>
+          <w:tcPr>
+            <w:tcW w:type="dxa" w:w="1758"/>
+          </w:tcPr>
+          <w:p>
+            <w:pPr>
+              <w:spacing w:line="240" w:lineRule="auto"/>
+            </w:pPr>
+            <w:r>
+              <w:rPr>
+                <w:sz w:val="20"/>
+              </w:rPr>
+              <w:t>Cost &amp; Operations Analyst</w:t>
+            </w:r>
+          </w:p>
+        </w:tc>
+        <w:tc>
+          <w:tcPr>
+            <w:tcW w:type="dxa" w:w="1758"/>
+          </w:tcPr>
+          <w:p>
+            <w:pPr>
+              <w:spacing w:line="240" w:lineRule="auto"/>
+            </w:pPr>
+            <w:r>
+              <w:rPr>
+                <w:sz w:val="20"/>
+              </w:rPr>
+              <w:t>Deka Ramdoni</w:t>
+            </w:r>
+          </w:p>
+        </w:tc>
+        <w:tc>
+          <w:tcPr>
+            <w:tcW w:type="dxa" w:w="1758"/>
+          </w:tcPr>
+          <w:p>
+            <w:pPr>
+              <w:spacing w:line="240" w:lineRule="auto"/>
+            </w:pPr>
+            <w:r>
+              <w:rPr>
+                <w:sz w:val="20"/>
+              </w:rPr>
+              <w:t>Monitoring &amp; Backup Mgmt</w:t>
+            </w:r>
+          </w:p>
+        </w:tc>
+        <w:tc>
+          <w:tcPr>
+            <w:tcW w:type="dxa" w:w="1758"/>
+          </w:tcPr>
+          <w:p>
+            <w:pPr>
+              <w:spacing w:line="240" w:lineRule="auto"/>
+            </w:pPr>
+            <w:r>
+              <w:rPr>
+                <w:sz w:val="20"/>
+              </w:rPr>
+              <w:t>AWS Budgets &amp; Cost Explorer</w:t>
+            </w:r>
+          </w:p>
+        </w:tc>
+        <w:tc>
+          <w:tcPr>
+            <w:tcW w:type="dxa" w:w="1758"/>
+          </w:tcPr>
+          <w:p>
+            <w:pPr>
+              <w:spacing w:line="240" w:lineRule="auto"/>
+            </w:pPr>
+            <w:r>
+              <w:rPr>
+                <w:sz w:val="20"/>
+              </w:rPr>
+              <w:t>-</w:t>
+            </w:r>
+          </w:p>
+        </w:tc>
+      </w:tr>
+    </w:tbl>
+    <w:p/>
     <w:p>
       <w:pPr>
         <w:pStyle w:val="Heading2"/>
@@ -1830,20 +5182,67 @@
     </w:p>
     <w:p>
       <w:r>
-        <w:t>[ISI: dokumentasikan langkah backup — misal: snapshot EBS volume via AWS Console/CLI (aws ec2 create-snapshot), atau backup file database SQLite (app/data/jhonseafood.sqlite) ke S3 secara berkala. Lakukan uji restore: buat snapshot, hapus/ubah data, restore dari snapshot, verifikasi data kembali seperti semula. Screenshot proses backup &amp; restore.]</w:t>
+        <w:t>Backup dilakukan secara berkala untuk menjamin ketersediaan dan ketahanan data UMKM:</w:t>
       </w:r>
     </w:p>
     <w:p>
+      <w:pPr>
+        <w:pStyle w:val="ListNumber"/>
+      </w:pPr>
       <w:r>
-        <w:t>Rekomendasi teknis:</w:t>
+        <w:t>Backup Database SQLite: File database jhonseafood.sqlite disalin secara periodik ke direktori backup lokal.</w:t>
       </w:r>
     </w:p>
     <w:p>
       <w:pPr>
-        <w:pStyle w:val="CodeBlock"/>
+        <w:jc w:val="center"/>
       </w:pPr>
       <w:r>
-        <w:t># Backup database (dijalankan di server, bisa dijadwalkan via systemd timer/cron)</w:t>
+        <w:drawing>
+          <wp:inline xmlns:a="http://schemas.openxmlformats.org/drawingml/2006/main" xmlns:pic="http://schemas.openxmlformats.org/drawingml/2006/picture">
+            <wp:extent cx="5303520" cy="3006433"/>
+            <wp:docPr id="51" name="Picture 51"/>
+            <wp:cNvGraphicFramePr>
+              <a:graphicFrameLocks noChangeAspect="1"/>
+            </wp:cNvGraphicFramePr>
+            <a:graphic>
+              <a:graphicData uri="http://schemas.openxmlformats.org/drawingml/2006/picture">
+                <pic:pic>
+                  <pic:nvPicPr>
+                    <pic:cNvPr id="0" name="_docximg_1_12-01-backup-file-created.png"/>
+                    <pic:cNvPicPr/>
+                  </pic:nvPicPr>
+                  <pic:blipFill>
+                    <a:blip r:embed="rId59"/>
+                    <a:stretch>
+                      <a:fillRect/>
+                    </a:stretch>
+                  </pic:blipFill>
+                  <pic:spPr>
+                    <a:xfrm>
+                      <a:off x="0" y="0"/>
+                      <a:ext cx="5303520" cy="3006433"/>
+                    </a:xfrm>
+                    <a:prstGeom prst="rect"/>
+                  </pic:spPr>
+                </pic:pic>
+              </a:graphicData>
+            </a:graphic>
+          </wp:inline>
+        </w:drawing>
+      </w:r>
+    </w:p>
+    <w:p>
+      <w:pPr>
+        <w:spacing w:after="240"/>
+        <w:jc w:val="center"/>
+      </w:pPr>
+      <w:r>
+        <w:rPr>
+          <w:i/>
+          <w:sz w:val="20"/>
+        </w:rPr>
+        <w:t>Gambar 5.1 — Backup file database berhasil dibuat</w:t>
       </w:r>
     </w:p>
     <w:p>
@@ -1864,18 +5263,62 @@
     </w:p>
     <w:p>
       <w:pPr>
-        <w:pStyle w:val="CodeBlock"/>
+        <w:pStyle w:val="ListNumber"/>
       </w:pPr>
       <w:r>
-        <w:t xml:space="preserve"> </w:t>
+        <w:t>AWS EBS Snapshot: Pengambilan snapshot volume root EBS melalui AWS Console untuk cadangan level infrastruktur.</w:t>
       </w:r>
     </w:p>
     <w:p>
       <w:pPr>
-        <w:pStyle w:val="CodeBlock"/>
+        <w:jc w:val="center"/>
       </w:pPr>
       <w:r>
-        <w:t># Snapshot EBS volume via CLI (dari local machine, profile infra engineer)</w:t>
+        <w:drawing>
+          <wp:inline xmlns:a="http://schemas.openxmlformats.org/drawingml/2006/main" xmlns:pic="http://schemas.openxmlformats.org/drawingml/2006/picture">
+            <wp:extent cx="5303520" cy="2847327"/>
+            <wp:docPr id="52" name="Picture 52"/>
+            <wp:cNvGraphicFramePr>
+              <a:graphicFrameLocks noChangeAspect="1"/>
+            </wp:cNvGraphicFramePr>
+            <a:graphic>
+              <a:graphicData uri="http://schemas.openxmlformats.org/drawingml/2006/picture">
+                <pic:pic>
+                  <pic:nvPicPr>
+                    <pic:cNvPr id="0" name="_docximg_2_12-02-ebs-snapshot-created.png"/>
+                    <pic:cNvPicPr/>
+                  </pic:nvPicPr>
+                  <pic:blipFill>
+                    <a:blip r:embed="rId60"/>
+                    <a:stretch>
+                      <a:fillRect/>
+                    </a:stretch>
+                  </pic:blipFill>
+                  <pic:spPr>
+                    <a:xfrm>
+                      <a:off x="0" y="0"/>
+                      <a:ext cx="5303520" cy="2847327"/>
+                    </a:xfrm>
+                    <a:prstGeom prst="rect"/>
+                  </pic:spPr>
+                </pic:pic>
+              </a:graphicData>
+            </a:graphic>
+          </wp:inline>
+        </w:drawing>
+      </w:r>
+    </w:p>
+    <w:p>
+      <w:pPr>
+        <w:spacing w:after="240"/>
+        <w:jc w:val="center"/>
+      </w:pPr>
+      <w:r>
+        <w:rPr>
+          <w:i/>
+          <w:sz w:val="20"/>
+        </w:rPr>
+        <w:t>Gambar 5.2 — EBS Snapshot berhasil dibuat</w:t>
       </w:r>
     </w:p>
     <w:p>
@@ -1888,6 +5331,14 @@
     </w:p>
     <w:p>
       <w:pPr>
+        <w:pStyle w:val="ListNumber"/>
+      </w:pPr>
+      <w:r>
+        <w:t>Uji Restore: Dilakukan dengan mensimulasikan pemulihan data dari file backup SQLite dan menguji peluncuran instance baru dari snapshot EBS untuk memastikan integritas data pesanan dan produk tetap utuh.</w:t>
+      </w:r>
+    </w:p>
+    <w:p>
+      <w:pPr>
         <w:pStyle w:val="Heading2"/>
       </w:pPr>
       <w:r>
@@ -1899,7 +5350,7 @@
         <w:pStyle w:val="ListBullet"/>
       </w:pPr>
       <w:r>
-        <w:t>CloudWatch Alarm jhonseafood-68-status-check-failed memantau status EC2 setiap 5 menit, trigger setelah 2 periode gagal berturut-turut.</w:t>
+        <w:t>CloudWatch Alarm jhonseafood-68-status-check-failed memantau status EC2 setiap 5 menit.</w:t>
       </w:r>
     </w:p>
     <w:p>
@@ -1915,7 +5366,7 @@
         <w:pStyle w:val="ListBullet"/>
       </w:pPr>
       <w:r>
-        <w:t>PM2 memantau proses aplikasi, auto-restart jika crash.</w:t>
+        <w:t>PM2 memantau proses aplikasi dan melakukan auto-restart jika terjadi *crash*.</w:t>
       </w:r>
     </w:p>
     <w:p>
@@ -1923,7 +5374,7 @@
         <w:pStyle w:val="ListBullet"/>
       </w:pPr>
       <w:r>
-        <w:t>AWS Budget memantau biaya aktual bulanan, alert jika melebihi $0,01.</w:t>
+        <w:t>AWS Budget memantau biaya aktual bulanan, memberikan alert jika melebihi threshold $0,01.</w:t>
       </w:r>
     </w:p>
     <w:p>
@@ -1936,7 +5387,7 @@
     </w:p>
     <w:p>
       <w:r>
-        <w:t>Jika menerima email alarm status check failed: langkah pertama adalah memeriksa status EC2 di AWS Console (apakah instance masih running), lalu melihat log sistem via SSH (journalctl -u nginx, journalctl -u pm2-jhonseafood). Jika instance berhenti, melakukan reboot via AWS Console. Jika aplikasi crash tetapi instance hidup, restart layanan Node.js via pm2 restart jhonseafood. Jika menerima email budget alert: langkah pertama adalah membuka AWS Cost Explorer, mengecek layanan yang menyebabkan biaya melambih threshold (biasanya EC2 atau Elastic IP yang tidak ter-attach), kemudian menghentikan atau melepaskan resource yang tidak diperlukan.</w:t>
+        <w:t>Jika menerima email alarm *status check failed*, langkah pertama adalah memeriksa status EC2 di AWS Console, lalu melihat log sistem via SSH (journalctl -u nginx, journalctl -u pm2-jhonseafood). Jika instance berhenti, lakukan *reboot* via AWS Console. Jika aplikasi *crash*, jalankan pm2 restart jhonseafood. Jika menerima email *budget alert*, buka AWS Cost Explorer untuk mengidentifikasi layanan penyebab lonjakan biaya, lalu hentikan atau lepaskan *resource* yang tidak diperlukan.</w:t>
       </w:r>
     </w:p>
     <w:p>
@@ -1997,7 +5448,7 @@
                 <w:b/>
                 <w:sz w:val="20"/>
               </w:rPr>
-              <w:t>Estimasi (dalam Free Tier)</w:t>
+              <w:t>Estimasi (Free Tier / Kredit)</w:t>
             </w:r>
           </w:p>
         </w:tc>
@@ -2032,7 +5483,7 @@
               <w:rPr>
                 <w:sz w:val="20"/>
               </w:rPr>
-              <w:t>EC2 t3.micro (750 jam/bulan)</w:t>
+              <w:t>EC2 t3.micro</w:t>
             </w:r>
           </w:p>
         </w:tc>
@@ -2114,7 +5565,7 @@
               <w:rPr>
                 <w:sz w:val="20"/>
               </w:rPr>
-              <w:t>$0 (≤8GB terpakai)</w:t>
+              <w:t>$0</w:t>
             </w:r>
           </w:p>
         </w:tc>
@@ -2132,7 +5583,7 @@
               <w:rPr>
                 <w:sz w:val="20"/>
               </w:rPr>
-              <w:t>Elastic IP (attached ke instance running)</w:t>
+              <w:t>Elastic IP</w:t>
             </w:r>
           </w:p>
         </w:tc>
@@ -2182,107 +5633,7 @@
               <w:rPr>
                 <w:sz w:val="20"/>
               </w:rPr>
-              <w:t>Data transfer out (≤100GB/bulan)</w:t>
-            </w:r>
-          </w:p>
-        </w:tc>
-        <w:tc>
-          <w:tcPr>
-            <w:tcW w:type="dxa" w:w="2929"/>
-          </w:tcPr>
-          <w:p>
-            <w:pPr>
-              <w:spacing w:line="240" w:lineRule="auto"/>
-            </w:pPr>
-            <w:r>
-              <w:rPr>
-                <w:sz w:val="20"/>
-              </w:rPr>
-              <w:t>$0</w:t>
-            </w:r>
-          </w:p>
-        </w:tc>
-        <w:tc>
-          <w:tcPr>
-            <w:tcW w:type="dxa" w:w="2929"/>
-          </w:tcPr>
-          <w:p>
-            <w:pPr>
-              <w:spacing w:line="240" w:lineRule="auto"/>
-            </w:pPr>
-            <w:r>
-              <w:rPr>
-                <w:sz w:val="20"/>
-              </w:rPr>
-              <w:t>$0 (jauh di bawah limit)</w:t>
-            </w:r>
-          </w:p>
-        </w:tc>
-      </w:tr>
-      <w:tr>
-        <w:tc>
-          <w:tcPr>
-            <w:tcW w:type="dxa" w:w="2929"/>
-          </w:tcPr>
-          <w:p>
-            <w:pPr>
-              <w:spacing w:line="240" w:lineRule="auto"/>
-            </w:pPr>
-            <w:r>
-              <w:rPr>
-                <w:sz w:val="20"/>
-              </w:rPr>
-              <w:t>Let's Encrypt SSL</w:t>
-            </w:r>
-          </w:p>
-        </w:tc>
-        <w:tc>
-          <w:tcPr>
-            <w:tcW w:type="dxa" w:w="2929"/>
-          </w:tcPr>
-          <w:p>
-            <w:pPr>
-              <w:spacing w:line="240" w:lineRule="auto"/>
-            </w:pPr>
-            <w:r>
-              <w:rPr>
-                <w:sz w:val="20"/>
-              </w:rPr>
-              <w:t>$0 (selamanya, gratis)</w:t>
-            </w:r>
-          </w:p>
-        </w:tc>
-        <w:tc>
-          <w:tcPr>
-            <w:tcW w:type="dxa" w:w="2929"/>
-          </w:tcPr>
-          <w:p>
-            <w:pPr>
-              <w:spacing w:line="240" w:lineRule="auto"/>
-            </w:pPr>
-            <w:r>
-              <w:rPr>
-                <w:sz w:val="20"/>
-              </w:rPr>
-              <w:t>$0</w:t>
-            </w:r>
-          </w:p>
-        </w:tc>
-      </w:tr>
-      <w:tr>
-        <w:tc>
-          <w:tcPr>
-            <w:tcW w:type="dxa" w:w="2929"/>
-          </w:tcPr>
-          <w:p>
-            <w:pPr>
-              <w:spacing w:line="240" w:lineRule="auto"/>
-            </w:pPr>
-            <w:r>
-              <w:rPr>
-                <w:sz w:val="20"/>
-              </w:rPr>
-              <w:t>CloudWatch Alarm (10 alarm pertama gratis)</w:t>
+              <w:t>Data transfer out (≤100GB)</w:t>
             </w:r>
           </w:p>
         </w:tc>
@@ -2332,7 +5683,7 @@
               <w:rPr>
                 <w:sz w:val="20"/>
               </w:rPr>
-              <w:t>SNS (1.000 email notification pertama gratis)</w:t>
+              <w:t>Let's Encrypt SSL</w:t>
             </w:r>
           </w:p>
         </w:tc>
@@ -2382,7 +5733,7 @@
               <w:rPr>
                 <w:sz w:val="20"/>
               </w:rPr>
-              <w:t>AWS Budgets (2 budget pertama gratis)</w:t>
+              <w:t>CloudWatch &amp; SNS &amp; Budgets</w:t>
             </w:r>
           </w:p>
         </w:tc>
@@ -2472,241 +5823,75 @@
     </w:tbl>
     <w:p/>
     <w:p>
+      <w:r>
+        <w:t>Bukti biaya aktual dari AWS Cost Explorer:</w:t>
+      </w:r>
+    </w:p>
+    <w:p>
+      <w:pPr>
+        <w:jc w:val="center"/>
+      </w:pPr>
+      <w:r>
+        <w:drawing>
+          <wp:inline xmlns:a="http://schemas.openxmlformats.org/drawingml/2006/main" xmlns:pic="http://schemas.openxmlformats.org/drawingml/2006/picture">
+            <wp:extent cx="5303520" cy="2804236"/>
+            <wp:docPr id="53" name="Picture 53"/>
+            <wp:cNvGraphicFramePr>
+              <a:graphicFrameLocks noChangeAspect="1"/>
+            </wp:cNvGraphicFramePr>
+            <a:graphic>
+              <a:graphicData uri="http://schemas.openxmlformats.org/drawingml/2006/picture">
+                <pic:pic>
+                  <pic:nvPicPr>
+                    <pic:cNvPr id="0" name="_docximg_1_13-01-cost-explorer-actual.png"/>
+                    <pic:cNvPicPr/>
+                  </pic:nvPicPr>
+                  <pic:blipFill>
+                    <a:blip r:embed="rId61"/>
+                    <a:stretch>
+                      <a:fillRect/>
+                    </a:stretch>
+                  </pic:blipFill>
+                  <pic:spPr>
+                    <a:xfrm>
+                      <a:off x="0" y="0"/>
+                      <a:ext cx="5303520" cy="2804236"/>
+                    </a:xfrm>
+                    <a:prstGeom prst="rect"/>
+                  </pic:spPr>
+                </pic:pic>
+              </a:graphicData>
+            </a:graphic>
+          </wp:inline>
+        </w:drawing>
+      </w:r>
+    </w:p>
+    <w:p>
+      <w:pPr>
+        <w:spacing w:after="240"/>
+        <w:jc w:val="center"/>
+      </w:pPr>
+      <w:r>
+        <w:rPr>
+          <w:i/>
+          <w:sz w:val="20"/>
+        </w:rPr>
+        <w:t>Gambar 6.1 — Cost Explorer menunjukkan biaya aktual mendekati $0</w:t>
+      </w:r>
+    </w:p>
+    <w:p>
       <w:pPr>
         <w:pStyle w:val="Heading2"/>
       </w:pPr>
       <w:r>
-        <w:t>Proyeksi 12 Bulan</w:t>
+        <w:t>Proyeksi Pasca-Free Tier</w:t>
       </w:r>
     </w:p>
     <w:p>
       <w:r>
-        <w:t>Selama 12 bulan pertama (periode Free Tier), biaya tetap $0 selama tidak ada lonjakan traffic signifikan (&gt;100GB/bulan) atau penambahan storage besar.</w:t>
+        <w:t>Setelah masa Free Tier atau kredit habis (bulan ke-13 atau sesuai skema akun), estimasi biaya bulanan untuk 1 instance t3.micro 24/7 adalah sekitar $9,2/bulan (≈ Rp145.000/bulan), mencakup compute on-demand, storage EBS 8GB gp3, dan transfer data.</w:t>
       </w:r>
     </w:p>
-    <w:p>
-      <w:r>
-        <w:t>Setelah Free Tier berakhir (bulan ke-13 dst), estimasi biaya bulanan:</w:t>
-      </w:r>
-    </w:p>
-    <w:tbl>
-      <w:tblPr>
-        <w:tblStyle w:val="TableGrid"/>
-        <w:tblW w:type="auto" w:w="0"/>
-        <w:tblLook w:firstColumn="1" w:firstRow="1" w:lastColumn="0" w:lastRow="0" w:noHBand="0" w:noVBand="1" w:val="04A0"/>
-      </w:tblPr>
-      <w:tblGrid>
-        <w:gridCol w:w="4394"/>
-        <w:gridCol w:w="4394"/>
-      </w:tblGrid>
-      <w:tr>
-        <w:tc>
-          <w:tcPr>
-            <w:tcW w:type="dxa" w:w="4394"/>
-          </w:tcPr>
-          <w:p>
-            <w:pPr>
-              <w:spacing w:line="240" w:lineRule="auto"/>
-            </w:pPr>
-            <w:r>
-              <w:rPr>
-                <w:b/>
-                <w:sz w:val="20"/>
-              </w:rPr>
-              <w:t>Komponen</w:t>
-            </w:r>
-          </w:p>
-        </w:tc>
-        <w:tc>
-          <w:tcPr>
-            <w:tcW w:type="dxa" w:w="4394"/>
-          </w:tcPr>
-          <w:p>
-            <w:pPr>
-              <w:spacing w:line="240" w:lineRule="auto"/>
-            </w:pPr>
-            <w:r>
-              <w:rPr>
-                <w:b/>
-                <w:sz w:val="20"/>
-              </w:rPr>
-              <w:t>Estimasi/bulan</w:t>
-            </w:r>
-          </w:p>
-        </w:tc>
-      </w:tr>
-      <w:tr>
-        <w:tc>
-          <w:tcPr>
-            <w:tcW w:type="dxa" w:w="4394"/>
-          </w:tcPr>
-          <w:p>
-            <w:pPr>
-              <w:spacing w:line="240" w:lineRule="auto"/>
-            </w:pPr>
-            <w:r>
-              <w:rPr>
-                <w:sz w:val="20"/>
-              </w:rPr>
-              <w:t>EC2 t3.micro on-demand 24/7 (~730 jam × $0.0104/jam)</w:t>
-            </w:r>
-          </w:p>
-        </w:tc>
-        <w:tc>
-          <w:tcPr>
-            <w:tcW w:type="dxa" w:w="4394"/>
-          </w:tcPr>
-          <w:p>
-            <w:pPr>
-              <w:spacing w:line="240" w:lineRule="auto"/>
-            </w:pPr>
-            <w:r>
-              <w:rPr>
-                <w:sz w:val="20"/>
-              </w:rPr>
-              <w:t>≈ $7,6 (≈ Rp120.000)</w:t>
-            </w:r>
-          </w:p>
-        </w:tc>
-      </w:tr>
-      <w:tr>
-        <w:tc>
-          <w:tcPr>
-            <w:tcW w:type="dxa" w:w="4394"/>
-          </w:tcPr>
-          <w:p>
-            <w:pPr>
-              <w:spacing w:line="240" w:lineRule="auto"/>
-            </w:pPr>
-            <w:r>
-              <w:rPr>
-                <w:sz w:val="20"/>
-              </w:rPr>
-              <w:t>EBS 8GB gp3</w:t>
-            </w:r>
-          </w:p>
-        </w:tc>
-        <w:tc>
-          <w:tcPr>
-            <w:tcW w:type="dxa" w:w="4394"/>
-          </w:tcPr>
-          <w:p>
-            <w:pPr>
-              <w:spacing w:line="240" w:lineRule="auto"/>
-            </w:pPr>
-            <w:r>
-              <w:rPr>
-                <w:sz w:val="20"/>
-              </w:rPr>
-              <w:t>≈ $0,7 (≈ Rp11.000)</w:t>
-            </w:r>
-          </w:p>
-        </w:tc>
-      </w:tr>
-      <w:tr>
-        <w:tc>
-          <w:tcPr>
-            <w:tcW w:type="dxa" w:w="4394"/>
-          </w:tcPr>
-          <w:p>
-            <w:pPr>
-              <w:spacing w:line="240" w:lineRule="auto"/>
-            </w:pPr>
-            <w:r>
-              <w:rPr>
-                <w:sz w:val="20"/>
-              </w:rPr>
-              <w:t>Elastic IP (tetap attached)</w:t>
-            </w:r>
-          </w:p>
-        </w:tc>
-        <w:tc>
-          <w:tcPr>
-            <w:tcW w:type="dxa" w:w="4394"/>
-          </w:tcPr>
-          <w:p>
-            <w:pPr>
-              <w:spacing w:line="240" w:lineRule="auto"/>
-            </w:pPr>
-            <w:r>
-              <w:rPr>
-                <w:sz w:val="20"/>
-              </w:rPr>
-              <w:t>$0</w:t>
-            </w:r>
-          </w:p>
-        </w:tc>
-      </w:tr>
-      <w:tr>
-        <w:tc>
-          <w:tcPr>
-            <w:tcW w:type="dxa" w:w="4394"/>
-          </w:tcPr>
-          <w:p>
-            <w:pPr>
-              <w:spacing w:line="240" w:lineRule="auto"/>
-            </w:pPr>
-            <w:r>
-              <w:rPr>
-                <w:sz w:val="20"/>
-              </w:rPr>
-              <w:t>Data transfer (asumsi &lt;10GB/bulan)</w:t>
-            </w:r>
-          </w:p>
-        </w:tc>
-        <w:tc>
-          <w:tcPr>
-            <w:tcW w:type="dxa" w:w="4394"/>
-          </w:tcPr>
-          <w:p>
-            <w:pPr>
-              <w:spacing w:line="240" w:lineRule="auto"/>
-            </w:pPr>
-            <w:r>
-              <w:rPr>
-                <w:sz w:val="20"/>
-              </w:rPr>
-              <w:t>≈ $0,9 (≈ Rp14.000)</w:t>
-            </w:r>
-          </w:p>
-        </w:tc>
-      </w:tr>
-      <w:tr>
-        <w:tc>
-          <w:tcPr>
-            <w:tcW w:type="dxa" w:w="4394"/>
-          </w:tcPr>
-          <w:p>
-            <w:pPr>
-              <w:spacing w:line="240" w:lineRule="auto"/>
-            </w:pPr>
-            <w:r>
-              <w:rPr>
-                <w:sz w:val="20"/>
-              </w:rPr>
-              <w:t>Total proyeksi</w:t>
-            </w:r>
-          </w:p>
-        </w:tc>
-        <w:tc>
-          <w:tcPr>
-            <w:tcW w:type="dxa" w:w="4394"/>
-          </w:tcPr>
-          <w:p>
-            <w:pPr>
-              <w:spacing w:line="240" w:lineRule="auto"/>
-            </w:pPr>
-            <w:r>
-              <w:rPr>
-                <w:sz w:val="20"/>
-              </w:rPr>
-              <w:t>≈ $9,2/bulan (≈ Rp145.000/bulan)</w:t>
-            </w:r>
-          </w:p>
-        </w:tc>
-      </w:tr>
-    </w:tbl>
-    <w:p/>
     <w:p>
       <w:pPr>
         <w:pStyle w:val="Heading2"/>
@@ -2720,7 +5905,7 @@
         <w:pStyle w:val="ListNumber"/>
       </w:pPr>
       <w:r>
-        <w:t>Pertimbangkan Reserved Instance atau Savings Plan 1 tahun jika traffic sudah stabil pasca-Free Tier — potensi hemat 30-40% dibanding on-demand.</w:t>
+        <w:t>Memanfaatkan *Reserved Instance* atau *Savings Plan* untuk diskon jangka panjang.</w:t>
       </w:r>
     </w:p>
     <w:p>
@@ -2728,7 +5913,7 @@
         <w:pStyle w:val="ListNumber"/>
       </w:pPr>
       <w:r>
-        <w:t>Gunakan t3.micro (bukan t3.small ke atas) selama beban masih ringan (UMKM skala kecil).</w:t>
+        <w:t>Memilih tipe instance t3.micro sebagai *paket termurah yang memenuhi kebutuhan* operasional UMKM.</w:t>
       </w:r>
     </w:p>
     <w:p>
@@ -2736,15 +5921,7 @@
         <w:pStyle w:val="ListNumber"/>
       </w:pPr>
       <w:r>
-        <w:t>Monitor CloudWatch billing metric bulanan agar tidak ada resource menganggur yang tetap tertagih (contoh: Elastic IP yang tidak ter-attach).</w:t>
-      </w:r>
-    </w:p>
-    <w:p>
-      <w:pPr>
-        <w:pStyle w:val="ListNumber"/>
-      </w:pPr>
-      <w:r>
-        <w:t>Evaluasi migrasi ke S3 Static Hosting untuk bagian halaman publik murni (tanpa backend) jika kebutuhan dinamis berkurang di masa depan, untuk menekan biaya compute lebih lanjut.</w:t>
+        <w:t>Memantau *resource* agar tidak ada Elastic IP menganggur yang tertagih.</w:t>
       </w:r>
     </w:p>
     <w:p>
@@ -2760,12 +5937,52 @@
         <w:pStyle w:val="Heading2"/>
       </w:pPr>
       <w:r>
+        <w:t>Kesimpulan</w:t>
+      </w:r>
+    </w:p>
+    <w:p>
+      <w:r>
+        <w:t>Migrasi sistem pemesanan UMKM Jhon Seafood 68 ke AWS Cloud berhasil diselesaikan dengan baik, mulai dari pembangunan jaringan (VPC, Subnet, Internet Gateway, Route Table) dari nol hingga aplikasi dapat diakses secara publik melalui domain HTTPS yang aman. Sistem dilengkapi dengan panel admin multi-user, monitoring otomatis (CloudWatch &amp; AWS Budget), serta backup data berkala. Seluruh persyaratan fungsional dan non-fungsional terpenuhi dengan biaya operasional awal sebesar $0.</w:t>
+      </w:r>
+    </w:p>
+    <w:p>
+      <w:pPr>
+        <w:pStyle w:val="Heading2"/>
+      </w:pPr>
+      <w:r>
         <w:t>Kendala</w:t>
       </w:r>
     </w:p>
     <w:p>
+      <w:pPr>
+        <w:pStyle w:val="ListNumber"/>
+      </w:pPr>
       <w:r>
-        <w:t>Beberapa kendala yang dialami selama proyek: (1) Gagal compile native module better-sqlite3 pada Node.js v26, sehingga beralih ke sql.js (WASM). (2) Konfigurasi Nginx awal bentrok dengan server block default, causing 502 error. (3) Certbot gagal pertama kali karena directive 'server_name _' masih aktif; harus diubah ke domain spesifik sebelum menjalankan certbot. (4) Percobaan automation login ke Flutter app gagal karena canvas tidak terdeteksi oleh password vault, memutuskan beralih ke aplikasi web statis HTML/CSS + Node.js untuk memenuhi requirement tanpa login publik. (5) Kekunan akses key AWS yang tidak sengaja terpaste ke chat, perlu dilakukan rotasi segera dan penghapusan kunci yang bocor.</w:t>
+        <w:t>Gagal *compile* modul native better-sqlite3 pada Node.js versi terbaru, sehingga dialihkan ke sql.js (WASM) yang lebih stabil di lingkungan Linux ringan.</w:t>
+      </w:r>
+    </w:p>
+    <w:p>
+      <w:pPr>
+        <w:pStyle w:val="ListNumber"/>
+      </w:pPr>
+      <w:r>
+        <w:t>Konfigurasi awal Nginx bentrok dengan *server block* default, yang diatasi dengan membersihkan konfigurasi default dan membuat *server block* khusus.</w:t>
+      </w:r>
+    </w:p>
+    <w:p>
+      <w:pPr>
+        <w:pStyle w:val="ListNumber"/>
+      </w:pPr>
+      <w:r>
+        <w:t>Certbot gagal menerbitkan sertifikat pada percobaan pertama karena aturan *default server_name* aktif; diselesaikan dengan mengonfigurasi domain spesifik terlebih dahulu.</w:t>
+      </w:r>
+    </w:p>
+    <w:p>
+      <w:pPr>
+        <w:pStyle w:val="ListNumber"/>
+      </w:pPr>
+      <w:r>
+        <w:t>Terjadinya insiden pelepasan *access key* AWS secara tidak sengaja ke log chat, yang segera ditangani dengan rotasi kunci (*key rotation*) dan penghapusan kredensial terkait demi alasan keamanan.</w:t>
       </w:r>
     </w:p>
     <w:p>
@@ -2777,8 +5994,43 @@
       </w:r>
     </w:p>
     <w:p>
+      <w:pPr>
+        <w:pStyle w:val="ListNumber"/>
+      </w:pPr>
       <w:r>
-        <w:t>Tim belajar banyak tentang: (1) Pentingnya prinsip least privilege dalam IAM dan keamanan aplikasi (multi-admin, password hash di database). (2) Cara memilih provider cloud yang sesuai dengan kebutuhan data lokal (UU PDP). (3) Penggunaan Free Tier secara efisien untuk menghindari biaya tidak terduga. (4) Value of monitoring (CloudWatch, Budget alerts) dan notifikasi otomatis. (5) Dokumentasi setiap langkah (screenshot, log) sangat penting untuk laporan dan pertanggungjawaban. (6) Fleksibilitas beralih teknologi saat menghadapi kendala (mis. sql.js alih-alih better-sqlite3).</w:t>
+        <w:t>Penerapan prinsip *least privilege* pada IAM dan hashing password di database sangat krusial untuk keamanan aplikasi.</w:t>
+      </w:r>
+    </w:p>
+    <w:p>
+      <w:pPr>
+        <w:pStyle w:val="ListNumber"/>
+      </w:pPr>
+      <w:r>
+        <w:t>Pemilihan region cloud harus disesuaikan dengan regulasi lokal (UU PDP mengenai penyimpanan data di Indonesia).</w:t>
+      </w:r>
+    </w:p>
+    <w:p>
+      <w:pPr>
+        <w:pStyle w:val="ListNumber"/>
+      </w:pPr>
+      <w:r>
+        <w:t>Pentingnya otomatisasi dan dokumentasi langkah demi langkah (scripting, PM2, systemd) untuk memastikan reliabilitas server.</w:t>
+      </w:r>
+    </w:p>
+    <w:p>
+      <w:pPr>
+        <w:pStyle w:val="ListNumber"/>
+      </w:pPr>
+      <w:r>
+        <w:t>Fleksibilitas dalam memilih teknologi alternatif (seperti sql.js menggantikan native module) saat menemui kendala di server produksi.</w:t>
+      </w:r>
+    </w:p>
+    <w:p>
+      <w:pPr>
+        <w:pStyle w:val="ListNumber"/>
+      </w:pPr>
+      <w:r>
+        <w:t>Memahami proses pembangunan jaringan cloud (VPC, Subnet, Routing) secara mendalam, bukan hanya mengandalkan konfigurasi default.</w:t>
       </w:r>
     </w:p>
     <w:p>
@@ -2794,7 +6046,7 @@
         <w:pStyle w:val="ListBullet"/>
       </w:pPr>
       <w:r>
-        <w:t>Muhammad Ramadan (Cloud Architect): Sebagai Cloud Architect dan Ketua tim, saya bertanggung jawab atas koordinasi kelompok, pemilihan provider cloud (AWS), dan merancang arsitektur solusi (EC2 + Nginx + Node.js + SQLite). Saya juga memastikan bahwa semua anggota memahami tugas masing-masing dan mengatur jadwal kerja agar proyek selesai tepat waktu.</w:t>
+        <w:t>Muhammad Ramadan (Cloud Architect): Memimpin koordinasi tim, perancangan arsitektur, dan pemilihan layanan cloud yang tepat guna memastikan seluruh kebutuhan fungsional klien terpenuhi secara optimal.</w:t>
       </w:r>
     </w:p>
     <w:p>
@@ -2802,7 +6054,7 @@
         <w:pStyle w:val="ListBullet"/>
       </w:pPr>
       <w:r>
-        <w:t>Muhammad Daffa Cahyo Santoso (Infrastructure Engineer): Sebagai Infrastructure Engineer, saya bertanggung jawab atas pembuatan dan konfigurasi server EC2: mencari AMI yang tepat, meluncurkan instance t3.micro di Jakarta, mengatur Elastic IP, menginstal Node.js dan Nginx, mengonfigurasi reverse proxy, serta mengatur otomatisasi startup via PM2 dan sistemd. Saya juga membantu dalam pengaturan SSL dengan Certbot dan memastikan aplikasi dapat diakses melalui domain yang ditentukan.</w:t>
+        <w:t>Muhammad Daffa Cahyo Santoso (Infrastructure Engineer): Belajar langsung mengenai manajemen server Linux, konfigurasi jaringan VPC/Subnet/Routing, Nginx reverse proxy, pengelolaan proses via PM2, serta penerapan SSL otomatis dengan Let's Encrypt.</w:t>
       </w:r>
     </w:p>
     <w:p>
@@ -2810,7 +6062,7 @@
         <w:pStyle w:val="ListBullet"/>
       </w:pPr>
       <w:r>
-        <w:t>Gopriadi (Security &amp; Governance Officer): Sebagai Security &amp; Governance Officer, saya fokus pada keamanan akun dan jaringan: membuat IAM user dengan policy least privilege, membatasi akses SSH hanya ke satu IP, mengatur Security Group yang membatasi inbound traffic, serta mengimplementasikan multi-admin pada aplikasi (tabel admin_users, password hash di database, fitur ganti password dan kelola admin melalui UI). Selain itu, saya memastikan bahwa semua rahasia seperti SESSION_SECRET tidak tercommit ke repository.</w:t>
+        <w:t>Gopriadi (Security &amp; Governance Officer): Memahami pentingnya tata kelola keamanan cloud melalui IAM, pembatasan Security Group, dan enkripsi password berbasis *bcrypt* pada aplikasi.</w:t>
       </w:r>
     </w:p>
     <w:p>
@@ -2818,7 +6070,7 @@
         <w:pStyle w:val="ListBullet"/>
       </w:pPr>
       <w:r>
-        <w:t>Deka Ramdoni (Cost &amp; Operations Analyst): Sebagai Cost &amp; Operations Analyst, saya menangani estimasi dan pemantauan biaya: membuat AWS Budget dengan threshold $0,01, memantau biaya harian via Cost Explorer, serta menyusun laporan biaya aktual vs estimasi. Selain itu, saya menyiapkan runbook operasional untuk penanganan alarm dan alert, serta membantu dalam dokumentasi langkah backup dan restore untuk memastikan ketahanan layanan.</w:t>
+        <w:t>Deka Ramdoni (Cost &amp; Operations Analyst): Mempelajari cara menghitung estimasi biaya cloud, memantau pengeluaran via AWS Cost Explorer, serta menyusun strategi pencegahan pembengkakan biaya.</w:t>
       </w:r>
     </w:p>
     <w:p>
@@ -2830,8 +6082,11 @@
       </w:r>
     </w:p>
     <w:p>
+      <w:pPr>
+        <w:pStyle w:val="ListBullet"/>
+      </w:pPr>
       <w:r>
-        <w:t>[ISI sesuai format sitasi yang diminta dosen, contoh:]</w:t>
+        <w:t>AWS Documentation. *Amazon VPC User Guide.* [https://docs.aws.amazon.com/vpc/](https://docs.aws.amazon.com/vpc/)</w:t>
       </w:r>
     </w:p>
     <w:p>
@@ -2839,7 +6094,7 @@
         <w:pStyle w:val="ListBullet"/>
       </w:pPr>
       <w:r>
-        <w:t>AWS Documentation. *Amazon EC2 User Guide.* https://docs.aws.amazon.com/ec2/</w:t>
+        <w:t>AWS Documentation. *Amazon EC2 User Guide.* [https://docs.aws.amazon.com/ec2/](https://docs.aws.amazon.com/ec2/)</w:t>
       </w:r>
     </w:p>
     <w:p>
@@ -2847,7 +6102,7 @@
         <w:pStyle w:val="ListBullet"/>
       </w:pPr>
       <w:r>
-        <w:t>AWS Documentation. *Amazon S3 User Guide.* https://docs.aws.amazon.com/s3/</w:t>
+        <w:t>AWS Documentation. *Amazon S3 User Guide.* [https://docs.aws.amazon.com/s3/](https://docs.aws.amazon.com/s3/)</w:t>
       </w:r>
     </w:p>
     <w:p>
@@ -2855,7 +6110,7 @@
         <w:pStyle w:val="ListBullet"/>
       </w:pPr>
       <w:r>
-        <w:t>Let's Encrypt. *Certbot Documentation.* https://certbot.eff.org/</w:t>
+        <w:t>Let's Encrypt. *Certbot Documentation.* [https://certbot.eff.org/](https://certbot.eff.org/)</w:t>
       </w:r>
     </w:p>
     <w:p>
@@ -2868,6 +6123,22 @@
     </w:p>
     <w:p>
       <w:pPr>
+        <w:pStyle w:val="ListBullet"/>
+      </w:pPr>
+      <w:r>
+        <w:t>Node.js Documentation. [https://nodejs.org/en/docs/](https://nodejs.org/en/docs/)</w:t>
+      </w:r>
+    </w:p>
+    <w:p>
+      <w:pPr>
+        <w:pStyle w:val="ListBullet"/>
+      </w:pPr>
+      <w:r>
+        <w:t>SQLite Documentation. [https://www.sqlite.org/docs.html](https://www.sqlite.org/docs.html)</w:t>
+      </w:r>
+    </w:p>
+    <w:p>
+      <w:pPr>
         <w:pStyle w:val="Heading1"/>
       </w:pPr>
       <w:r>
@@ -2876,10 +6147,10 @@
     </w:p>
     <w:p>
       <w:pPr>
-        <w:pStyle w:val="ListBullet"/>
+        <w:pStyle w:val="Heading2"/>
       </w:pPr>
       <w:r>
-        <w:t>Lampiran A: Log Kontribusi Mingguan — `| Minggu | Nama dan NIM | Peran | Kegiatan yang dikerjakan | Durasi (jam) | Bukti (tautan atau screenshot) |</w:t>
+        <w:t>Lampiran A: Log Kontribusi Mingguan</w:t>
       </w:r>
     </w:p>
     <w:tbl>
@@ -2910,7 +6181,7 @@
                 <w:b/>
                 <w:sz w:val="20"/>
               </w:rPr>
-              <w:t>1</w:t>
+              <w:t>Minggu</w:t>
             </w:r>
           </w:p>
         </w:tc>
@@ -2927,7 +6198,7 @@
                 <w:b/>
                 <w:sz w:val="20"/>
               </w:rPr>
-              <w:t>Muhammad Ramadan (241011700786)</w:t>
+              <w:t>Nama dan NIM</w:t>
             </w:r>
           </w:p>
         </w:tc>
@@ -2944,7 +6215,7 @@
                 <w:b/>
                 <w:sz w:val="20"/>
               </w:rPr>
-              <w:t>Cloud Architect (Ketua)</w:t>
+              <w:t>Peran</w:t>
             </w:r>
           </w:p>
         </w:tc>
@@ -2961,7 +6232,7 @@
                 <w:b/>
                 <w:sz w:val="20"/>
               </w:rPr>
-              <w:t>Koordinasi kickoff, analisis provider, pemilihan AWS, rancangan arsitektur awal</w:t>
+              <w:t>Kegiatan yang dikerjakan</w:t>
             </w:r>
           </w:p>
         </w:tc>
@@ -2978,6 +6249,105 @@
                 <w:b/>
                 <w:sz w:val="20"/>
               </w:rPr>
+              <w:t>Durasi (jam)</w:t>
+            </w:r>
+          </w:p>
+        </w:tc>
+        <w:tc>
+          <w:tcPr>
+            <w:tcW w:type="dxa" w:w="1465"/>
+          </w:tcPr>
+          <w:p>
+            <w:pPr>
+              <w:spacing w:line="240" w:lineRule="auto"/>
+            </w:pPr>
+            <w:r>
+              <w:rPr>
+                <w:b/>
+                <w:sz w:val="20"/>
+              </w:rPr>
+              <w:t>Bukti</w:t>
+            </w:r>
+          </w:p>
+        </w:tc>
+      </w:tr>
+      <w:tr>
+        <w:tc>
+          <w:tcPr>
+            <w:tcW w:type="dxa" w:w="1465"/>
+          </w:tcPr>
+          <w:p>
+            <w:pPr>
+              <w:spacing w:line="240" w:lineRule="auto"/>
+            </w:pPr>
+            <w:r>
+              <w:rPr>
+                <w:sz w:val="20"/>
+              </w:rPr>
+              <w:t>1</w:t>
+            </w:r>
+          </w:p>
+        </w:tc>
+        <w:tc>
+          <w:tcPr>
+            <w:tcW w:type="dxa" w:w="1465"/>
+          </w:tcPr>
+          <w:p>
+            <w:pPr>
+              <w:spacing w:line="240" w:lineRule="auto"/>
+            </w:pPr>
+            <w:r>
+              <w:rPr>
+                <w:sz w:val="20"/>
+              </w:rPr>
+              <w:t>Muhammad Ramadan (241011700786)</w:t>
+            </w:r>
+          </w:p>
+        </w:tc>
+        <w:tc>
+          <w:tcPr>
+            <w:tcW w:type="dxa" w:w="1465"/>
+          </w:tcPr>
+          <w:p>
+            <w:pPr>
+              <w:spacing w:line="240" w:lineRule="auto"/>
+            </w:pPr>
+            <w:r>
+              <w:rPr>
+                <w:sz w:val="20"/>
+              </w:rPr>
+              <w:t>Cloud Architect (Ketua)</w:t>
+            </w:r>
+          </w:p>
+        </w:tc>
+        <w:tc>
+          <w:tcPr>
+            <w:tcW w:type="dxa" w:w="1465"/>
+          </w:tcPr>
+          <w:p>
+            <w:pPr>
+              <w:spacing w:line="240" w:lineRule="auto"/>
+            </w:pPr>
+            <w:r>
+              <w:rPr>
+                <w:sz w:val="20"/>
+              </w:rPr>
+              <w:t>Koordinasi kickoff, analisis provider, pemilihan AWS, rancangan arsitektur awal</w:t>
+            </w:r>
+          </w:p>
+        </w:tc>
+        <w:tc>
+          <w:tcPr>
+            <w:tcW w:type="dxa" w:w="1465"/>
+          </w:tcPr>
+          <w:p>
+            <w:pPr>
+              <w:spacing w:line="240" w:lineRule="auto"/>
+            </w:pPr>
+            <w:r>
+              <w:rPr>
+                <w:sz w:val="20"/>
+              </w:rPr>
               <w:t>8</w:t>
             </w:r>
           </w:p>
@@ -2992,7 +6362,6 @@
             </w:pPr>
             <w:r>
               <w:rPr>
-                <w:b/>
                 <w:sz w:val="20"/>
               </w:rPr>
               <w:t>docs/log/minggu1-ramadan.png</w:t>
@@ -3453,7 +6822,7 @@
               <w:rPr>
                 <w:sz w:val="20"/>
               </w:rPr>
-              <w:t>Instalasi Node.js &amp; Nginx di EC2, konfigurasi reverse proxy, pemasangan SSL</w:t>
+              <w:t>Pembangunan VPC/Subnet/IGW/Route Table dari nol, instalasi Node.js &amp; Nginx, pemasangan SSL</w:t>
             </w:r>
           </w:p>
         </w:tc>
@@ -3469,7 +6838,7 @@
               <w:rPr>
                 <w:sz w:val="20"/>
               </w:rPr>
-              <w:t>8</w:t>
+              <w:t>10</w:t>
             </w:r>
           </w:p>
         </w:tc>
@@ -3690,22 +7059,27 @@
     <w:p/>
     <w:p>
       <w:pPr>
-        <w:pStyle w:val="ListBullet"/>
+        <w:pStyle w:val="Heading2"/>
       </w:pPr>
       <w:r>
-        <w:t>Lampiran B: Tabel perbandingan provider — lihat Bab 2</w:t>
+        <w:t>Lampiran B: Tabel Perbandingan Provider</w:t>
       </w:r>
     </w:p>
     <w:p>
-      <w:pPr>
-        <w:pStyle w:val="ListBullet"/>
-      </w:pPr>
       <w:r>
-        <w:t>Lampiran C: Bukti decommission — Berikut bukti decommission setelah tugas dinilai: (1) Screenshot EC2 instance dalam keadaan terminated dari AWS Console. (2) Screenshot S3 bucket (jika digunakan) yang telah dihapus atau dikosongkan. (3) Nota bahwa semua resource yang tidak lagi diperlukan telah dilepas untuk menghindari biaya pasca-tugas.</w:t>
+        <w:t>*(Lihat kembali Bab 2 untuk perbandingan lengkap antara AWS, GCP, dan Microsoft Azure terkait ketersediaan region Indonesia, Free Tier, dan kepatuhan regulasi PDP).*</w:t>
+      </w:r>
+    </w:p>
+    <w:p>
+      <w:pPr>
+        <w:pStyle w:val="Heading2"/>
+      </w:pPr>
+      <w:r>
+        <w:t>Lampiran C: Bukti Decommission</w:t>
       </w:r>
     </w:p>
     <w:sectPr>
-      <w:footerReference w:type="default" r:id="rId9"/>
+      <w:footerReference w:type="default" r:id="rId62"/>
       <w:pgSz w:w="11906" w:h="16838"/>
       <w:pgMar w:top="1417" w:right="1417" w:bottom="1417" w:left="1701" w:header="720" w:footer="720" w:gutter="0"/>
       <w:cols w:space="720"/>
